--- a/Meeting Minutes/MeetingMinutes-v1.docx
+++ b/Meeting Minutes/MeetingMinutes-v1.docx
@@ -14,7 +14,7 @@
         <mc:AlternateContent>
           <mc:Choice Requires="wpg">
             <w:drawing>
-              <wp:anchor distT="0" distB="0" distL="0" distR="0" simplePos="0" relativeHeight="2" behindDoc="1" locked="0" layoutInCell="1" allowOverlap="1" wp14:anchorId="1913A223" wp14:editId="4523D148">
+              <wp:anchor distT="0" distB="0" distL="0" distR="0" simplePos="0" relativeHeight="35952056" behindDoc="1" locked="0" layoutInCell="1" allowOverlap="1" wp14:anchorId="1913A223" wp14:editId="6D3E69B8">
                 <wp:simplePos x="0" y="0"/>
                 <wp:positionH relativeFrom="column">
                   <wp:posOffset>-685800</wp:posOffset>
@@ -327,7 +327,7 @@
           </mc:Choice>
           <mc:Fallback>
             <w:pict>
-              <v:group w14:anchorId="336BB92F" id="Group 19" o:spid="_x0000_s1026" style="position:absolute;margin-left:-54pt;margin-top:0;width:612pt;height:11in;z-index:-503316478;mso-wrap-distance-left:0;mso-wrap-distance-right:0;mso-position-vertical-relative:page" coordsize="77724,100584" o:gfxdata="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">
+              <v:group w14:anchorId="23BCCE39" id="Group 19" o:spid="_x0000_s1026" style="position:absolute;margin-left:-54pt;margin-top:0;width:612pt;height:11in;z-index:-467364424;mso-wrap-distance-left:0;mso-wrap-distance-right:0;mso-position-vertical-relative:page" coordsize="77724,100584" o:gfxdata="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">
                 <v:rect id="Rectangle 1" o:spid="_x0000_s1027" style="position:absolute;width:77724;height:100584;visibility:visible;mso-wrap-style:square;v-text-anchor:top" o:gfxdata="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" fillcolor="#f4ecdd [3206]" stroked="f" strokeweight="1.25pt"/>
                 <v:shape id="Graphic 16" o:spid="_x0000_s1028" style="position:absolute;width:23342;height:24670;visibility:visible;mso-wrap-style:square;v-text-anchor:top" coordsize="2335212,2467927" o:gfxdata="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" path="m,l2335212,r,2467927l,2467927,,xe" stroked="f" strokeweight="0">
                   <v:fill r:id="rId12" o:title="" recolor="t" type="frame"/>
@@ -500,6 +500,7 @@
               </w:rPr>
               <w:t>nd</w:t>
             </w:r>
+            <w:proofErr w:type="gramStart"/>
             <w:r>
               <w:rPr>
                 <w14:textOutline w14:w="9525" w14:cap="rnd" w14:cmpd="sng" w14:algn="ctr">
@@ -510,6 +511,7 @@
               </w:rPr>
               <w:t xml:space="preserve"> 2026</w:t>
             </w:r>
+            <w:proofErr w:type="gramEnd"/>
             <w:r>
               <w:t xml:space="preserve"> </w:t>
             </w:r>
@@ -665,7 +667,15 @@
     </w:p>
     <w:p>
       <w:r>
-        <w:t>Zaina Meraj, Yaseen Barlas, Viktor Vasilchin,, Sukhmanvir Atwal, Rizwan Hussen</w:t>
+        <w:t xml:space="preserve">Zaina Meraj, Yaseen Barlas, Viktor </w:t>
+      </w:r>
+      <w:proofErr w:type="gramStart"/>
+      <w:r>
+        <w:t>Vasilchin,,</w:t>
+      </w:r>
+      <w:proofErr w:type="gramEnd"/>
+      <w:r>
+        <w:t xml:space="preserve"> Sukhmanvir Atwal, Rizwan Hussen</w:t>
       </w:r>
     </w:p>
     <w:p>
@@ -986,13 +996,361 @@
         </w:numPr>
       </w:pPr>
       <w:r>
-        <w:t>Made a quick attempt on how we should setup project binder</w:t>
+        <w:t xml:space="preserve">Made a quick attempt on how we should </w:t>
+      </w:r>
+      <w:proofErr w:type="gramStart"/>
+      <w:r>
+        <w:t>setup</w:t>
+      </w:r>
+      <w:proofErr w:type="gramEnd"/>
+      <w:r>
+        <w:t xml:space="preserve"> project binder</w:t>
       </w:r>
     </w:p>
     <w:p>
       <w:pPr>
         <w:spacing w:before="100" w:after="100" w:line="240" w:lineRule="auto"/>
       </w:pPr>
+      <w:r>
+        <w:rPr>
+          <w:noProof/>
+        </w:rPr>
+        <mc:AlternateContent>
+          <mc:Choice Requires="wpg">
+            <w:drawing>
+              <wp:anchor distT="0" distB="0" distL="0" distR="0" simplePos="0" relativeHeight="107856164" behindDoc="1" locked="0" layoutInCell="1" allowOverlap="1" wp14:anchorId="1DF67B60" wp14:editId="2B0D252F">
+                <wp:simplePos x="0" y="0"/>
+                <wp:positionH relativeFrom="column">
+                  <wp:posOffset>-685800</wp:posOffset>
+                </wp:positionH>
+                <wp:positionV relativeFrom="page">
+                  <wp:posOffset>0</wp:posOffset>
+                </wp:positionV>
+                <wp:extent cx="7772400" cy="10058400"/>
+                <wp:effectExtent l="0" t="0" r="0" b="0"/>
+                <wp:wrapNone/>
+                <wp:docPr id="1186962551" name="Group 19"/>
+                <wp:cNvGraphicFramePr/>
+                <a:graphic xmlns:a="http://schemas.openxmlformats.org/drawingml/2006/main">
+                  <a:graphicData uri="http://schemas.microsoft.com/office/word/2010/wordprocessingGroup">
+                    <wpg:wgp>
+                      <wpg:cNvGrpSpPr/>
+                      <wpg:grpSpPr>
+                        <a:xfrm>
+                          <a:off x="0" y="0"/>
+                          <a:ext cx="7772400" cy="10058400"/>
+                          <a:chOff x="0" y="0"/>
+                          <a:chExt cx="7772400" cy="10058400"/>
+                        </a:xfrm>
+                      </wpg:grpSpPr>
+                      <wps:wsp>
+                        <wps:cNvPr id="1028385070" name="Rectangle 1"/>
+                        <wps:cNvSpPr/>
+                        <wps:spPr>
+                          <a:xfrm>
+                            <a:off x="0" y="0"/>
+                            <a:ext cx="7772400" cy="10058400"/>
+                          </a:xfrm>
+                          <a:prstGeom prst="rect">
+                            <a:avLst/>
+                          </a:prstGeom>
+                          <a:solidFill>
+                            <a:schemeClr val="accent3"/>
+                          </a:solidFill>
+                          <a:ln>
+                            <a:noFill/>
+                          </a:ln>
+                        </wps:spPr>
+                        <wps:style>
+                          <a:lnRef idx="2">
+                            <a:schemeClr val="accent1">
+                              <a:shade val="50000"/>
+                            </a:schemeClr>
+                          </a:lnRef>
+                          <a:fillRef idx="1">
+                            <a:schemeClr val="accent1"/>
+                          </a:fillRef>
+                          <a:effectRef idx="0">
+                            <a:schemeClr val="accent1"/>
+                          </a:effectRef>
+                          <a:fontRef idx="minor"/>
+                        </wps:style>
+                        <wps:bodyPr/>
+                      </wps:wsp>
+                      <wps:wsp>
+                        <wps:cNvPr id="234153783" name="Graphic 16"/>
+                        <wps:cNvSpPr/>
+                        <wps:spPr>
+                          <a:xfrm>
+                            <a:off x="0" y="0"/>
+                            <a:ext cx="2334240" cy="2467080"/>
+                          </a:xfrm>
+                          <a:custGeom>
+                            <a:avLst/>
+                            <a:gdLst>
+                              <a:gd name="textAreaLeft" fmla="*/ 0 w 1323360"/>
+                              <a:gd name="textAreaRight" fmla="*/ 1323720 w 1323360"/>
+                              <a:gd name="textAreaTop" fmla="*/ 0 h 1398600"/>
+                              <a:gd name="textAreaBottom" fmla="*/ 1398960 h 1398600"/>
+                              <a:gd name="GluePoint1X" fmla="*/ 0 w 2335212"/>
+                              <a:gd name="GluePoint1Y" fmla="*/ 0 h 2467927"/>
+                              <a:gd name="GluePoint2X" fmla="*/ 2335212 w 2335212"/>
+                              <a:gd name="GluePoint2Y" fmla="*/ 0 h 2467927"/>
+                              <a:gd name="GluePoint3X" fmla="*/ 2335212 w 2335212"/>
+                              <a:gd name="GluePoint3Y" fmla="*/ 2467927 h 2467927"/>
+                              <a:gd name="GluePoint4X" fmla="*/ 0 w 2335212"/>
+                              <a:gd name="GluePoint4Y" fmla="*/ 2467927 h 2467927"/>
+                            </a:gdLst>
+                            <a:ahLst/>
+                            <a:cxnLst>
+                              <a:cxn ang="0">
+                                <a:pos x="GluePoint1X" y="GluePoint1Y"/>
+                              </a:cxn>
+                              <a:cxn ang="0">
+                                <a:pos x="GluePoint2X" y="GluePoint2Y"/>
+                              </a:cxn>
+                              <a:cxn ang="0">
+                                <a:pos x="GluePoint3X" y="GluePoint3Y"/>
+                              </a:cxn>
+                              <a:cxn ang="0">
+                                <a:pos x="GluePoint4X" y="GluePoint4Y"/>
+                              </a:cxn>
+                            </a:cxnLst>
+                            <a:rect l="textAreaLeft" t="textAreaTop" r="textAreaRight" b="textAreaBottom"/>
+                            <a:pathLst>
+                              <a:path w="2335212" h="2467927">
+                                <a:moveTo>
+                                  <a:pt x="0" y="0"/>
+                                </a:moveTo>
+                                <a:lnTo>
+                                  <a:pt x="2335212" y="0"/>
+                                </a:lnTo>
+                                <a:lnTo>
+                                  <a:pt x="2335212" y="2467927"/>
+                                </a:lnTo>
+                                <a:lnTo>
+                                  <a:pt x="0" y="2467927"/>
+                                </a:lnTo>
+                                <a:close/>
+                              </a:path>
+                            </a:pathLst>
+                          </a:custGeom>
+                          <a:blipFill rotWithShape="0">
+                            <a:blip r:embed="rId9"/>
+                            <a:stretch>
+                              <a:fillRect l="845" t="6888"/>
+                            </a:stretch>
+                          </a:blipFill>
+                          <a:ln w="0">
+                            <a:noFill/>
+                          </a:ln>
+                        </wps:spPr>
+                        <wps:style>
+                          <a:lnRef idx="0">
+                            <a:scrgbClr r="0" g="0" b="0"/>
+                          </a:lnRef>
+                          <a:fillRef idx="0">
+                            <a:scrgbClr r="0" g="0" b="0"/>
+                          </a:fillRef>
+                          <a:effectRef idx="0">
+                            <a:scrgbClr r="0" g="0" b="0"/>
+                          </a:effectRef>
+                          <a:fontRef idx="minor"/>
+                        </wps:style>
+                        <wps:bodyPr/>
+                      </wps:wsp>
+                      <wps:wsp>
+                        <wps:cNvPr id="1607502619" name="Graphic 12"/>
+                        <wps:cNvSpPr/>
+                        <wps:spPr>
+                          <a:xfrm>
+                            <a:off x="5471640" y="0"/>
+                            <a:ext cx="2300760" cy="2467080"/>
+                          </a:xfrm>
+                          <a:custGeom>
+                            <a:avLst/>
+                            <a:gdLst>
+                              <a:gd name="textAreaLeft" fmla="*/ 0 w 1304280"/>
+                              <a:gd name="textAreaRight" fmla="*/ 1304640 w 1304280"/>
+                              <a:gd name="textAreaTop" fmla="*/ 0 h 1398600"/>
+                              <a:gd name="textAreaBottom" fmla="*/ 1398960 h 1398600"/>
+                              <a:gd name="GluePoint1X" fmla="*/ 0 w 2301557"/>
+                              <a:gd name="GluePoint1Y" fmla="*/ 0 h 2467927"/>
+                              <a:gd name="GluePoint2X" fmla="*/ 2301557 w 2301557"/>
+                              <a:gd name="GluePoint2Y" fmla="*/ 0 h 2467927"/>
+                              <a:gd name="GluePoint3X" fmla="*/ 2301557 w 2301557"/>
+                              <a:gd name="GluePoint3Y" fmla="*/ 2467927 h 2467927"/>
+                              <a:gd name="GluePoint4X" fmla="*/ 0 w 2301557"/>
+                              <a:gd name="GluePoint4Y" fmla="*/ 2467927 h 2467927"/>
+                            </a:gdLst>
+                            <a:ahLst/>
+                            <a:cxnLst>
+                              <a:cxn ang="0">
+                                <a:pos x="GluePoint1X" y="GluePoint1Y"/>
+                              </a:cxn>
+                              <a:cxn ang="0">
+                                <a:pos x="GluePoint2X" y="GluePoint2Y"/>
+                              </a:cxn>
+                              <a:cxn ang="0">
+                                <a:pos x="GluePoint3X" y="GluePoint3Y"/>
+                              </a:cxn>
+                              <a:cxn ang="0">
+                                <a:pos x="GluePoint4X" y="GluePoint4Y"/>
+                              </a:cxn>
+                            </a:cxnLst>
+                            <a:rect l="textAreaLeft" t="textAreaTop" r="textAreaRight" b="textAreaBottom"/>
+                            <a:pathLst>
+                              <a:path w="2301557" h="2467927">
+                                <a:moveTo>
+                                  <a:pt x="0" y="0"/>
+                                </a:moveTo>
+                                <a:lnTo>
+                                  <a:pt x="2301557" y="0"/>
+                                </a:lnTo>
+                                <a:lnTo>
+                                  <a:pt x="2301557" y="2467927"/>
+                                </a:lnTo>
+                                <a:lnTo>
+                                  <a:pt x="0" y="2467927"/>
+                                </a:lnTo>
+                                <a:close/>
+                              </a:path>
+                            </a:pathLst>
+                          </a:custGeom>
+                          <a:blipFill rotWithShape="0">
+                            <a:blip r:embed="rId10"/>
+                            <a:stretch>
+                              <a:fillRect t="43675" r="30031"/>
+                            </a:stretch>
+                          </a:blipFill>
+                          <a:ln w="0">
+                            <a:noFill/>
+                          </a:ln>
+                        </wps:spPr>
+                        <wps:style>
+                          <a:lnRef idx="0">
+                            <a:scrgbClr r="0" g="0" b="0"/>
+                          </a:lnRef>
+                          <a:fillRef idx="0">
+                            <a:scrgbClr r="0" g="0" b="0"/>
+                          </a:fillRef>
+                          <a:effectRef idx="0">
+                            <a:scrgbClr r="0" g="0" b="0"/>
+                          </a:effectRef>
+                          <a:fontRef idx="minor"/>
+                        </wps:style>
+                        <wps:bodyPr/>
+                      </wps:wsp>
+                      <wps:wsp>
+                        <wps:cNvPr id="71133567" name="Graphic 18"/>
+                        <wps:cNvSpPr/>
+                        <wps:spPr>
+                          <a:xfrm>
+                            <a:off x="5031000" y="7797960"/>
+                            <a:ext cx="2354760" cy="2260440"/>
+                          </a:xfrm>
+                          <a:custGeom>
+                            <a:avLst/>
+                            <a:gdLst>
+                              <a:gd name="textAreaLeft" fmla="*/ 0 w 1334880"/>
+                              <a:gd name="textAreaRight" fmla="*/ 1335240 w 1334880"/>
+                              <a:gd name="textAreaTop" fmla="*/ 0 h 1281600"/>
+                              <a:gd name="textAreaBottom" fmla="*/ 1281960 h 1281600"/>
+                              <a:gd name="GluePoint1X" fmla="*/ 0 w 2355215"/>
+                              <a:gd name="GluePoint1Y" fmla="*/ 0 h 2260918"/>
+                              <a:gd name="GluePoint2X" fmla="*/ 2355215 w 2355215"/>
+                              <a:gd name="GluePoint2Y" fmla="*/ 0 h 2260918"/>
+                              <a:gd name="GluePoint3X" fmla="*/ 2355215 w 2355215"/>
+                              <a:gd name="GluePoint3Y" fmla="*/ 2260918 h 2260918"/>
+                              <a:gd name="GluePoint4X" fmla="*/ 0 w 2355215"/>
+                              <a:gd name="GluePoint4Y" fmla="*/ 2260918 h 2260918"/>
+                            </a:gdLst>
+                            <a:ahLst/>
+                            <a:cxnLst>
+                              <a:cxn ang="0">
+                                <a:pos x="GluePoint1X" y="GluePoint1Y"/>
+                              </a:cxn>
+                              <a:cxn ang="0">
+                                <a:pos x="GluePoint2X" y="GluePoint2Y"/>
+                              </a:cxn>
+                              <a:cxn ang="0">
+                                <a:pos x="GluePoint3X" y="GluePoint3Y"/>
+                              </a:cxn>
+                              <a:cxn ang="0">
+                                <a:pos x="GluePoint4X" y="GluePoint4Y"/>
+                              </a:cxn>
+                            </a:cxnLst>
+                            <a:rect l="textAreaLeft" t="textAreaTop" r="textAreaRight" b="textAreaBottom"/>
+                            <a:pathLst>
+                              <a:path w="2355215" h="2260918">
+                                <a:moveTo>
+                                  <a:pt x="0" y="0"/>
+                                </a:moveTo>
+                                <a:lnTo>
+                                  <a:pt x="2355215" y="0"/>
+                                </a:lnTo>
+                                <a:lnTo>
+                                  <a:pt x="2355215" y="2260918"/>
+                                </a:lnTo>
+                                <a:lnTo>
+                                  <a:pt x="0" y="2260918"/>
+                                </a:lnTo>
+                                <a:close/>
+                              </a:path>
+                            </a:pathLst>
+                          </a:custGeom>
+                          <a:blipFill rotWithShape="0">
+                            <a:blip r:embed="rId11"/>
+                            <a:stretch>
+                              <a:fillRect b="16671"/>
+                            </a:stretch>
+                          </a:blipFill>
+                          <a:ln w="0">
+                            <a:noFill/>
+                          </a:ln>
+                        </wps:spPr>
+                        <wps:style>
+                          <a:lnRef idx="0">
+                            <a:scrgbClr r="0" g="0" b="0"/>
+                          </a:lnRef>
+                          <a:fillRef idx="0">
+                            <a:scrgbClr r="0" g="0" b="0"/>
+                          </a:fillRef>
+                          <a:effectRef idx="0">
+                            <a:scrgbClr r="0" g="0" b="0"/>
+                          </a:effectRef>
+                          <a:fontRef idx="minor"/>
+                        </wps:style>
+                        <wps:bodyPr/>
+                      </wps:wsp>
+                    </wpg:wgp>
+                  </a:graphicData>
+                </a:graphic>
+              </wp:anchor>
+            </w:drawing>
+          </mc:Choice>
+          <mc:Fallback>
+            <w:pict>
+              <v:group w14:anchorId="2D81AB48" id="Group 19" o:spid="_x0000_s1026" style="position:absolute;margin-left:-54pt;margin-top:0;width:612pt;height:11in;z-index:-395460316;mso-wrap-distance-left:0;mso-wrap-distance-right:0;mso-position-vertical-relative:page" coordsize="77724,100584" o:gfxdata="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">
+                <v:rect id="Rectangle 1" o:spid="_x0000_s1027" style="position:absolute;width:77724;height:100584;visibility:visible;mso-wrap-style:square;v-text-anchor:top" o:gfxdata="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" fillcolor="#f4ecdd [3206]" stroked="f" strokeweight="1.25pt"/>
+                <v:shape id="Graphic 16" o:spid="_x0000_s1028" style="position:absolute;width:23342;height:24670;visibility:visible;mso-wrap-style:square;v-text-anchor:top" coordsize="2335212,2467927" o:gfxdata="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" path="m,l2335212,r,2467927l,2467927,,xe" stroked="f" strokeweight="0">
+                  <v:fill r:id="rId12" o:title="" recolor="t" type="frame"/>
+                  <v:path arrowok="t" o:connecttype="custom" o:connectlocs="0,0;2334240,0;2334240,2467080;0,2467080" o:connectangles="0,0,0,0" textboxrect="0,0,2335847,2468562"/>
+                </v:shape>
+                <v:shape id="Graphic 12" o:spid="_x0000_s1029" style="position:absolute;left:54716;width:23008;height:24670;visibility:visible;mso-wrap-style:square;v-text-anchor:top" coordsize="2301557,2467927" o:gfxdata="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" path="m,l2301557,r,2467927l,2467927,,xe" stroked="f" strokeweight="0">
+                  <v:fill r:id="rId13" o:title="" recolor="t" type="frame"/>
+                  <v:path arrowok="t" o:connecttype="custom" o:connectlocs="0,0;2300760,0;2300760,2467080;0,2467080" o:connectangles="0,0,0,0" textboxrect="0,0,2302192,2468562"/>
+                </v:shape>
+                <v:shape id="Graphic 18" o:spid="_x0000_s1030" style="position:absolute;left:50310;top:77979;width:23547;height:22605;visibility:visible;mso-wrap-style:square;v-text-anchor:top" coordsize="2355215,2260918" o:gfxdata="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" path="m,l2355215,r,2260918l,2260918,,xe" stroked="f" strokeweight="0">
+                  <v:fill r:id="rId14" o:title="" recolor="t" type="frame"/>
+                  <v:path arrowok="t" o:connecttype="custom" o:connectlocs="0,0;2354760,0;2354760,2260440;0,2260440" o:connectangles="0,0,0,0" textboxrect="0,0,2355850,2261553"/>
+                </v:shape>
+                <w10:wrap anchory="page"/>
+              </v:group>
+            </w:pict>
+          </mc:Fallback>
+        </mc:AlternateContent>
+      </w:r>
       <w:r>
         <w:br w:type="page"/>
       </w:r>
@@ -1010,7 +1368,2602 @@
         <mc:AlternateContent>
           <mc:Choice Requires="wpg">
             <w:drawing>
-              <wp:anchor distT="0" distB="0" distL="0" distR="0" simplePos="0" relativeHeight="3" behindDoc="1" locked="0" layoutInCell="1" allowOverlap="1" wp14:anchorId="0450134D" wp14:editId="0A209904">
+              <wp:anchor distT="0" distB="0" distL="0" distR="0" simplePos="0" relativeHeight="143808218" behindDoc="1" locked="0" layoutInCell="1" allowOverlap="1" wp14:anchorId="4139B4F3" wp14:editId="325839F7">
+                <wp:simplePos x="0" y="0"/>
+                <wp:positionH relativeFrom="column">
+                  <wp:posOffset>-685800</wp:posOffset>
+                </wp:positionH>
+                <wp:positionV relativeFrom="page">
+                  <wp:posOffset>0</wp:posOffset>
+                </wp:positionV>
+                <wp:extent cx="7772400" cy="10058400"/>
+                <wp:effectExtent l="0" t="0" r="0" b="0"/>
+                <wp:wrapNone/>
+                <wp:docPr id="1910705255" name="Group 19"/>
+                <wp:cNvGraphicFramePr/>
+                <a:graphic xmlns:a="http://schemas.openxmlformats.org/drawingml/2006/main">
+                  <a:graphicData uri="http://schemas.microsoft.com/office/word/2010/wordprocessingGroup">
+                    <wpg:wgp>
+                      <wpg:cNvGrpSpPr/>
+                      <wpg:grpSpPr>
+                        <a:xfrm>
+                          <a:off x="0" y="0"/>
+                          <a:ext cx="7772400" cy="10058400"/>
+                          <a:chOff x="0" y="0"/>
+                          <a:chExt cx="7772400" cy="10058400"/>
+                        </a:xfrm>
+                      </wpg:grpSpPr>
+                      <wps:wsp>
+                        <wps:cNvPr id="1462248137" name="Rectangle 1916805010"/>
+                        <wps:cNvSpPr/>
+                        <wps:spPr>
+                          <a:xfrm>
+                            <a:off x="0" y="0"/>
+                            <a:ext cx="7772400" cy="10058400"/>
+                          </a:xfrm>
+                          <a:prstGeom prst="rect">
+                            <a:avLst/>
+                          </a:prstGeom>
+                          <a:solidFill>
+                            <a:schemeClr val="accent3"/>
+                          </a:solidFill>
+                          <a:ln>
+                            <a:noFill/>
+                          </a:ln>
+                        </wps:spPr>
+                        <wps:style>
+                          <a:lnRef idx="2">
+                            <a:schemeClr val="accent1">
+                              <a:shade val="50000"/>
+                            </a:schemeClr>
+                          </a:lnRef>
+                          <a:fillRef idx="1">
+                            <a:schemeClr val="accent1"/>
+                          </a:fillRef>
+                          <a:effectRef idx="0">
+                            <a:schemeClr val="accent1"/>
+                          </a:effectRef>
+                          <a:fontRef idx="minor"/>
+                        </wps:style>
+                        <wps:txbx>
+                          <w:txbxContent>
+                            <w:p/>
+                            <w:p>
+                              <w:pPr>
+                                <w:jc w:val="center"/>
+                              </w:pPr>
+                            </w:p>
+                            <w:p>
+                              <w:pPr>
+                                <w:jc w:val="center"/>
+                              </w:pPr>
+                            </w:p>
+                          </w:txbxContent>
+                        </wps:txbx>
+                        <wps:bodyPr anchor="ctr">
+                          <a:noAutofit/>
+                        </wps:bodyPr>
+                      </wps:wsp>
+                      <wps:wsp>
+                        <wps:cNvPr id="248602241" name="Graphic 16"/>
+                        <wps:cNvSpPr/>
+                        <wps:spPr>
+                          <a:xfrm>
+                            <a:off x="0" y="0"/>
+                            <a:ext cx="2334240" cy="2467080"/>
+                          </a:xfrm>
+                          <a:custGeom>
+                            <a:avLst/>
+                            <a:gdLst>
+                              <a:gd name="textAreaLeft" fmla="*/ 0 w 1323360"/>
+                              <a:gd name="textAreaRight" fmla="*/ 1323720 w 1323360"/>
+                              <a:gd name="textAreaTop" fmla="*/ 0 h 1398600"/>
+                              <a:gd name="textAreaBottom" fmla="*/ 1398960 h 1398600"/>
+                              <a:gd name="GluePoint1X" fmla="*/ 0 w 2335212"/>
+                              <a:gd name="GluePoint1Y" fmla="*/ 0 h 2467927"/>
+                              <a:gd name="GluePoint2X" fmla="*/ 2335212 w 2335212"/>
+                              <a:gd name="GluePoint2Y" fmla="*/ 0 h 2467927"/>
+                              <a:gd name="GluePoint3X" fmla="*/ 2335212 w 2335212"/>
+                              <a:gd name="GluePoint3Y" fmla="*/ 2467927 h 2467927"/>
+                              <a:gd name="GluePoint4X" fmla="*/ 0 w 2335212"/>
+                              <a:gd name="GluePoint4Y" fmla="*/ 2467927 h 2467927"/>
+                            </a:gdLst>
+                            <a:ahLst/>
+                            <a:cxnLst>
+                              <a:cxn ang="0">
+                                <a:pos x="GluePoint1X" y="GluePoint1Y"/>
+                              </a:cxn>
+                              <a:cxn ang="0">
+                                <a:pos x="GluePoint2X" y="GluePoint2Y"/>
+                              </a:cxn>
+                              <a:cxn ang="0">
+                                <a:pos x="GluePoint3X" y="GluePoint3Y"/>
+                              </a:cxn>
+                              <a:cxn ang="0">
+                                <a:pos x="GluePoint4X" y="GluePoint4Y"/>
+                              </a:cxn>
+                            </a:cxnLst>
+                            <a:rect l="textAreaLeft" t="textAreaTop" r="textAreaRight" b="textAreaBottom"/>
+                            <a:pathLst>
+                              <a:path w="2335212" h="2467927">
+                                <a:moveTo>
+                                  <a:pt x="0" y="0"/>
+                                </a:moveTo>
+                                <a:lnTo>
+                                  <a:pt x="2335212" y="0"/>
+                                </a:lnTo>
+                                <a:lnTo>
+                                  <a:pt x="2335212" y="2467927"/>
+                                </a:lnTo>
+                                <a:lnTo>
+                                  <a:pt x="0" y="2467927"/>
+                                </a:lnTo>
+                                <a:close/>
+                              </a:path>
+                            </a:pathLst>
+                          </a:custGeom>
+                          <a:blipFill rotWithShape="0">
+                            <a:blip r:embed="rId9"/>
+                            <a:stretch>
+                              <a:fillRect l="845" t="6888"/>
+                            </a:stretch>
+                          </a:blipFill>
+                          <a:ln w="0">
+                            <a:noFill/>
+                          </a:ln>
+                        </wps:spPr>
+                        <wps:style>
+                          <a:lnRef idx="0">
+                            <a:scrgbClr r="0" g="0" b="0"/>
+                          </a:lnRef>
+                          <a:fillRef idx="0">
+                            <a:scrgbClr r="0" g="0" b="0"/>
+                          </a:fillRef>
+                          <a:effectRef idx="0">
+                            <a:scrgbClr r="0" g="0" b="0"/>
+                          </a:effectRef>
+                          <a:fontRef idx="minor"/>
+                        </wps:style>
+                        <wps:bodyPr/>
+                      </wps:wsp>
+                      <wps:wsp>
+                        <wps:cNvPr id="1234243737" name="Graphic 12"/>
+                        <wps:cNvSpPr/>
+                        <wps:spPr>
+                          <a:xfrm>
+                            <a:off x="5471640" y="0"/>
+                            <a:ext cx="2300760" cy="2467080"/>
+                          </a:xfrm>
+                          <a:custGeom>
+                            <a:avLst/>
+                            <a:gdLst>
+                              <a:gd name="textAreaLeft" fmla="*/ 0 w 1304280"/>
+                              <a:gd name="textAreaRight" fmla="*/ 1304640 w 1304280"/>
+                              <a:gd name="textAreaTop" fmla="*/ 0 h 1398600"/>
+                              <a:gd name="textAreaBottom" fmla="*/ 1398960 h 1398600"/>
+                              <a:gd name="GluePoint1X" fmla="*/ 0 w 2301557"/>
+                              <a:gd name="GluePoint1Y" fmla="*/ 0 h 2467927"/>
+                              <a:gd name="GluePoint2X" fmla="*/ 2301557 w 2301557"/>
+                              <a:gd name="GluePoint2Y" fmla="*/ 0 h 2467927"/>
+                              <a:gd name="GluePoint3X" fmla="*/ 2301557 w 2301557"/>
+                              <a:gd name="GluePoint3Y" fmla="*/ 2467927 h 2467927"/>
+                              <a:gd name="GluePoint4X" fmla="*/ 0 w 2301557"/>
+                              <a:gd name="GluePoint4Y" fmla="*/ 2467927 h 2467927"/>
+                            </a:gdLst>
+                            <a:ahLst/>
+                            <a:cxnLst>
+                              <a:cxn ang="0">
+                                <a:pos x="GluePoint1X" y="GluePoint1Y"/>
+                              </a:cxn>
+                              <a:cxn ang="0">
+                                <a:pos x="GluePoint2X" y="GluePoint2Y"/>
+                              </a:cxn>
+                              <a:cxn ang="0">
+                                <a:pos x="GluePoint3X" y="GluePoint3Y"/>
+                              </a:cxn>
+                              <a:cxn ang="0">
+                                <a:pos x="GluePoint4X" y="GluePoint4Y"/>
+                              </a:cxn>
+                            </a:cxnLst>
+                            <a:rect l="textAreaLeft" t="textAreaTop" r="textAreaRight" b="textAreaBottom"/>
+                            <a:pathLst>
+                              <a:path w="2301557" h="2467927">
+                                <a:moveTo>
+                                  <a:pt x="0" y="0"/>
+                                </a:moveTo>
+                                <a:lnTo>
+                                  <a:pt x="2301557" y="0"/>
+                                </a:lnTo>
+                                <a:lnTo>
+                                  <a:pt x="2301557" y="2467927"/>
+                                </a:lnTo>
+                                <a:lnTo>
+                                  <a:pt x="0" y="2467927"/>
+                                </a:lnTo>
+                                <a:close/>
+                              </a:path>
+                            </a:pathLst>
+                          </a:custGeom>
+                          <a:blipFill rotWithShape="0">
+                            <a:blip r:embed="rId10"/>
+                            <a:stretch>
+                              <a:fillRect t="43675" r="30031"/>
+                            </a:stretch>
+                          </a:blipFill>
+                          <a:ln w="0">
+                            <a:noFill/>
+                          </a:ln>
+                        </wps:spPr>
+                        <wps:style>
+                          <a:lnRef idx="0">
+                            <a:scrgbClr r="0" g="0" b="0"/>
+                          </a:lnRef>
+                          <a:fillRef idx="0">
+                            <a:scrgbClr r="0" g="0" b="0"/>
+                          </a:fillRef>
+                          <a:effectRef idx="0">
+                            <a:scrgbClr r="0" g="0" b="0"/>
+                          </a:effectRef>
+                          <a:fontRef idx="minor"/>
+                        </wps:style>
+                        <wps:bodyPr/>
+                      </wps:wsp>
+                      <wps:wsp>
+                        <wps:cNvPr id="454653029" name="Graphic 18"/>
+                        <wps:cNvSpPr/>
+                        <wps:spPr>
+                          <a:xfrm>
+                            <a:off x="5031000" y="7797960"/>
+                            <a:ext cx="2354760" cy="2260440"/>
+                          </a:xfrm>
+                          <a:custGeom>
+                            <a:avLst/>
+                            <a:gdLst>
+                              <a:gd name="textAreaLeft" fmla="*/ 0 w 1334880"/>
+                              <a:gd name="textAreaRight" fmla="*/ 1335240 w 1334880"/>
+                              <a:gd name="textAreaTop" fmla="*/ 0 h 1281600"/>
+                              <a:gd name="textAreaBottom" fmla="*/ 1281960 h 1281600"/>
+                              <a:gd name="GluePoint1X" fmla="*/ 0 w 2355215"/>
+                              <a:gd name="GluePoint1Y" fmla="*/ 0 h 2260918"/>
+                              <a:gd name="GluePoint2X" fmla="*/ 2355215 w 2355215"/>
+                              <a:gd name="GluePoint2Y" fmla="*/ 0 h 2260918"/>
+                              <a:gd name="GluePoint3X" fmla="*/ 2355215 w 2355215"/>
+                              <a:gd name="GluePoint3Y" fmla="*/ 2260918 h 2260918"/>
+                              <a:gd name="GluePoint4X" fmla="*/ 0 w 2355215"/>
+                              <a:gd name="GluePoint4Y" fmla="*/ 2260918 h 2260918"/>
+                            </a:gdLst>
+                            <a:ahLst/>
+                            <a:cxnLst>
+                              <a:cxn ang="0">
+                                <a:pos x="GluePoint1X" y="GluePoint1Y"/>
+                              </a:cxn>
+                              <a:cxn ang="0">
+                                <a:pos x="GluePoint2X" y="GluePoint2Y"/>
+                              </a:cxn>
+                              <a:cxn ang="0">
+                                <a:pos x="GluePoint3X" y="GluePoint3Y"/>
+                              </a:cxn>
+                              <a:cxn ang="0">
+                                <a:pos x="GluePoint4X" y="GluePoint4Y"/>
+                              </a:cxn>
+                            </a:cxnLst>
+                            <a:rect l="textAreaLeft" t="textAreaTop" r="textAreaRight" b="textAreaBottom"/>
+                            <a:pathLst>
+                              <a:path w="2355215" h="2260918">
+                                <a:moveTo>
+                                  <a:pt x="0" y="0"/>
+                                </a:moveTo>
+                                <a:lnTo>
+                                  <a:pt x="2355215" y="0"/>
+                                </a:lnTo>
+                                <a:lnTo>
+                                  <a:pt x="2355215" y="2260918"/>
+                                </a:lnTo>
+                                <a:lnTo>
+                                  <a:pt x="0" y="2260918"/>
+                                </a:lnTo>
+                                <a:close/>
+                              </a:path>
+                            </a:pathLst>
+                          </a:custGeom>
+                          <a:blipFill rotWithShape="0">
+                            <a:blip r:embed="rId11"/>
+                            <a:stretch>
+                              <a:fillRect b="16671"/>
+                            </a:stretch>
+                          </a:blipFill>
+                          <a:ln w="0">
+                            <a:noFill/>
+                          </a:ln>
+                        </wps:spPr>
+                        <wps:style>
+                          <a:lnRef idx="0">
+                            <a:scrgbClr r="0" g="0" b="0"/>
+                          </a:lnRef>
+                          <a:fillRef idx="0">
+                            <a:scrgbClr r="0" g="0" b="0"/>
+                          </a:fillRef>
+                          <a:effectRef idx="0">
+                            <a:scrgbClr r="0" g="0" b="0"/>
+                          </a:effectRef>
+                          <a:fontRef idx="minor"/>
+                        </wps:style>
+                        <wps:bodyPr/>
+                      </wps:wsp>
+                    </wpg:wgp>
+                  </a:graphicData>
+                </a:graphic>
+              </wp:anchor>
+            </w:drawing>
+          </mc:Choice>
+          <mc:Fallback>
+            <w:pict>
+              <v:group w14:anchorId="4139B4F3" id="Group 19" o:spid="_x0000_s1026" style="position:absolute;margin-left:-54pt;margin-top:0;width:612pt;height:11in;z-index:-359508262;mso-wrap-distance-left:0;mso-wrap-distance-right:0;mso-position-vertical-relative:page" coordsize="77724,100584" o:gfxdata="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">
+                <v:rect id="_x0000_s1027" style="position:absolute;width:77724;height:100584;visibility:visible;mso-wrap-style:square;v-text-anchor:middle" o:gfxdata="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" fillcolor="#f4ecdd [3206]" stroked="f" strokeweight="1.25pt">
+                  <v:textbox>
+                    <w:txbxContent>
+                      <w:p/>
+                      <w:p>
+                        <w:pPr>
+                          <w:jc w:val="center"/>
+                        </w:pPr>
+                      </w:p>
+                      <w:p>
+                        <w:pPr>
+                          <w:jc w:val="center"/>
+                        </w:pPr>
+                      </w:p>
+                    </w:txbxContent>
+                  </v:textbox>
+                </v:rect>
+                <v:shape id="Graphic 16" o:spid="_x0000_s1028" style="position:absolute;width:23342;height:24670;visibility:visible;mso-wrap-style:square;v-text-anchor:top" coordsize="2335212,2467927" o:gfxdata="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" path="m,l2335212,r,2467927l,2467927,,xe" stroked="f" strokeweight="0">
+                  <v:fill r:id="rId12" o:title="" recolor="t" type="frame"/>
+                  <v:path arrowok="t" o:connecttype="custom" o:connectlocs="0,0;2334240,0;2334240,2467080;0,2467080" o:connectangles="0,0,0,0" textboxrect="0,0,2335847,2468562"/>
+                </v:shape>
+                <v:shape id="Graphic 12" o:spid="_x0000_s1029" style="position:absolute;left:54716;width:23008;height:24670;visibility:visible;mso-wrap-style:square;v-text-anchor:top" coordsize="2301557,2467927" o:gfxdata="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" path="m,l2301557,r,2467927l,2467927,,xe" stroked="f" strokeweight="0">
+                  <v:fill r:id="rId13" o:title="" recolor="t" type="frame"/>
+                  <v:path arrowok="t" o:connecttype="custom" o:connectlocs="0,0;2300760,0;2300760,2467080;0,2467080" o:connectangles="0,0,0,0" textboxrect="0,0,2302192,2468562"/>
+                </v:shape>
+                <v:shape id="Graphic 18" o:spid="_x0000_s1030" style="position:absolute;left:50310;top:77979;width:23547;height:22605;visibility:visible;mso-wrap-style:square;v-text-anchor:top" coordsize="2355215,2260918" o:gfxdata="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" path="m,l2355215,r,2260918l,2260918,,xe" stroked="f" strokeweight="0">
+                  <v:fill r:id="rId14" o:title="" recolor="t" type="frame"/>
+                  <v:path arrowok="t" o:connecttype="custom" o:connectlocs="0,0;2354760,0;2354760,2260440;0,2260440" o:connectangles="0,0,0,0" textboxrect="0,0,2355850,2261553"/>
+                </v:shape>
+                <w10:wrap anchory="page"/>
+              </v:group>
+            </w:pict>
+          </mc:Fallback>
+        </mc:AlternateContent>
+      </w:r>
+    </w:p>
+    <w:tbl>
+      <w:tblPr>
+        <w:tblW w:w="10141" w:type="dxa"/>
+        <w:tblLayout w:type="fixed"/>
+        <w:tblCellMar>
+          <w:left w:w="0" w:type="dxa"/>
+        </w:tblCellMar>
+        <w:tblLook w:val="0600" w:firstRow="0" w:lastRow="0" w:firstColumn="0" w:lastColumn="0" w:noHBand="1" w:noVBand="1"/>
+      </w:tblPr>
+      <w:tblGrid>
+        <w:gridCol w:w="5070"/>
+        <w:gridCol w:w="5071"/>
+      </w:tblGrid>
+      <w:tr>
+        <w:tc>
+          <w:tcPr>
+            <w:tcW w:w="10140" w:type="dxa"/>
+            <w:gridSpan w:val="2"/>
+          </w:tcPr>
+          <w:p>
+            <w:pPr>
+              <w:pStyle w:val="Title"/>
+              <w:rPr>
+                <w14:textOutline w14:w="9525" w14:cap="rnd" w14:cmpd="sng" w14:algn="ctr">
+                  <w14:noFill/>
+                  <w14:prstDash w14:val="solid"/>
+                  <w14:bevel/>
+                </w14:textOutline>
+              </w:rPr>
+            </w:pPr>
+            <w:sdt>
+              <w:sdtPr>
+                <w:id w:val="-1445076928"/>
+                <w:placeholder>
+                  <w:docPart w:val="D0C106E67D594BB08F91A0B3A8837AF3"/>
+                </w:placeholder>
+                <w:showingPlcHdr/>
+                <w15:appearance w15:val="hidden"/>
+              </w:sdtPr>
+              <w:sdtContent>
+                <w:r>
+                  <w:rPr>
+                    <w14:textOutline w14:w="9525" w14:cap="rnd" w14:cmpd="sng" w14:algn="ctr">
+                      <w14:noFill/>
+                      <w14:prstDash w14:val="solid"/>
+                      <w14:bevel/>
+                    </w14:textOutline>
+                  </w:rPr>
+                  <w:t>Minutes</w:t>
+                </w:r>
+              </w:sdtContent>
+            </w:sdt>
+          </w:p>
+        </w:tc>
+      </w:tr>
+      <w:tr>
+        <w:tc>
+          <w:tcPr>
+            <w:tcW w:w="10140" w:type="dxa"/>
+            <w:gridSpan w:val="2"/>
+          </w:tcPr>
+          <w:p>
+            <w:pPr>
+              <w:pStyle w:val="Subtitle"/>
+            </w:pPr>
+            <w:r>
+              <w:rPr>
+                <w14:textOutline w14:w="9525" w14:cap="rnd" w14:cmpd="sng" w14:algn="ctr">
+                  <w14:noFill/>
+                  <w14:prstDash w14:val="solid"/>
+                  <w14:bevel/>
+                </w14:textOutline>
+              </w:rPr>
+              <w:t>Team Meeting</w:t>
+            </w:r>
+            <w:r>
+              <w:t xml:space="preserve"> </w:t>
+            </w:r>
+          </w:p>
+        </w:tc>
+      </w:tr>
+      <w:tr>
+        <w:trPr>
+          <w:trHeight w:val="720"/>
+        </w:trPr>
+        <w:tc>
+          <w:tcPr>
+            <w:tcW w:w="5070" w:type="dxa"/>
+            <w:tcBorders>
+              <w:bottom w:val="single" w:sz="4" w:space="0" w:color="887A5F"/>
+            </w:tcBorders>
+            <w:vAlign w:val="center"/>
+          </w:tcPr>
+          <w:p>
+            <w:pPr>
+              <w:pStyle w:val="Heading1"/>
+            </w:pPr>
+            <w:sdt>
+              <w:sdtPr>
+                <w:id w:val="1740134226"/>
+                <w:placeholder>
+                  <w:docPart w:val="EB0967EB2B3946D3ABE63A7DDF0E9E04"/>
+                </w:placeholder>
+                <w:showingPlcHdr/>
+                <w15:appearance w15:val="hidden"/>
+              </w:sdtPr>
+              <w:sdtContent>
+                <w:r>
+                  <w:t>Date</w:t>
+                </w:r>
+              </w:sdtContent>
+            </w:sdt>
+            <w:r>
+              <w:t xml:space="preserve"> </w:t>
+            </w:r>
+          </w:p>
+        </w:tc>
+        <w:tc>
+          <w:tcPr>
+            <w:tcW w:w="5070" w:type="dxa"/>
+            <w:tcBorders>
+              <w:bottom w:val="single" w:sz="4" w:space="0" w:color="887A5F"/>
+            </w:tcBorders>
+            <w:vAlign w:val="center"/>
+          </w:tcPr>
+          <w:p>
+            <w:pPr>
+              <w:rPr>
+                <w:szCs w:val="20"/>
+              </w:rPr>
+            </w:pPr>
+            <w:r>
+              <w:rPr>
+                <w14:textOutline w14:w="9525" w14:cap="rnd" w14:cmpd="sng" w14:algn="ctr">
+                  <w14:noFill/>
+                  <w14:prstDash w14:val="solid"/>
+                  <w14:bevel/>
+                </w14:textOutline>
+              </w:rPr>
+              <w:t>February 5th</w:t>
+            </w:r>
+            <w:proofErr w:type="gramStart"/>
+            <w:r>
+              <w:rPr>
+                <w14:textOutline w14:w="9525" w14:cap="rnd" w14:cmpd="sng" w14:algn="ctr">
+                  <w14:noFill/>
+                  <w14:prstDash w14:val="solid"/>
+                  <w14:bevel/>
+                </w14:textOutline>
+              </w:rPr>
+              <w:t xml:space="preserve"> 2026</w:t>
+            </w:r>
+            <w:proofErr w:type="gramEnd"/>
+            <w:r>
+              <w:t xml:space="preserve"> </w:t>
+            </w:r>
+          </w:p>
+        </w:tc>
+      </w:tr>
+      <w:tr>
+        <w:trPr>
+          <w:trHeight w:val="720"/>
+        </w:trPr>
+        <w:tc>
+          <w:tcPr>
+            <w:tcW w:w="5070" w:type="dxa"/>
+            <w:tcBorders>
+              <w:top w:val="single" w:sz="4" w:space="0" w:color="887A5F"/>
+              <w:bottom w:val="single" w:sz="4" w:space="0" w:color="887A5F"/>
+            </w:tcBorders>
+            <w:vAlign w:val="center"/>
+          </w:tcPr>
+          <w:p>
+            <w:pPr>
+              <w:pStyle w:val="Heading1"/>
+            </w:pPr>
+            <w:sdt>
+              <w:sdtPr>
+                <w:id w:val="1295948314"/>
+                <w:placeholder>
+                  <w:docPart w:val="17025F6ACFD2450987C3B63FA8454ABE"/>
+                </w:placeholder>
+                <w:showingPlcHdr/>
+                <w15:appearance w15:val="hidden"/>
+              </w:sdtPr>
+              <w:sdtContent>
+                <w:r>
+                  <w:t>Time</w:t>
+                </w:r>
+              </w:sdtContent>
+            </w:sdt>
+            <w:r>
+              <w:t xml:space="preserve"> </w:t>
+            </w:r>
+          </w:p>
+        </w:tc>
+        <w:tc>
+          <w:tcPr>
+            <w:tcW w:w="5070" w:type="dxa"/>
+            <w:tcBorders>
+              <w:top w:val="single" w:sz="4" w:space="0" w:color="887A5F"/>
+              <w:bottom w:val="single" w:sz="4" w:space="0" w:color="887A5F"/>
+            </w:tcBorders>
+            <w:vAlign w:val="center"/>
+          </w:tcPr>
+          <w:p>
+            <w:pPr>
+              <w:rPr>
+                <w:szCs w:val="20"/>
+              </w:rPr>
+            </w:pPr>
+            <w:r>
+              <w:rPr>
+                <w14:textOutline w14:w="9525" w14:cap="rnd" w14:cmpd="sng" w14:algn="ctr">
+                  <w14:noFill/>
+                  <w14:prstDash w14:val="solid"/>
+                  <w14:bevel/>
+                </w14:textOutline>
+              </w:rPr>
+              <w:t>5:00pm</w:t>
+            </w:r>
+            <w:r>
+              <w:t xml:space="preserve"> </w:t>
+            </w:r>
+          </w:p>
+        </w:tc>
+      </w:tr>
+      <w:tr>
+        <w:trPr>
+          <w:trHeight w:val="720"/>
+        </w:trPr>
+        <w:tc>
+          <w:tcPr>
+            <w:tcW w:w="5070" w:type="dxa"/>
+            <w:tcBorders>
+              <w:top w:val="single" w:sz="4" w:space="0" w:color="887A5F"/>
+              <w:bottom w:val="single" w:sz="4" w:space="0" w:color="887A5F"/>
+            </w:tcBorders>
+            <w:vAlign w:val="center"/>
+          </w:tcPr>
+          <w:p>
+            <w:pPr>
+              <w:pStyle w:val="Heading1"/>
+            </w:pPr>
+            <w:sdt>
+              <w:sdtPr>
+                <w:id w:val="1150714935"/>
+                <w:placeholder>
+                  <w:docPart w:val="A346A8EF656E46D1B9008A0CBF07A47A"/>
+                </w:placeholder>
+                <w:showingPlcHdr/>
+                <w15:appearance w15:val="hidden"/>
+              </w:sdtPr>
+              <w:sdtContent>
+                <w:r>
+                  <w:t>Meeting called to order by</w:t>
+                </w:r>
+              </w:sdtContent>
+            </w:sdt>
+            <w:r>
+              <w:t xml:space="preserve"> </w:t>
+            </w:r>
+          </w:p>
+        </w:tc>
+        <w:tc>
+          <w:tcPr>
+            <w:tcW w:w="5070" w:type="dxa"/>
+            <w:tcBorders>
+              <w:top w:val="single" w:sz="4" w:space="0" w:color="887A5F"/>
+              <w:bottom w:val="single" w:sz="4" w:space="0" w:color="887A5F"/>
+            </w:tcBorders>
+            <w:vAlign w:val="center"/>
+          </w:tcPr>
+          <w:p>
+            <w:pPr>
+              <w:rPr>
+                <w:szCs w:val="20"/>
+              </w:rPr>
+            </w:pPr>
+            <w:r>
+              <w:t>Zaina Meraj</w:t>
+            </w:r>
+          </w:p>
+        </w:tc>
+      </w:tr>
+    </w:tbl>
+    <w:p/>
+    <w:p>
+      <w:pPr>
+        <w:pStyle w:val="Heading2"/>
+      </w:pPr>
+      <w:sdt>
+        <w:sdtPr>
+          <w:id w:val="-2047435761"/>
+          <w:placeholder>
+            <w:docPart w:val="1841CC6542E244A2B69873C698054DCD"/>
+          </w:placeholder>
+          <w:showingPlcHdr/>
+          <w15:appearance w15:val="hidden"/>
+        </w:sdtPr>
+        <w:sdtContent>
+          <w:r>
+            <w:t>In attendance</w:t>
+          </w:r>
+        </w:sdtContent>
+      </w:sdt>
+    </w:p>
+    <w:p>
+      <w:r>
+        <w:t xml:space="preserve">Zaina Meraj, Yaseen Barlas, Viktor </w:t>
+      </w:r>
+      <w:proofErr w:type="gramStart"/>
+      <w:r>
+        <w:t>Vasilchin,,</w:t>
+      </w:r>
+      <w:proofErr w:type="gramEnd"/>
+      <w:r>
+        <w:t xml:space="preserve"> Sukhmanvir Atwal, Rizwan Hussen</w:t>
+      </w:r>
+    </w:p>
+    <w:p/>
+    <w:p>
+      <w:pPr>
+        <w:pStyle w:val="Heading2"/>
+      </w:pPr>
+      <w:r>
+        <w:t>Duration</w:t>
+      </w:r>
+    </w:p>
+    <w:p>
+      <w:r>
+        <w:t>40 Minutes</w:t>
+      </w:r>
+    </w:p>
+    <w:p/>
+    <w:p/>
+    <w:p>
+      <w:pPr>
+        <w:pStyle w:val="Heading2"/>
+      </w:pPr>
+      <w:r>
+        <w:t>Discussed</w:t>
+      </w:r>
+    </w:p>
+    <w:p>
+      <w:pPr>
+        <w:numPr>
+          <w:ilvl w:val="0"/>
+          <w:numId w:val="11"/>
+        </w:numPr>
+      </w:pPr>
+      <w:r>
+        <w:t>Assigned and discussed tasks and deadlines for our roles</w:t>
+      </w:r>
+    </w:p>
+    <w:p>
+      <w:pPr>
+        <w:numPr>
+          <w:ilvl w:val="0"/>
+          <w:numId w:val="11"/>
+        </w:numPr>
+      </w:pPr>
+      <w:r>
+        <w:t xml:space="preserve">Discussed </w:t>
+      </w:r>
+      <w:proofErr w:type="gramStart"/>
+      <w:r>
+        <w:t>analysts</w:t>
+      </w:r>
+      <w:proofErr w:type="gramEnd"/>
+      <w:r>
+        <w:t xml:space="preserve"> part and plan for design</w:t>
+      </w:r>
+    </w:p>
+    <w:p>
+      <w:pPr>
+        <w:numPr>
+          <w:ilvl w:val="0"/>
+          <w:numId w:val="11"/>
+        </w:numPr>
+      </w:pPr>
+      <w:r>
+        <w:t>Discussed project binder content</w:t>
+      </w:r>
+    </w:p>
+    <w:p>
+      <w:pPr>
+        <w:numPr>
+          <w:ilvl w:val="0"/>
+          <w:numId w:val="11"/>
+        </w:numPr>
+      </w:pPr>
+      <w:r>
+        <w:t>Got status update from analysts</w:t>
+      </w:r>
+    </w:p>
+    <w:p>
+      <w:pPr>
+        <w:numPr>
+          <w:ilvl w:val="0"/>
+          <w:numId w:val="11"/>
+        </w:numPr>
+      </w:pPr>
+      <w:r>
+        <w:t xml:space="preserve">Meeting minutes posted to </w:t>
+      </w:r>
+      <w:proofErr w:type="spellStart"/>
+      <w:r>
+        <w:t>github</w:t>
+      </w:r>
+      <w:proofErr w:type="spellEnd"/>
+    </w:p>
+    <w:p/>
+    <w:p/>
+    <w:p/>
+    <w:p/>
+    <w:p/>
+    <w:p/>
+    <w:p/>
+    <w:p/>
+    <w:p/>
+    <w:p/>
+    <w:p/>
+    <w:p/>
+    <w:p/>
+    <w:p/>
+    <w:p/>
+    <w:p/>
+    <w:p/>
+    <w:p/>
+    <w:p/>
+    <w:p>
+      <w:r>
+        <w:rPr>
+          <w:noProof/>
+        </w:rPr>
+        <w:lastRenderedPageBreak/>
+        <mc:AlternateContent>
+          <mc:Choice Requires="wps">
+            <w:drawing>
+              <wp:anchor distT="0" distB="0" distL="114300" distR="114300" simplePos="0" relativeHeight="2" behindDoc="1" locked="0" layoutInCell="1" allowOverlap="1" wp14:anchorId="771701FA" wp14:editId="3EE9CC1A">
+                <wp:simplePos x="0" y="0"/>
+                <wp:positionH relativeFrom="page">
+                  <wp:align>right</wp:align>
+                </wp:positionH>
+                <wp:positionV relativeFrom="paragraph">
+                  <wp:posOffset>6523</wp:posOffset>
+                </wp:positionV>
+                <wp:extent cx="7772400" cy="10058400"/>
+                <wp:effectExtent l="0" t="0" r="0" b="0"/>
+                <wp:wrapNone/>
+                <wp:docPr id="1067678132" name="Rectangle 1916805010"/>
+                <wp:cNvGraphicFramePr/>
+                <a:graphic xmlns:a="http://schemas.openxmlformats.org/drawingml/2006/main">
+                  <a:graphicData uri="http://schemas.microsoft.com/office/word/2010/wordprocessingShape">
+                    <wps:wsp>
+                      <wps:cNvSpPr/>
+                      <wps:spPr>
+                        <a:xfrm>
+                          <a:off x="0" y="0"/>
+                          <a:ext cx="7772400" cy="10058400"/>
+                        </a:xfrm>
+                        <a:prstGeom prst="rect">
+                          <a:avLst/>
+                        </a:prstGeom>
+                        <a:solidFill>
+                          <a:schemeClr val="accent3"/>
+                        </a:solidFill>
+                        <a:ln>
+                          <a:noFill/>
+                        </a:ln>
+                      </wps:spPr>
+                      <wps:style>
+                        <a:lnRef idx="2">
+                          <a:schemeClr val="accent1">
+                            <a:shade val="50000"/>
+                          </a:schemeClr>
+                        </a:lnRef>
+                        <a:fillRef idx="1">
+                          <a:schemeClr val="accent1"/>
+                        </a:fillRef>
+                        <a:effectRef idx="0">
+                          <a:schemeClr val="accent1"/>
+                        </a:effectRef>
+                        <a:fontRef idx="minor"/>
+                      </wps:style>
+                      <wps:txbx>
+                        <w:txbxContent>
+                          <w:p/>
+                          <w:p>
+                            <w:pPr>
+                              <w:jc w:val="center"/>
+                            </w:pPr>
+                          </w:p>
+                          <w:p>
+                            <w:pPr>
+                              <w:jc w:val="center"/>
+                            </w:pPr>
+                          </w:p>
+                        </w:txbxContent>
+                      </wps:txbx>
+                      <wps:bodyPr anchor="ctr">
+                        <a:noAutofit/>
+                      </wps:bodyPr>
+                    </wps:wsp>
+                  </a:graphicData>
+                </a:graphic>
+                <wp14:sizeRelH relativeFrom="margin">
+                  <wp14:pctWidth>0</wp14:pctWidth>
+                </wp14:sizeRelH>
+                <wp14:sizeRelV relativeFrom="margin">
+                  <wp14:pctHeight>0</wp14:pctHeight>
+                </wp14:sizeRelV>
+              </wp:anchor>
+            </w:drawing>
+          </mc:Choice>
+          <mc:Fallback>
+            <w:pict>
+              <v:rect w14:anchorId="771701FA" id="Rectangle 1916805010" o:spid="_x0000_s1031" style="position:absolute;margin-left:560.8pt;margin-top:.5pt;width:612pt;height:11in;z-index:-503316478;visibility:visible;mso-wrap-style:square;mso-width-percent:0;mso-height-percent:0;mso-wrap-distance-left:9pt;mso-wrap-distance-top:0;mso-wrap-distance-right:9pt;mso-wrap-distance-bottom:0;mso-position-horizontal:right;mso-position-horizontal-relative:page;mso-position-vertical:absolute;mso-position-vertical-relative:text;mso-width-percent:0;mso-height-percent:0;mso-width-relative:margin;mso-height-relative:margin;v-text-anchor:middle" o:gfxdata="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" fillcolor="#f4ecdd [3206]" stroked="f" strokeweight="1.25pt">
+                <v:textbox>
+                  <w:txbxContent>
+                    <w:p/>
+                    <w:p>
+                      <w:pPr>
+                        <w:jc w:val="center"/>
+                      </w:pPr>
+                    </w:p>
+                    <w:p>
+                      <w:pPr>
+                        <w:jc w:val="center"/>
+                      </w:pPr>
+                    </w:p>
+                  </w:txbxContent>
+                </v:textbox>
+                <w10:wrap anchorx="page"/>
+              </v:rect>
+            </w:pict>
+          </mc:Fallback>
+        </mc:AlternateContent>
+      </w:r>
+    </w:p>
+    <w:tbl>
+      <w:tblPr>
+        <w:tblW w:w="10141" w:type="dxa"/>
+        <w:tblLayout w:type="fixed"/>
+        <w:tblCellMar>
+          <w:left w:w="0" w:type="dxa"/>
+        </w:tblCellMar>
+        <w:tblLook w:val="0600" w:firstRow="0" w:lastRow="0" w:firstColumn="0" w:lastColumn="0" w:noHBand="1" w:noVBand="1"/>
+      </w:tblPr>
+      <w:tblGrid>
+        <w:gridCol w:w="5070"/>
+        <w:gridCol w:w="5071"/>
+      </w:tblGrid>
+      <w:tr>
+        <w:tc>
+          <w:tcPr>
+            <w:tcW w:w="10140" w:type="dxa"/>
+            <w:gridSpan w:val="2"/>
+          </w:tcPr>
+          <w:p>
+            <w:pPr>
+              <w:pStyle w:val="Title"/>
+              <w:rPr>
+                <w14:textOutline w14:w="9525" w14:cap="rnd" w14:cmpd="sng" w14:algn="ctr">
+                  <w14:noFill/>
+                  <w14:prstDash w14:val="solid"/>
+                  <w14:bevel/>
+                </w14:textOutline>
+              </w:rPr>
+            </w:pPr>
+            <w:sdt>
+              <w:sdtPr>
+                <w:id w:val="-879629841"/>
+                <w:placeholder>
+                  <w:docPart w:val="A04808C1A4B1444FB3D45DB64FC8B5E5"/>
+                </w:placeholder>
+                <w:showingPlcHdr/>
+                <w15:appearance w15:val="hidden"/>
+              </w:sdtPr>
+              <w:sdtContent>
+                <w:r>
+                  <w:rPr>
+                    <w14:textOutline w14:w="9525" w14:cap="rnd" w14:cmpd="sng" w14:algn="ctr">
+                      <w14:noFill/>
+                      <w14:prstDash w14:val="solid"/>
+                      <w14:bevel/>
+                    </w14:textOutline>
+                  </w:rPr>
+                  <w:t>Minutes</w:t>
+                </w:r>
+              </w:sdtContent>
+            </w:sdt>
+          </w:p>
+        </w:tc>
+      </w:tr>
+      <w:tr>
+        <w:tc>
+          <w:tcPr>
+            <w:tcW w:w="10140" w:type="dxa"/>
+            <w:gridSpan w:val="2"/>
+          </w:tcPr>
+          <w:p>
+            <w:pPr>
+              <w:pStyle w:val="Subtitle"/>
+            </w:pPr>
+            <w:r>
+              <w:rPr>
+                <w14:textOutline w14:w="9525" w14:cap="rnd" w14:cmpd="sng" w14:algn="ctr">
+                  <w14:noFill/>
+                  <w14:prstDash w14:val="solid"/>
+                  <w14:bevel/>
+                </w14:textOutline>
+              </w:rPr>
+              <w:t>Team Meeting</w:t>
+            </w:r>
+            <w:r>
+              <w:t xml:space="preserve"> </w:t>
+            </w:r>
+          </w:p>
+        </w:tc>
+      </w:tr>
+      <w:tr>
+        <w:trPr>
+          <w:trHeight w:val="720"/>
+        </w:trPr>
+        <w:tc>
+          <w:tcPr>
+            <w:tcW w:w="5070" w:type="dxa"/>
+            <w:tcBorders>
+              <w:bottom w:val="single" w:sz="4" w:space="0" w:color="887A5F"/>
+            </w:tcBorders>
+            <w:vAlign w:val="center"/>
+          </w:tcPr>
+          <w:p>
+            <w:pPr>
+              <w:pStyle w:val="Heading1"/>
+            </w:pPr>
+            <w:sdt>
+              <w:sdtPr>
+                <w:id w:val="-806006905"/>
+                <w:placeholder>
+                  <w:docPart w:val="1707CA1724C747919623CC36F8C93FF2"/>
+                </w:placeholder>
+                <w:showingPlcHdr/>
+                <w15:appearance w15:val="hidden"/>
+              </w:sdtPr>
+              <w:sdtContent>
+                <w:r>
+                  <w:t>Date</w:t>
+                </w:r>
+              </w:sdtContent>
+            </w:sdt>
+            <w:r>
+              <w:t xml:space="preserve"> </w:t>
+            </w:r>
+          </w:p>
+        </w:tc>
+        <w:tc>
+          <w:tcPr>
+            <w:tcW w:w="5070" w:type="dxa"/>
+            <w:tcBorders>
+              <w:bottom w:val="single" w:sz="4" w:space="0" w:color="887A5F"/>
+            </w:tcBorders>
+            <w:vAlign w:val="center"/>
+          </w:tcPr>
+          <w:p>
+            <w:pPr>
+              <w:rPr>
+                <w:szCs w:val="20"/>
+              </w:rPr>
+            </w:pPr>
+            <w:r>
+              <w:rPr>
+                <w:szCs w:val="20"/>
+              </w:rPr>
+              <w:t>February 11</w:t>
+            </w:r>
+            <w:r>
+              <w:rPr>
+                <w:szCs w:val="20"/>
+                <w:vertAlign w:val="superscript"/>
+              </w:rPr>
+              <w:t>th</w:t>
+            </w:r>
+            <w:r>
+              <w:rPr>
+                <w:szCs w:val="20"/>
+              </w:rPr>
+              <w:t xml:space="preserve"> 2026</w:t>
+            </w:r>
+          </w:p>
+        </w:tc>
+      </w:tr>
+      <w:tr>
+        <w:trPr>
+          <w:trHeight w:val="720"/>
+        </w:trPr>
+        <w:tc>
+          <w:tcPr>
+            <w:tcW w:w="5070" w:type="dxa"/>
+            <w:tcBorders>
+              <w:top w:val="single" w:sz="4" w:space="0" w:color="887A5F"/>
+              <w:bottom w:val="single" w:sz="4" w:space="0" w:color="887A5F"/>
+            </w:tcBorders>
+            <w:vAlign w:val="center"/>
+          </w:tcPr>
+          <w:p>
+            <w:pPr>
+              <w:pStyle w:val="Heading1"/>
+            </w:pPr>
+            <w:sdt>
+              <w:sdtPr>
+                <w:id w:val="1257637035"/>
+                <w:placeholder>
+                  <w:docPart w:val="6FA1DC79D99C4F1F940AB2A6B548E4C0"/>
+                </w:placeholder>
+                <w:showingPlcHdr/>
+                <w15:appearance w15:val="hidden"/>
+              </w:sdtPr>
+              <w:sdtContent>
+                <w:r>
+                  <w:t>Time</w:t>
+                </w:r>
+              </w:sdtContent>
+            </w:sdt>
+            <w:r>
+              <w:t xml:space="preserve"> </w:t>
+            </w:r>
+          </w:p>
+        </w:tc>
+        <w:tc>
+          <w:tcPr>
+            <w:tcW w:w="5070" w:type="dxa"/>
+            <w:tcBorders>
+              <w:top w:val="single" w:sz="4" w:space="0" w:color="887A5F"/>
+              <w:bottom w:val="single" w:sz="4" w:space="0" w:color="887A5F"/>
+            </w:tcBorders>
+            <w:vAlign w:val="center"/>
+          </w:tcPr>
+          <w:p>
+            <w:pPr>
+              <w:rPr>
+                <w:szCs w:val="20"/>
+              </w:rPr>
+            </w:pPr>
+            <w:r>
+              <w:rPr>
+                <w14:textOutline w14:w="9525" w14:cap="rnd" w14:cmpd="sng" w14:algn="ctr">
+                  <w14:noFill/>
+                  <w14:prstDash w14:val="solid"/>
+                  <w14:bevel/>
+                </w14:textOutline>
+              </w:rPr>
+              <w:t>1:10pm</w:t>
+            </w:r>
+            <w:r>
+              <w:t xml:space="preserve"> </w:t>
+            </w:r>
+          </w:p>
+        </w:tc>
+      </w:tr>
+      <w:tr>
+        <w:trPr>
+          <w:trHeight w:val="720"/>
+        </w:trPr>
+        <w:tc>
+          <w:tcPr>
+            <w:tcW w:w="5070" w:type="dxa"/>
+            <w:tcBorders>
+              <w:top w:val="single" w:sz="4" w:space="0" w:color="887A5F"/>
+              <w:bottom w:val="single" w:sz="4" w:space="0" w:color="887A5F"/>
+            </w:tcBorders>
+            <w:vAlign w:val="center"/>
+          </w:tcPr>
+          <w:p>
+            <w:pPr>
+              <w:pStyle w:val="Heading1"/>
+            </w:pPr>
+            <w:sdt>
+              <w:sdtPr>
+                <w:id w:val="1294415633"/>
+                <w:placeholder>
+                  <w:docPart w:val="C39EEBF2E6E947FFB266C308AE3FBB5B"/>
+                </w:placeholder>
+                <w:showingPlcHdr/>
+                <w15:appearance w15:val="hidden"/>
+              </w:sdtPr>
+              <w:sdtContent>
+                <w:r>
+                  <w:t>Meeting called to order by</w:t>
+                </w:r>
+              </w:sdtContent>
+            </w:sdt>
+            <w:r>
+              <w:t xml:space="preserve"> </w:t>
+            </w:r>
+          </w:p>
+        </w:tc>
+        <w:tc>
+          <w:tcPr>
+            <w:tcW w:w="5070" w:type="dxa"/>
+            <w:tcBorders>
+              <w:top w:val="single" w:sz="4" w:space="0" w:color="887A5F"/>
+              <w:bottom w:val="single" w:sz="4" w:space="0" w:color="887A5F"/>
+            </w:tcBorders>
+            <w:vAlign w:val="center"/>
+          </w:tcPr>
+          <w:p>
+            <w:pPr>
+              <w:rPr>
+                <w:szCs w:val="20"/>
+              </w:rPr>
+            </w:pPr>
+            <w:r>
+              <w:t xml:space="preserve"> Zaina Meraj</w:t>
+            </w:r>
+          </w:p>
+        </w:tc>
+      </w:tr>
+    </w:tbl>
+    <w:p>
+      <w:pPr>
+        <w:pStyle w:val="Heading2"/>
+      </w:pPr>
+      <w:sdt>
+        <w:sdtPr>
+          <w:id w:val="-586073812"/>
+          <w:placeholder>
+            <w:docPart w:val="BDD6A8885F944792B481CD106FC44DE8"/>
+          </w:placeholder>
+          <w:showingPlcHdr/>
+          <w15:appearance w15:val="hidden"/>
+        </w:sdtPr>
+        <w:sdtContent>
+          <w:r>
+            <w:t>In attendance</w:t>
+          </w:r>
+        </w:sdtContent>
+      </w:sdt>
+    </w:p>
+    <w:p>
+      <w:r>
+        <w:t xml:space="preserve">Zaina Meraj, Yaseen Barlas, Viktor </w:t>
+      </w:r>
+      <w:proofErr w:type="gramStart"/>
+      <w:r>
+        <w:t>Vasilchin,,</w:t>
+      </w:r>
+      <w:proofErr w:type="gramEnd"/>
+      <w:r>
+        <w:t xml:space="preserve"> Sukhmanvir Atwal, Rizwan Hussen</w:t>
+      </w:r>
+      <w:r>
+        <w:t>,</w:t>
+      </w:r>
+      <w:r>
+        <w:t xml:space="preserve"> </w:t>
+      </w:r>
+      <w:r>
+        <w:t>Jagdish Vaghela</w:t>
+      </w:r>
+      <w:r>
+        <w:t>, Leo Haghighi</w:t>
+      </w:r>
+    </w:p>
+    <w:p>
+      <w:pPr>
+        <w:pStyle w:val="Heading2"/>
+      </w:pPr>
+      <w:r>
+        <w:t>Duration</w:t>
+      </w:r>
+    </w:p>
+    <w:p>
+      <w:r>
+        <w:t>30</w:t>
+      </w:r>
+      <w:r>
+        <w:t xml:space="preserve"> Minutes</w:t>
+      </w:r>
+    </w:p>
+    <w:p/>
+    <w:p>
+      <w:pPr>
+        <w:pStyle w:val="Heading2"/>
+      </w:pPr>
+      <w:r>
+        <w:t>Discussed</w:t>
+      </w:r>
+    </w:p>
+    <w:p>
+      <w:pPr>
+        <w:numPr>
+          <w:ilvl w:val="0"/>
+          <w:numId w:val="11"/>
+        </w:numPr>
+      </w:pPr>
+      <w:r>
+        <w:t xml:space="preserve">Discord call </w:t>
+      </w:r>
+    </w:p>
+    <w:p>
+      <w:pPr>
+        <w:numPr>
+          <w:ilvl w:val="0"/>
+          <w:numId w:val="11"/>
+        </w:numPr>
+      </w:pPr>
+      <w:r>
+        <w:t xml:space="preserve">What the System Analysts were doing </w:t>
+      </w:r>
+    </w:p>
+    <w:p>
+      <w:pPr>
+        <w:numPr>
+          <w:ilvl w:val="0"/>
+          <w:numId w:val="11"/>
+        </w:numPr>
+      </w:pPr>
+      <w:r>
+        <w:t>Email sent to Popov to request feedback on use case diagram</w:t>
+      </w:r>
+    </w:p>
+    <w:p>
+      <w:pPr>
+        <w:numPr>
+          <w:ilvl w:val="0"/>
+          <w:numId w:val="11"/>
+        </w:numPr>
+      </w:pPr>
+      <w:r>
+        <w:t>Quick Plan on what was to happen post feedback</w:t>
+      </w:r>
+    </w:p>
+    <w:p>
+      <w:pPr>
+        <w:numPr>
+          <w:ilvl w:val="0"/>
+          <w:numId w:val="11"/>
+        </w:numPr>
+      </w:pPr>
+      <w:r>
+        <w:t>Plan that designers start post week 4’s lecture so they can complete everything</w:t>
+      </w:r>
+    </w:p>
+    <w:p>
+      <w:pPr>
+        <w:pStyle w:val="BackgroundPlaceholder"/>
+        <w:spacing w:after="120"/>
+      </w:pPr>
+    </w:p>
+    <w:p>
+      <w:pPr>
+        <w:pStyle w:val="BackgroundPlaceholder"/>
+        <w:spacing w:after="120"/>
+      </w:pPr>
+    </w:p>
+    <w:p>
+      <w:pPr>
+        <w:pStyle w:val="BackgroundPlaceholder"/>
+        <w:spacing w:after="120"/>
+      </w:pPr>
+    </w:p>
+    <w:p>
+      <w:pPr>
+        <w:pStyle w:val="BackgroundPlaceholder"/>
+        <w:spacing w:after="120"/>
+      </w:pPr>
+    </w:p>
+    <w:p>
+      <w:pPr>
+        <w:pStyle w:val="BackgroundPlaceholder"/>
+        <w:spacing w:after="120"/>
+      </w:pPr>
+    </w:p>
+    <w:p>
+      <w:pPr>
+        <w:pStyle w:val="BackgroundPlaceholder"/>
+        <w:spacing w:after="120"/>
+      </w:pPr>
+    </w:p>
+    <w:p>
+      <w:pPr>
+        <w:pStyle w:val="BackgroundPlaceholder"/>
+        <w:spacing w:after="120"/>
+      </w:pPr>
+    </w:p>
+    <w:p>
+      <w:pPr>
+        <w:pStyle w:val="BackgroundPlaceholder"/>
+        <w:spacing w:after="120"/>
+      </w:pPr>
+    </w:p>
+    <w:p>
+      <w:pPr>
+        <w:pStyle w:val="BackgroundPlaceholder"/>
+        <w:spacing w:after="120"/>
+      </w:pPr>
+    </w:p>
+    <w:p>
+      <w:pPr>
+        <w:pStyle w:val="BackgroundPlaceholder"/>
+        <w:spacing w:after="120"/>
+      </w:pPr>
+    </w:p>
+    <w:p>
+      <w:pPr>
+        <w:pStyle w:val="BackgroundPlaceholder"/>
+        <w:spacing w:after="120"/>
+      </w:pPr>
+    </w:p>
+    <w:p>
+      <w:pPr>
+        <w:pStyle w:val="BackgroundPlaceholder"/>
+        <w:spacing w:after="120"/>
+      </w:pPr>
+    </w:p>
+    <w:p>
+      <w:pPr>
+        <w:pStyle w:val="BackgroundPlaceholder"/>
+        <w:spacing w:after="120"/>
+      </w:pPr>
+    </w:p>
+    <w:p>
+      <w:pPr>
+        <w:pStyle w:val="BackgroundPlaceholder"/>
+        <w:spacing w:after="120"/>
+      </w:pPr>
+    </w:p>
+    <w:p>
+      <w:pPr>
+        <w:pStyle w:val="BackgroundPlaceholder"/>
+        <w:spacing w:after="120"/>
+      </w:pPr>
+    </w:p>
+    <w:p>
+      <w:pPr>
+        <w:pStyle w:val="BackgroundPlaceholder"/>
+        <w:spacing w:after="120"/>
+      </w:pPr>
+    </w:p>
+    <w:p>
+      <w:pPr>
+        <w:pStyle w:val="BackgroundPlaceholder"/>
+        <w:spacing w:after="120"/>
+      </w:pPr>
+    </w:p>
+    <w:p>
+      <w:pPr>
+        <w:pStyle w:val="BackgroundPlaceholder"/>
+        <w:spacing w:after="120"/>
+      </w:pPr>
+    </w:p>
+    <w:p>
+      <w:pPr>
+        <w:pStyle w:val="BackgroundPlaceholder"/>
+        <w:spacing w:after="120"/>
+      </w:pPr>
+    </w:p>
+    <w:p>
+      <w:pPr>
+        <w:pStyle w:val="BackgroundPlaceholder"/>
+        <w:spacing w:after="120"/>
+      </w:pPr>
+    </w:p>
+    <w:p>
+      <w:pPr>
+        <w:pStyle w:val="BackgroundPlaceholder"/>
+        <w:spacing w:after="120"/>
+      </w:pPr>
+    </w:p>
+    <w:p>
+      <w:pPr>
+        <w:pStyle w:val="BackgroundPlaceholder"/>
+        <w:spacing w:after="120"/>
+      </w:pPr>
+    </w:p>
+    <w:p>
+      <w:pPr>
+        <w:pStyle w:val="BackgroundPlaceholder"/>
+        <w:spacing w:after="120"/>
+      </w:pPr>
+    </w:p>
+    <w:p>
+      <w:pPr>
+        <w:pStyle w:val="BackgroundPlaceholder"/>
+        <w:spacing w:after="120"/>
+      </w:pPr>
+    </w:p>
+    <w:p>
+      <w:pPr>
+        <w:pStyle w:val="BackgroundPlaceholder"/>
+        <w:spacing w:after="120"/>
+      </w:pPr>
+    </w:p>
+    <w:p>
+      <w:pPr>
+        <w:pStyle w:val="BackgroundPlaceholder"/>
+        <w:spacing w:after="120"/>
+      </w:pPr>
+    </w:p>
+    <w:p>
+      <w:pPr>
+        <w:pStyle w:val="BackgroundPlaceholder"/>
+        <w:spacing w:after="120"/>
+      </w:pPr>
+    </w:p>
+    <w:tbl>
+      <w:tblPr>
+        <w:tblW w:w="10141" w:type="dxa"/>
+        <w:tblLayout w:type="fixed"/>
+        <w:tblCellMar>
+          <w:left w:w="0" w:type="dxa"/>
+        </w:tblCellMar>
+        <w:tblLook w:val="0600" w:firstRow="0" w:lastRow="0" w:firstColumn="0" w:lastColumn="0" w:noHBand="1" w:noVBand="1"/>
+      </w:tblPr>
+      <w:tblGrid>
+        <w:gridCol w:w="5070"/>
+        <w:gridCol w:w="5071"/>
+      </w:tblGrid>
+      <w:tr>
+        <w:tc>
+          <w:tcPr>
+            <w:tcW w:w="10140" w:type="dxa"/>
+            <w:gridSpan w:val="2"/>
+          </w:tcPr>
+          <w:p>
+            <w:pPr>
+              <w:pStyle w:val="Title"/>
+              <w:rPr>
+                <w14:textOutline w14:w="9525" w14:cap="rnd" w14:cmpd="sng" w14:algn="ctr">
+                  <w14:noFill/>
+                  <w14:prstDash w14:val="solid"/>
+                  <w14:bevel/>
+                </w14:textOutline>
+              </w:rPr>
+            </w:pPr>
+            <w:r>
+              <w:rPr>
+                <w:noProof/>
+              </w:rPr>
+              <w:lastRenderedPageBreak/>
+              <mc:AlternateContent>
+                <mc:Choice Requires="wps">
+                  <w:drawing>
+                    <wp:anchor distT="0" distB="0" distL="114300" distR="114300" simplePos="0" relativeHeight="251659264" behindDoc="1" locked="0" layoutInCell="1" allowOverlap="1" wp14:anchorId="078AF687" wp14:editId="4C074A71">
+                      <wp:simplePos x="0" y="0"/>
+                      <wp:positionH relativeFrom="column">
+                        <wp:posOffset>-700645</wp:posOffset>
+                      </wp:positionH>
+                      <wp:positionV relativeFrom="paragraph">
+                        <wp:posOffset>6853</wp:posOffset>
+                      </wp:positionV>
+                      <wp:extent cx="7772400" cy="10058400"/>
+                      <wp:effectExtent l="0" t="0" r="0" b="0"/>
+                      <wp:wrapNone/>
+                      <wp:docPr id="2137172677" name="Rectangle 1916805010"/>
+                      <wp:cNvGraphicFramePr/>
+                      <a:graphic xmlns:a="http://schemas.openxmlformats.org/drawingml/2006/main">
+                        <a:graphicData uri="http://schemas.microsoft.com/office/word/2010/wordprocessingShape">
+                          <wps:wsp>
+                            <wps:cNvSpPr/>
+                            <wps:spPr>
+                              <a:xfrm>
+                                <a:off x="0" y="0"/>
+                                <a:ext cx="7772400" cy="10058400"/>
+                              </a:xfrm>
+                              <a:prstGeom prst="rect">
+                                <a:avLst/>
+                              </a:prstGeom>
+                              <a:solidFill>
+                                <a:schemeClr val="accent3"/>
+                              </a:solidFill>
+                              <a:ln>
+                                <a:noFill/>
+                              </a:ln>
+                            </wps:spPr>
+                            <wps:style>
+                              <a:lnRef idx="2">
+                                <a:schemeClr val="accent1">
+                                  <a:shade val="50000"/>
+                                </a:schemeClr>
+                              </a:lnRef>
+                              <a:fillRef idx="1">
+                                <a:schemeClr val="accent1"/>
+                              </a:fillRef>
+                              <a:effectRef idx="0">
+                                <a:schemeClr val="accent1"/>
+                              </a:effectRef>
+                              <a:fontRef idx="minor"/>
+                            </wps:style>
+                            <wps:txbx>
+                              <w:txbxContent>
+                                <w:p/>
+                                <w:p>
+                                  <w:pPr>
+                                    <w:jc w:val="center"/>
+                                  </w:pPr>
+                                </w:p>
+                                <w:p>
+                                  <w:pPr>
+                                    <w:jc w:val="center"/>
+                                  </w:pPr>
+                                </w:p>
+                              </w:txbxContent>
+                            </wps:txbx>
+                            <wps:bodyPr anchor="ctr">
+                              <a:noAutofit/>
+                            </wps:bodyPr>
+                          </wps:wsp>
+                        </a:graphicData>
+                      </a:graphic>
+                      <wp14:sizeRelH relativeFrom="margin">
+                        <wp14:pctWidth>0</wp14:pctWidth>
+                      </wp14:sizeRelH>
+                      <wp14:sizeRelV relativeFrom="margin">
+                        <wp14:pctHeight>0</wp14:pctHeight>
+                      </wp14:sizeRelV>
+                    </wp:anchor>
+                  </w:drawing>
+                </mc:Choice>
+                <mc:Fallback>
+                  <w:pict>
+                    <v:rect w14:anchorId="078AF687" id="_x0000_s1032" style="position:absolute;margin-left:-55.15pt;margin-top:.55pt;width:612pt;height:11in;z-index:-251657216;visibility:visible;mso-wrap-style:square;mso-width-percent:0;mso-height-percent:0;mso-wrap-distance-left:9pt;mso-wrap-distance-top:0;mso-wrap-distance-right:9pt;mso-wrap-distance-bottom:0;mso-position-horizontal:absolute;mso-position-horizontal-relative:text;mso-position-vertical:absolute;mso-position-vertical-relative:text;mso-width-percent:0;mso-height-percent:0;mso-width-relative:margin;mso-height-relative:margin;v-text-anchor:middle" o:gfxdata="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" fillcolor="#f4ecdd [3206]" stroked="f" strokeweight="1.25pt">
+                      <v:textbox>
+                        <w:txbxContent>
+                          <w:p/>
+                          <w:p>
+                            <w:pPr>
+                              <w:jc w:val="center"/>
+                            </w:pPr>
+                          </w:p>
+                          <w:p>
+                            <w:pPr>
+                              <w:jc w:val="center"/>
+                            </w:pPr>
+                          </w:p>
+                        </w:txbxContent>
+                      </v:textbox>
+                    </v:rect>
+                  </w:pict>
+                </mc:Fallback>
+              </mc:AlternateContent>
+            </w:r>
+            <w:sdt>
+              <w:sdtPr>
+                <w:id w:val="761885454"/>
+                <w:placeholder>
+                  <w:docPart w:val="D3BFE8CA309540E1BBEFAD68092F9AC9"/>
+                </w:placeholder>
+                <w:showingPlcHdr/>
+                <w15:appearance w15:val="hidden"/>
+              </w:sdtPr>
+              <w:sdtContent>
+                <w:r>
+                  <w:rPr>
+                    <w14:textOutline w14:w="9525" w14:cap="rnd" w14:cmpd="sng" w14:algn="ctr">
+                      <w14:noFill/>
+                      <w14:prstDash w14:val="solid"/>
+                      <w14:bevel/>
+                    </w14:textOutline>
+                  </w:rPr>
+                  <w:t>Minutes</w:t>
+                </w:r>
+              </w:sdtContent>
+            </w:sdt>
+          </w:p>
+        </w:tc>
+      </w:tr>
+      <w:tr>
+        <w:tc>
+          <w:tcPr>
+            <w:tcW w:w="10140" w:type="dxa"/>
+            <w:gridSpan w:val="2"/>
+          </w:tcPr>
+          <w:p>
+            <w:pPr>
+              <w:pStyle w:val="Subtitle"/>
+            </w:pPr>
+            <w:r>
+              <w:rPr>
+                <w14:textOutline w14:w="9525" w14:cap="rnd" w14:cmpd="sng" w14:algn="ctr">
+                  <w14:noFill/>
+                  <w14:prstDash w14:val="solid"/>
+                  <w14:bevel/>
+                </w14:textOutline>
+              </w:rPr>
+              <w:t>Team Meeting</w:t>
+            </w:r>
+            <w:r>
+              <w:t xml:space="preserve"> </w:t>
+            </w:r>
+          </w:p>
+        </w:tc>
+      </w:tr>
+      <w:tr>
+        <w:trPr>
+          <w:trHeight w:val="720"/>
+        </w:trPr>
+        <w:tc>
+          <w:tcPr>
+            <w:tcW w:w="5070" w:type="dxa"/>
+            <w:tcBorders>
+              <w:bottom w:val="single" w:sz="4" w:space="0" w:color="887A5F"/>
+            </w:tcBorders>
+            <w:vAlign w:val="center"/>
+          </w:tcPr>
+          <w:p>
+            <w:pPr>
+              <w:pStyle w:val="Heading1"/>
+            </w:pPr>
+            <w:sdt>
+              <w:sdtPr>
+                <w:id w:val="1277446061"/>
+                <w:placeholder>
+                  <w:docPart w:val="E91141499E0C459181CE9AF3AE06B8AB"/>
+                </w:placeholder>
+                <w:showingPlcHdr/>
+                <w15:appearance w15:val="hidden"/>
+              </w:sdtPr>
+              <w:sdtContent>
+                <w:r>
+                  <w:t>Date</w:t>
+                </w:r>
+              </w:sdtContent>
+            </w:sdt>
+            <w:r>
+              <w:t xml:space="preserve"> </w:t>
+            </w:r>
+          </w:p>
+        </w:tc>
+        <w:tc>
+          <w:tcPr>
+            <w:tcW w:w="5070" w:type="dxa"/>
+            <w:tcBorders>
+              <w:bottom w:val="single" w:sz="4" w:space="0" w:color="887A5F"/>
+            </w:tcBorders>
+            <w:vAlign w:val="center"/>
+          </w:tcPr>
+          <w:p>
+            <w:pPr>
+              <w:rPr>
+                <w:szCs w:val="20"/>
+              </w:rPr>
+            </w:pPr>
+            <w:r>
+              <w:rPr>
+                <w:szCs w:val="20"/>
+              </w:rPr>
+              <w:t>February 21</w:t>
+            </w:r>
+            <w:r>
+              <w:rPr>
+                <w:szCs w:val="20"/>
+                <w:vertAlign w:val="superscript"/>
+              </w:rPr>
+              <w:t>st</w:t>
+            </w:r>
+            <w:r>
+              <w:rPr>
+                <w:szCs w:val="20"/>
+              </w:rPr>
+              <w:t xml:space="preserve"> 2026</w:t>
+            </w:r>
+          </w:p>
+        </w:tc>
+      </w:tr>
+      <w:tr>
+        <w:trPr>
+          <w:trHeight w:val="720"/>
+        </w:trPr>
+        <w:tc>
+          <w:tcPr>
+            <w:tcW w:w="5070" w:type="dxa"/>
+            <w:tcBorders>
+              <w:top w:val="single" w:sz="4" w:space="0" w:color="887A5F"/>
+              <w:bottom w:val="single" w:sz="4" w:space="0" w:color="887A5F"/>
+            </w:tcBorders>
+            <w:vAlign w:val="center"/>
+          </w:tcPr>
+          <w:p>
+            <w:pPr>
+              <w:pStyle w:val="Heading1"/>
+            </w:pPr>
+            <w:sdt>
+              <w:sdtPr>
+                <w:id w:val="42329347"/>
+                <w:placeholder>
+                  <w:docPart w:val="240FB94F2D70462B9A064294A6A6E47F"/>
+                </w:placeholder>
+                <w:showingPlcHdr/>
+                <w15:appearance w15:val="hidden"/>
+              </w:sdtPr>
+              <w:sdtContent>
+                <w:r>
+                  <w:t>Time</w:t>
+                </w:r>
+              </w:sdtContent>
+            </w:sdt>
+            <w:r>
+              <w:t xml:space="preserve"> </w:t>
+            </w:r>
+          </w:p>
+        </w:tc>
+        <w:tc>
+          <w:tcPr>
+            <w:tcW w:w="5070" w:type="dxa"/>
+            <w:tcBorders>
+              <w:top w:val="single" w:sz="4" w:space="0" w:color="887A5F"/>
+              <w:bottom w:val="single" w:sz="4" w:space="0" w:color="887A5F"/>
+            </w:tcBorders>
+            <w:vAlign w:val="center"/>
+          </w:tcPr>
+          <w:p>
+            <w:pPr>
+              <w:rPr>
+                <w:szCs w:val="20"/>
+              </w:rPr>
+            </w:pPr>
+            <w:r>
+              <w:rPr>
+                <w14:textOutline w14:w="9525" w14:cap="rnd" w14:cmpd="sng" w14:algn="ctr">
+                  <w14:noFill/>
+                  <w14:prstDash w14:val="solid"/>
+                  <w14:bevel/>
+                </w14:textOutline>
+              </w:rPr>
+              <w:t>12:30p</w:t>
+            </w:r>
+            <w:r>
+              <w:rPr>
+                <w14:textOutline w14:w="9525" w14:cap="rnd" w14:cmpd="sng" w14:algn="ctr">
+                  <w14:noFill/>
+                  <w14:prstDash w14:val="solid"/>
+                  <w14:bevel/>
+                </w14:textOutline>
+              </w:rPr>
+              <w:t>m</w:t>
+            </w:r>
+            <w:r>
+              <w:t xml:space="preserve"> </w:t>
+            </w:r>
+          </w:p>
+        </w:tc>
+      </w:tr>
+      <w:tr>
+        <w:trPr>
+          <w:trHeight w:val="720"/>
+        </w:trPr>
+        <w:tc>
+          <w:tcPr>
+            <w:tcW w:w="5070" w:type="dxa"/>
+            <w:tcBorders>
+              <w:top w:val="single" w:sz="4" w:space="0" w:color="887A5F"/>
+              <w:bottom w:val="single" w:sz="4" w:space="0" w:color="887A5F"/>
+            </w:tcBorders>
+            <w:vAlign w:val="center"/>
+          </w:tcPr>
+          <w:p>
+            <w:pPr>
+              <w:pStyle w:val="Heading1"/>
+            </w:pPr>
+            <w:sdt>
+              <w:sdtPr>
+                <w:id w:val="548276462"/>
+                <w:placeholder>
+                  <w:docPart w:val="59BCA7431564416DAC5AC0CBA4BADEBC"/>
+                </w:placeholder>
+                <w:showingPlcHdr/>
+                <w15:appearance w15:val="hidden"/>
+              </w:sdtPr>
+              <w:sdtContent>
+                <w:r>
+                  <w:t>Meeting called to order by</w:t>
+                </w:r>
+              </w:sdtContent>
+            </w:sdt>
+            <w:r>
+              <w:t xml:space="preserve"> </w:t>
+            </w:r>
+          </w:p>
+        </w:tc>
+        <w:tc>
+          <w:tcPr>
+            <w:tcW w:w="5070" w:type="dxa"/>
+            <w:tcBorders>
+              <w:top w:val="single" w:sz="4" w:space="0" w:color="887A5F"/>
+              <w:bottom w:val="single" w:sz="4" w:space="0" w:color="887A5F"/>
+            </w:tcBorders>
+            <w:vAlign w:val="center"/>
+          </w:tcPr>
+          <w:p>
+            <w:pPr>
+              <w:rPr>
+                <w:szCs w:val="20"/>
+              </w:rPr>
+            </w:pPr>
+            <w:r>
+              <w:t xml:space="preserve"> Zaina Meraj</w:t>
+            </w:r>
+          </w:p>
+        </w:tc>
+      </w:tr>
+    </w:tbl>
+    <w:p>
+      <w:pPr>
+        <w:pStyle w:val="Heading2"/>
+      </w:pPr>
+      <w:sdt>
+        <w:sdtPr>
+          <w:id w:val="-409845644"/>
+          <w:placeholder>
+            <w:docPart w:val="969C50B713BF45AA9CBF5087138FB6C3"/>
+          </w:placeholder>
+          <w:showingPlcHdr/>
+          <w15:appearance w15:val="hidden"/>
+        </w:sdtPr>
+        <w:sdtContent>
+          <w:r>
+            <w:t>In attendance</w:t>
+          </w:r>
+        </w:sdtContent>
+      </w:sdt>
+    </w:p>
+    <w:p>
+      <w:r>
+        <w:t xml:space="preserve">Yaseen Barlas, Viktor </w:t>
+      </w:r>
+      <w:proofErr w:type="gramStart"/>
+      <w:r>
+        <w:t>Vasilchin,,</w:t>
+      </w:r>
+      <w:proofErr w:type="gramEnd"/>
+      <w:r>
+        <w:t xml:space="preserve"> Sukhmanvir Atwal, Rizwan Hussen</w:t>
+      </w:r>
+      <w:r>
+        <w:t>, Jagdish Vaghela</w:t>
+      </w:r>
+    </w:p>
+    <w:p>
+      <w:pPr>
+        <w:pStyle w:val="Heading2"/>
+      </w:pPr>
+      <w:r>
+        <w:t>Duration</w:t>
+      </w:r>
+    </w:p>
+    <w:p>
+      <w:r>
+        <w:t>6</w:t>
+      </w:r>
+      <w:r>
+        <w:t>0 Minutes</w:t>
+      </w:r>
+    </w:p>
+    <w:p>
+      <w:pPr>
+        <w:pStyle w:val="Heading2"/>
+      </w:pPr>
+      <w:r>
+        <w:t>Discussed</w:t>
+      </w:r>
+    </w:p>
+    <w:p>
+      <w:pPr>
+        <w:numPr>
+          <w:ilvl w:val="0"/>
+          <w:numId w:val="11"/>
+        </w:numPr>
+      </w:pPr>
+      <w:r>
+        <w:t>Designers showed each diagram that was made and explained how it worked</w:t>
+      </w:r>
+    </w:p>
+    <w:p>
+      <w:pPr>
+        <w:numPr>
+          <w:ilvl w:val="0"/>
+          <w:numId w:val="11"/>
+        </w:numPr>
+      </w:pPr>
+      <w:r>
+        <w:t>Analysts showed use case specs complete and rankings updated</w:t>
+      </w:r>
+    </w:p>
+    <w:p>
+      <w:pPr>
+        <w:numPr>
+          <w:ilvl w:val="0"/>
+          <w:numId w:val="11"/>
+        </w:numPr>
+      </w:pPr>
+      <w:r>
+        <w:t>Designers also mentioned that Popov was emailed to ask for feedback on both diagrams</w:t>
+      </w:r>
+    </w:p>
+    <w:p>
+      <w:pPr>
+        <w:numPr>
+          <w:ilvl w:val="0"/>
+          <w:numId w:val="11"/>
+        </w:numPr>
+      </w:pPr>
+      <w:r>
+        <w:t xml:space="preserve">Emailed Consultant so he can access </w:t>
+      </w:r>
+      <w:proofErr w:type="spellStart"/>
+      <w:r>
+        <w:t>Github</w:t>
+      </w:r>
+      <w:proofErr w:type="spellEnd"/>
+      <w:r>
+        <w:t xml:space="preserve"> for project binder</w:t>
+      </w:r>
+    </w:p>
+    <w:p>
+      <w:pPr>
+        <w:pStyle w:val="BackgroundPlaceholder"/>
+        <w:spacing w:after="120"/>
+      </w:pPr>
+    </w:p>
+    <w:p>
+      <w:pPr>
+        <w:pStyle w:val="BackgroundPlaceholder"/>
+        <w:spacing w:after="120"/>
+      </w:pPr>
+    </w:p>
+    <w:p>
+      <w:pPr>
+        <w:pStyle w:val="BackgroundPlaceholder"/>
+        <w:spacing w:after="120"/>
+      </w:pPr>
+    </w:p>
+    <w:p>
+      <w:pPr>
+        <w:pStyle w:val="BackgroundPlaceholder"/>
+        <w:spacing w:after="120"/>
+      </w:pPr>
+    </w:p>
+    <w:p>
+      <w:pPr>
+        <w:pStyle w:val="BackgroundPlaceholder"/>
+        <w:spacing w:after="120"/>
+      </w:pPr>
+    </w:p>
+    <w:p>
+      <w:pPr>
+        <w:pStyle w:val="BackgroundPlaceholder"/>
+        <w:spacing w:after="120"/>
+      </w:pPr>
+    </w:p>
+    <w:p>
+      <w:pPr>
+        <w:pStyle w:val="BackgroundPlaceholder"/>
+        <w:spacing w:after="120"/>
+      </w:pPr>
+    </w:p>
+    <w:p>
+      <w:pPr>
+        <w:pStyle w:val="BackgroundPlaceholder"/>
+        <w:spacing w:after="120"/>
+      </w:pPr>
+    </w:p>
+    <w:p>
+      <w:pPr>
+        <w:pStyle w:val="BackgroundPlaceholder"/>
+        <w:spacing w:after="120"/>
+      </w:pPr>
+    </w:p>
+    <w:p>
+      <w:pPr>
+        <w:pStyle w:val="BackgroundPlaceholder"/>
+        <w:spacing w:after="120"/>
+      </w:pPr>
+    </w:p>
+    <w:p>
+      <w:pPr>
+        <w:pStyle w:val="BackgroundPlaceholder"/>
+        <w:spacing w:after="120"/>
+      </w:pPr>
+    </w:p>
+    <w:p>
+      <w:pPr>
+        <w:pStyle w:val="BackgroundPlaceholder"/>
+        <w:spacing w:after="120"/>
+      </w:pPr>
+    </w:p>
+    <w:p>
+      <w:pPr>
+        <w:pStyle w:val="BackgroundPlaceholder"/>
+        <w:spacing w:after="120"/>
+      </w:pPr>
+    </w:p>
+    <w:p>
+      <w:pPr>
+        <w:pStyle w:val="BackgroundPlaceholder"/>
+        <w:spacing w:after="120"/>
+      </w:pPr>
+    </w:p>
+    <w:p>
+      <w:pPr>
+        <w:pStyle w:val="BackgroundPlaceholder"/>
+        <w:spacing w:after="120"/>
+      </w:pPr>
+    </w:p>
+    <w:p>
+      <w:pPr>
+        <w:pStyle w:val="BackgroundPlaceholder"/>
+        <w:spacing w:after="120"/>
+      </w:pPr>
+    </w:p>
+    <w:p>
+      <w:pPr>
+        <w:pStyle w:val="BackgroundPlaceholder"/>
+        <w:spacing w:after="120"/>
+      </w:pPr>
+    </w:p>
+    <w:p>
+      <w:pPr>
+        <w:pStyle w:val="BackgroundPlaceholder"/>
+        <w:spacing w:after="120"/>
+      </w:pPr>
+    </w:p>
+    <w:p>
+      <w:pPr>
+        <w:pStyle w:val="BackgroundPlaceholder"/>
+        <w:spacing w:after="120"/>
+      </w:pPr>
+    </w:p>
+    <w:p>
+      <w:pPr>
+        <w:pStyle w:val="BackgroundPlaceholder"/>
+        <w:spacing w:after="120"/>
+      </w:pPr>
+    </w:p>
+    <w:p>
+      <w:pPr>
+        <w:pStyle w:val="BackgroundPlaceholder"/>
+        <w:spacing w:after="120"/>
+      </w:pPr>
+    </w:p>
+    <w:p>
+      <w:pPr>
+        <w:pStyle w:val="BackgroundPlaceholder"/>
+        <w:spacing w:after="120"/>
+      </w:pPr>
+    </w:p>
+    <w:p>
+      <w:pPr>
+        <w:pStyle w:val="BackgroundPlaceholder"/>
+        <w:spacing w:after="120"/>
+      </w:pPr>
+    </w:p>
+    <w:p>
+      <w:pPr>
+        <w:pStyle w:val="BackgroundPlaceholder"/>
+        <w:spacing w:after="120"/>
+      </w:pPr>
+    </w:p>
+    <w:p>
+      <w:pPr>
+        <w:pStyle w:val="BackgroundPlaceholder"/>
+        <w:spacing w:after="120"/>
+      </w:pPr>
+    </w:p>
+    <w:p>
+      <w:pPr>
+        <w:pStyle w:val="BackgroundPlaceholder"/>
+        <w:spacing w:after="120"/>
+      </w:pPr>
+    </w:p>
+    <w:p>
+      <w:pPr>
+        <w:pStyle w:val="BackgroundPlaceholder"/>
+        <w:spacing w:after="120"/>
+      </w:pPr>
+    </w:p>
+    <w:p>
+      <w:pPr>
+        <w:pStyle w:val="BackgroundPlaceholder"/>
+        <w:spacing w:after="120"/>
+      </w:pPr>
+    </w:p>
+    <w:p>
+      <w:pPr>
+        <w:pStyle w:val="BackgroundPlaceholder"/>
+        <w:spacing w:after="120"/>
+      </w:pPr>
+    </w:p>
+    <w:p>
+      <w:pPr>
+        <w:pStyle w:val="BackgroundPlaceholder"/>
+        <w:spacing w:after="120"/>
+      </w:pPr>
+    </w:p>
+    <w:tbl>
+      <w:tblPr>
+        <w:tblW w:w="10141" w:type="dxa"/>
+        <w:tblLayout w:type="fixed"/>
+        <w:tblCellMar>
+          <w:left w:w="0" w:type="dxa"/>
+        </w:tblCellMar>
+        <w:tblLook w:val="0600" w:firstRow="0" w:lastRow="0" w:firstColumn="0" w:lastColumn="0" w:noHBand="1" w:noVBand="1"/>
+      </w:tblPr>
+      <w:tblGrid>
+        <w:gridCol w:w="5070"/>
+        <w:gridCol w:w="5071"/>
+      </w:tblGrid>
+      <w:tr>
+        <w:tc>
+          <w:tcPr>
+            <w:tcW w:w="10140" w:type="dxa"/>
+            <w:gridSpan w:val="2"/>
+          </w:tcPr>
+          <w:p>
+            <w:pPr>
+              <w:pStyle w:val="Title"/>
+              <w:rPr>
+                <w14:textOutline w14:w="9525" w14:cap="rnd" w14:cmpd="sng" w14:algn="ctr">
+                  <w14:noFill/>
+                  <w14:prstDash w14:val="solid"/>
+                  <w14:bevel/>
+                </w14:textOutline>
+              </w:rPr>
+            </w:pPr>
+            <w:sdt>
+              <w:sdtPr>
+                <w:id w:val="-1199621284"/>
+                <w:placeholder>
+                  <w:docPart w:val="B95BB645A6BB4ECDA6DB88A66ECAEA44"/>
+                </w:placeholder>
+                <w:showingPlcHdr/>
+                <w15:appearance w15:val="hidden"/>
+              </w:sdtPr>
+              <w:sdtContent>
+                <w:r>
+                  <w:rPr>
+                    <w14:textOutline w14:w="9525" w14:cap="rnd" w14:cmpd="sng" w14:algn="ctr">
+                      <w14:noFill/>
+                      <w14:prstDash w14:val="solid"/>
+                      <w14:bevel/>
+                    </w14:textOutline>
+                  </w:rPr>
+                  <w:t>Minutes</w:t>
+                </w:r>
+              </w:sdtContent>
+            </w:sdt>
+          </w:p>
+        </w:tc>
+      </w:tr>
+      <w:tr>
+        <w:tc>
+          <w:tcPr>
+            <w:tcW w:w="10140" w:type="dxa"/>
+            <w:gridSpan w:val="2"/>
+          </w:tcPr>
+          <w:p>
+            <w:pPr>
+              <w:pStyle w:val="Subtitle"/>
+            </w:pPr>
+            <w:r>
+              <w:rPr>
+                <w14:textOutline w14:w="9525" w14:cap="rnd" w14:cmpd="sng" w14:algn="ctr">
+                  <w14:noFill/>
+                  <w14:prstDash w14:val="solid"/>
+                  <w14:bevel/>
+                </w14:textOutline>
+              </w:rPr>
+              <w:t>Team Meeting</w:t>
+            </w:r>
+            <w:r>
+              <w:t xml:space="preserve"> </w:t>
+            </w:r>
+          </w:p>
+        </w:tc>
+      </w:tr>
+      <w:tr>
+        <w:trPr>
+          <w:trHeight w:val="720"/>
+        </w:trPr>
+        <w:tc>
+          <w:tcPr>
+            <w:tcW w:w="5070" w:type="dxa"/>
+            <w:tcBorders>
+              <w:bottom w:val="single" w:sz="4" w:space="0" w:color="887A5F"/>
+            </w:tcBorders>
+            <w:vAlign w:val="center"/>
+          </w:tcPr>
+          <w:p>
+            <w:pPr>
+              <w:pStyle w:val="Heading1"/>
+            </w:pPr>
+            <w:sdt>
+              <w:sdtPr>
+                <w:id w:val="2118019218"/>
+                <w:placeholder>
+                  <w:docPart w:val="4AE75E4A85BF4A3FB159A0C21672F355"/>
+                </w:placeholder>
+                <w:showingPlcHdr/>
+                <w15:appearance w15:val="hidden"/>
+              </w:sdtPr>
+              <w:sdtContent>
+                <w:r>
+                  <w:t>Date</w:t>
+                </w:r>
+              </w:sdtContent>
+            </w:sdt>
+            <w:r>
+              <w:t xml:space="preserve"> </w:t>
+            </w:r>
+          </w:p>
+        </w:tc>
+        <w:tc>
+          <w:tcPr>
+            <w:tcW w:w="5070" w:type="dxa"/>
+            <w:tcBorders>
+              <w:bottom w:val="single" w:sz="4" w:space="0" w:color="887A5F"/>
+            </w:tcBorders>
+            <w:vAlign w:val="center"/>
+          </w:tcPr>
+          <w:p>
+            <w:pPr>
+              <w:rPr>
+                <w:szCs w:val="20"/>
+              </w:rPr>
+            </w:pPr>
+            <w:r>
+              <w:rPr>
+                <w:szCs w:val="20"/>
+              </w:rPr>
+              <w:t>February 23</w:t>
+            </w:r>
+            <w:r>
+              <w:rPr>
+                <w:szCs w:val="20"/>
+                <w:vertAlign w:val="superscript"/>
+              </w:rPr>
+              <w:t>rd</w:t>
+            </w:r>
+            <w:r>
+              <w:rPr>
+                <w:szCs w:val="20"/>
+              </w:rPr>
+              <w:t xml:space="preserve"> 2026</w:t>
+            </w:r>
+          </w:p>
+        </w:tc>
+      </w:tr>
+      <w:tr>
+        <w:trPr>
+          <w:trHeight w:val="720"/>
+        </w:trPr>
+        <w:tc>
+          <w:tcPr>
+            <w:tcW w:w="5070" w:type="dxa"/>
+            <w:tcBorders>
+              <w:top w:val="single" w:sz="4" w:space="0" w:color="887A5F"/>
+              <w:bottom w:val="single" w:sz="4" w:space="0" w:color="887A5F"/>
+            </w:tcBorders>
+            <w:vAlign w:val="center"/>
+          </w:tcPr>
+          <w:p>
+            <w:pPr>
+              <w:pStyle w:val="Heading1"/>
+            </w:pPr>
+            <w:sdt>
+              <w:sdtPr>
+                <w:id w:val="120191530"/>
+                <w:placeholder>
+                  <w:docPart w:val="F466F889020F4A9B8C0AAD9006974783"/>
+                </w:placeholder>
+                <w:showingPlcHdr/>
+                <w15:appearance w15:val="hidden"/>
+              </w:sdtPr>
+              <w:sdtContent>
+                <w:r>
+                  <w:t>Time</w:t>
+                </w:r>
+              </w:sdtContent>
+            </w:sdt>
+            <w:r>
+              <w:t xml:space="preserve"> </w:t>
+            </w:r>
+          </w:p>
+        </w:tc>
+        <w:tc>
+          <w:tcPr>
+            <w:tcW w:w="5070" w:type="dxa"/>
+            <w:tcBorders>
+              <w:top w:val="single" w:sz="4" w:space="0" w:color="887A5F"/>
+              <w:bottom w:val="single" w:sz="4" w:space="0" w:color="887A5F"/>
+            </w:tcBorders>
+            <w:vAlign w:val="center"/>
+          </w:tcPr>
+          <w:p>
+            <w:pPr>
+              <w:rPr>
+                <w:szCs w:val="20"/>
+              </w:rPr>
+            </w:pPr>
+            <w:r>
+              <w:rPr>
+                <w14:textOutline w14:w="9525" w14:cap="rnd" w14:cmpd="sng" w14:algn="ctr">
+                  <w14:noFill/>
+                  <w14:prstDash w14:val="solid"/>
+                  <w14:bevel/>
+                </w14:textOutline>
+              </w:rPr>
+              <w:t>2</w:t>
+            </w:r>
+            <w:r>
+              <w:rPr>
+                <w14:textOutline w14:w="9525" w14:cap="rnd" w14:cmpd="sng" w14:algn="ctr">
+                  <w14:noFill/>
+                  <w14:prstDash w14:val="solid"/>
+                  <w14:bevel/>
+                </w14:textOutline>
+              </w:rPr>
+              <w:t>pm</w:t>
+            </w:r>
+            <w:r>
+              <w:t xml:space="preserve"> </w:t>
+            </w:r>
+          </w:p>
+        </w:tc>
+      </w:tr>
+      <w:tr>
+        <w:trPr>
+          <w:trHeight w:val="720"/>
+        </w:trPr>
+        <w:tc>
+          <w:tcPr>
+            <w:tcW w:w="5070" w:type="dxa"/>
+            <w:tcBorders>
+              <w:top w:val="single" w:sz="4" w:space="0" w:color="887A5F"/>
+              <w:bottom w:val="single" w:sz="4" w:space="0" w:color="887A5F"/>
+            </w:tcBorders>
+            <w:vAlign w:val="center"/>
+          </w:tcPr>
+          <w:p>
+            <w:pPr>
+              <w:pStyle w:val="Heading1"/>
+            </w:pPr>
+            <w:sdt>
+              <w:sdtPr>
+                <w:id w:val="-1772620969"/>
+                <w:placeholder>
+                  <w:docPart w:val="6373A5F9097D4AC78679201918BEF219"/>
+                </w:placeholder>
+                <w:showingPlcHdr/>
+                <w15:appearance w15:val="hidden"/>
+              </w:sdtPr>
+              <w:sdtContent>
+                <w:r>
+                  <w:t>Meeting called to order by</w:t>
+                </w:r>
+              </w:sdtContent>
+            </w:sdt>
+            <w:r>
+              <w:t xml:space="preserve"> </w:t>
+            </w:r>
+          </w:p>
+        </w:tc>
+        <w:tc>
+          <w:tcPr>
+            <w:tcW w:w="5070" w:type="dxa"/>
+            <w:tcBorders>
+              <w:top w:val="single" w:sz="4" w:space="0" w:color="887A5F"/>
+              <w:bottom w:val="single" w:sz="4" w:space="0" w:color="887A5F"/>
+            </w:tcBorders>
+            <w:vAlign w:val="center"/>
+          </w:tcPr>
+          <w:p>
+            <w:pPr>
+              <w:rPr>
+                <w:szCs w:val="20"/>
+              </w:rPr>
+            </w:pPr>
+            <w:r>
+              <w:t>All 3 Teams within the group</w:t>
+            </w:r>
+          </w:p>
+        </w:tc>
+      </w:tr>
+    </w:tbl>
+    <w:p>
+      <w:pPr>
+        <w:pStyle w:val="Heading2"/>
+      </w:pPr>
+      <w:sdt>
+        <w:sdtPr>
+          <w:id w:val="-798693225"/>
+          <w:placeholder>
+            <w:docPart w:val="4D4F4C2DBDDD4C199A1652AAACFDE209"/>
+          </w:placeholder>
+          <w:showingPlcHdr/>
+          <w15:appearance w15:val="hidden"/>
+        </w:sdtPr>
+        <w:sdtContent>
+          <w:r>
+            <w:t>In attendance</w:t>
+          </w:r>
+        </w:sdtContent>
+      </w:sdt>
+    </w:p>
+    <w:p>
+      <w:r>
+        <w:t xml:space="preserve">Zaina Meraj, Yaseen Barlas, Viktor </w:t>
+      </w:r>
+      <w:r>
+        <w:t>Vasilchin,</w:t>
+      </w:r>
+      <w:r>
+        <w:t xml:space="preserve"> Sukhmanvir Atwal, Rizwan Hussen</w:t>
+      </w:r>
+      <w:r>
+        <w:t>, Jagdish Vaghela</w:t>
+      </w:r>
+    </w:p>
+    <w:p>
+      <w:pPr>
+        <w:pStyle w:val="Heading2"/>
+      </w:pPr>
+      <w:r>
+        <w:t>Duration</w:t>
+      </w:r>
+    </w:p>
+    <w:p>
+      <w:r>
+        <w:t>45</w:t>
+      </w:r>
+      <w:r>
+        <w:t xml:space="preserve"> Minutes</w:t>
+      </w:r>
+    </w:p>
+    <w:p>
+      <w:pPr>
+        <w:pStyle w:val="Heading2"/>
+      </w:pPr>
+      <w:r>
+        <w:t>Discussed</w:t>
+      </w:r>
+    </w:p>
+    <w:p>
+      <w:pPr>
+        <w:numPr>
+          <w:ilvl w:val="0"/>
+          <w:numId w:val="11"/>
+        </w:numPr>
+      </w:pPr>
+      <w:r>
+        <w:t>W</w:t>
+      </w:r>
+      <w:r>
+        <w:t>ent through everyone's component diagram</w:t>
+      </w:r>
+      <w:r>
+        <w:t xml:space="preserve"> </w:t>
+      </w:r>
+    </w:p>
+    <w:p>
+      <w:pPr>
+        <w:numPr>
+          <w:ilvl w:val="0"/>
+          <w:numId w:val="11"/>
+        </w:numPr>
+      </w:pPr>
+      <w:r>
+        <w:t>D</w:t>
+      </w:r>
+      <w:r>
+        <w:t>iscussed who provides what and who needs which interface for the component diagram</w:t>
+      </w:r>
+      <w:r>
+        <w:t xml:space="preserve"> </w:t>
+      </w:r>
+    </w:p>
+    <w:p>
+      <w:pPr>
+        <w:numPr>
+          <w:ilvl w:val="0"/>
+          <w:numId w:val="11"/>
+        </w:numPr>
+      </w:pPr>
+      <w:r>
+        <w:t>A</w:t>
+      </w:r>
+      <w:r>
+        <w:t>greed</w:t>
+      </w:r>
+      <w:r>
+        <w:t xml:space="preserve"> on API names for all 3 teams</w:t>
+      </w:r>
+      <w:r>
+        <w:t xml:space="preserve"> </w:t>
+      </w:r>
+    </w:p>
+    <w:p>
+      <w:pPr>
+        <w:numPr>
+          <w:ilvl w:val="0"/>
+          <w:numId w:val="11"/>
+        </w:numPr>
+      </w:pPr>
+      <w:r>
+        <w:t>I</w:t>
+      </w:r>
+      <w:r>
+        <w:t xml:space="preserve">mproved and </w:t>
+      </w:r>
+      <w:r>
+        <w:t>finalized</w:t>
+      </w:r>
+      <w:r>
+        <w:t xml:space="preserve"> the component diagram for all 3 teams</w:t>
+      </w:r>
+      <w:r>
+        <w:t xml:space="preserve"> </w:t>
+      </w:r>
+      <w:r>
+        <w:rPr>
+          <w:noProof/>
+        </w:rPr>
+        <mc:AlternateContent>
+          <mc:Choice Requires="wpg">
+            <w:drawing>
+              <wp:anchor distT="0" distB="0" distL="0" distR="0" simplePos="0" relativeHeight="71904110" behindDoc="1" locked="0" layoutInCell="1" allowOverlap="1" wp14:anchorId="0450134D" wp14:editId="0E6A9CC7">
                 <wp:simplePos x="0" y="0"/>
                 <wp:positionH relativeFrom="column">
                   <wp:posOffset>-685800</wp:posOffset>
@@ -1070,6 +4023,26 @@
                         <wps:txbx>
                           <w:txbxContent>
                             <w:p/>
+                            <w:p>
+                              <w:pPr>
+                                <w:jc w:val="center"/>
+                              </w:pPr>
+                            </w:p>
+                            <w:p>
+                              <w:pPr>
+                                <w:jc w:val="center"/>
+                              </w:pPr>
+                            </w:p>
+                            <w:p>
+                              <w:pPr>
+                                <w:jc w:val="center"/>
+                              </w:pPr>
+                            </w:p>
+                            <w:p>
+                              <w:pPr>
+                                <w:jc w:val="center"/>
+                              </w:pPr>
+                            </w:p>
                             <w:p>
                               <w:pPr>
                                 <w:jc w:val="center"/>
@@ -1340,8 +4313,8 @@
           </mc:Choice>
           <mc:Fallback>
             <w:pict>
-              <v:group w14:anchorId="0450134D" id="Group 19" o:spid="_x0000_s1026" style="position:absolute;margin-left:-54pt;margin-top:0;width:612pt;height:11in;z-index:-503316477;mso-wrap-distance-left:0;mso-wrap-distance-right:0;mso-position-vertical-relative:page" coordsize="77724,100584" o:gfxdata="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">
-                <v:rect id="Rectangle 1916805010" o:spid="_x0000_s1027" style="position:absolute;width:77724;height:100584;visibility:visible;mso-wrap-style:square;v-text-anchor:middle" o:gfxdata="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" fillcolor="#f4ecdd [3206]" stroked="f" strokeweight="1.25pt">
+              <v:group w14:anchorId="0450134D" id="_x0000_s1033" style="position:absolute;left:0;text-align:left;margin-left:-54pt;margin-top:0;width:612pt;height:11in;z-index:-431412370;mso-wrap-distance-left:0;mso-wrap-distance-right:0;mso-position-vertical-relative:page" coordsize="77724,100584" o:gfxdata="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">
+                <v:rect id="_x0000_s1034" style="position:absolute;width:77724;height:100584;visibility:visible;mso-wrap-style:square;v-text-anchor:middle" o:gfxdata="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" fillcolor="#f4ecdd [3206]" stroked="f" strokeweight="1.25pt">
                   <v:textbox>
                     <w:txbxContent>
                       <w:p/>
@@ -1355,19 +4328,39 @@
                           <w:jc w:val="center"/>
                         </w:pPr>
                       </w:p>
+                      <w:p>
+                        <w:pPr>
+                          <w:jc w:val="center"/>
+                        </w:pPr>
+                      </w:p>
+                      <w:p>
+                        <w:pPr>
+                          <w:jc w:val="center"/>
+                        </w:pPr>
+                      </w:p>
+                      <w:p>
+                        <w:pPr>
+                          <w:jc w:val="center"/>
+                        </w:pPr>
+                      </w:p>
+                      <w:p>
+                        <w:pPr>
+                          <w:jc w:val="center"/>
+                        </w:pPr>
+                      </w:p>
                     </w:txbxContent>
                   </v:textbox>
                 </v:rect>
-                <v:shape id="Graphic 16" o:spid="_x0000_s1028" style="position:absolute;width:23342;height:24670;visibility:visible;mso-wrap-style:square;v-text-anchor:top" coordsize="2335212,2467927" o:gfxdata="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" path="m,l2335212,r,2467927l,2467927,,xe" stroked="f" strokeweight="0">
-                  <v:fill r:id="rId15" o:title="" recolor="t" type="frame"/>
+                <v:shape id="Graphic 16" o:spid="_x0000_s1035" style="position:absolute;width:23342;height:24670;visibility:visible;mso-wrap-style:square;v-text-anchor:top" coordsize="2335212,2467927" o:gfxdata="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" path="m,l2335212,r,2467927l,2467927,,xe" stroked="f" strokeweight="0">
+                  <v:fill r:id="rId12" o:title="" recolor="t" type="frame"/>
                   <v:path arrowok="t" o:connecttype="custom" o:connectlocs="0,0;2334240,0;2334240,2467080;0,2467080" o:connectangles="0,0,0,0" textboxrect="0,0,2335847,2468562"/>
                 </v:shape>
-                <v:shape id="Graphic 12" o:spid="_x0000_s1029" style="position:absolute;left:54716;width:23008;height:24670;visibility:visible;mso-wrap-style:square;v-text-anchor:top" coordsize="2301557,2467927" o:gfxdata="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" path="m,l2301557,r,2467927l,2467927,,xe" stroked="f" strokeweight="0">
-                  <v:fill r:id="rId16" o:title="" recolor="t" type="frame"/>
+                <v:shape id="Graphic 12" o:spid="_x0000_s1036" style="position:absolute;left:54716;width:23008;height:24670;visibility:visible;mso-wrap-style:square;v-text-anchor:top" coordsize="2301557,2467927" o:gfxdata="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" path="m,l2301557,r,2467927l,2467927,,xe" stroked="f" strokeweight="0">
+                  <v:fill r:id="rId13" o:title="" recolor="t" type="frame"/>
                   <v:path arrowok="t" o:connecttype="custom" o:connectlocs="0,0;2300760,0;2300760,2467080;0,2467080" o:connectangles="0,0,0,0" textboxrect="0,0,2302192,2468562"/>
                 </v:shape>
-                <v:shape id="Graphic 18" o:spid="_x0000_s1030" style="position:absolute;left:50310;top:77979;width:23547;height:22605;visibility:visible;mso-wrap-style:square;v-text-anchor:top" coordsize="2355215,2260918" o:gfxdata="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" path="m,l2355215,r,2260918l,2260918,,xe" stroked="f" strokeweight="0">
-                  <v:fill r:id="rId17" o:title="" recolor="t" type="frame"/>
+                <v:shape id="Graphic 18" o:spid="_x0000_s1037" style="position:absolute;left:50310;top:77979;width:23547;height:22605;visibility:visible;mso-wrap-style:square;v-text-anchor:top" coordsize="2355215,2260918" o:gfxdata="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" path="m,l2355215,r,2260918l,2260918,,xe" stroked="f" strokeweight="0">
+                  <v:fill r:id="rId14" o:title="" recolor="t" type="frame"/>
                   <v:path arrowok="t" o:connecttype="custom" o:connectlocs="0,0;2354760,0;2354760,2260440;0,2260440" o:connectangles="0,0,0,0" textboxrect="0,0,2355850,2261553"/>
                 </v:shape>
                 <w10:wrap anchory="page"/>
@@ -1377,6 +4370,30 @@
         </mc:AlternateContent>
       </w:r>
     </w:p>
+    <w:p/>
+    <w:p/>
+    <w:p/>
+    <w:p/>
+    <w:p/>
+    <w:p/>
+    <w:p/>
+    <w:p/>
+    <w:p/>
+    <w:p/>
+    <w:p/>
+    <w:p/>
+    <w:p/>
+    <w:p/>
+    <w:p/>
+    <w:p/>
+    <w:p/>
+    <w:p/>
+    <w:p/>
+    <w:p/>
+    <w:p/>
+    <w:p/>
+    <w:p/>
+    <w:p/>
     <w:tbl>
       <w:tblPr>
         <w:tblW w:w="10141" w:type="dxa"/>
@@ -1409,9 +4426,9 @@
             </w:pPr>
             <w:sdt>
               <w:sdtPr>
-                <w:id w:val="-995023634"/>
+                <w:id w:val="845062132"/>
                 <w:placeholder>
-                  <w:docPart w:val="26DB9322B2304DAF9BF04ACD02A8B16D"/>
+                  <w:docPart w:val="685F90532EEE49D4A4E65A29DA629DC1"/>
                 </w:placeholder>
                 <w:showingPlcHdr/>
                 <w15:appearance w15:val="hidden"/>
@@ -1450,17 +4467,7 @@
                   <w14:bevel/>
                 </w14:textOutline>
               </w:rPr>
-              <w:t>Team</w:t>
-            </w:r>
-            <w:r>
-              <w:rPr>
-                <w14:textOutline w14:w="9525" w14:cap="rnd" w14:cmpd="sng" w14:algn="ctr">
-                  <w14:noFill/>
-                  <w14:prstDash w14:val="solid"/>
-                  <w14:bevel/>
-                </w14:textOutline>
-              </w:rPr>
-              <w:t xml:space="preserve"> Meeting</w:t>
+              <w:t>Team Meeting</w:t>
             </w:r>
             <w:r>
               <w:t xml:space="preserve"> </w:t>
@@ -1486,9 +4493,9 @@
             </w:pPr>
             <w:sdt>
               <w:sdtPr>
-                <w:id w:val="494302398"/>
+                <w:id w:val="-1569194553"/>
                 <w:placeholder>
-                  <w:docPart w:val="FA74C90B7EA3491C81F9D2F2A0D3CED4"/>
+                  <w:docPart w:val="7FD876D55766496FBE9EB9EBE05AD883"/>
                 </w:placeholder>
                 <w:showingPlcHdr/>
                 <w15:appearance w15:val="hidden"/>
@@ -1520,36 +4527,22 @@
             </w:pPr>
             <w:r>
               <w:rPr>
-                <w14:textOutline w14:w="9525" w14:cap="rnd" w14:cmpd="sng" w14:algn="ctr">
-                  <w14:noFill/>
-                  <w14:prstDash w14:val="solid"/>
-                  <w14:bevel/>
-                </w14:textOutline>
+                <w:szCs w:val="20"/>
               </w:rPr>
-              <w:t xml:space="preserve">February </w:t>
+              <w:t>February 23</w:t>
             </w:r>
             <w:r>
               <w:rPr>
-                <w14:textOutline w14:w="9525" w14:cap="rnd" w14:cmpd="sng" w14:algn="ctr">
-                  <w14:noFill/>
-                  <w14:prstDash w14:val="solid"/>
-                  <w14:bevel/>
-                </w14:textOutline>
+                <w:szCs w:val="20"/>
+                <w:vertAlign w:val="superscript"/>
               </w:rPr>
-              <w:t>5th</w:t>
+              <w:t>rd</w:t>
             </w:r>
             <w:r>
               <w:rPr>
-                <w14:textOutline w14:w="9525" w14:cap="rnd" w14:cmpd="sng" w14:algn="ctr">
-                  <w14:noFill/>
-                  <w14:prstDash w14:val="solid"/>
-                  <w14:bevel/>
-                </w14:textOutline>
+                <w:szCs w:val="20"/>
               </w:rPr>
               <w:t xml:space="preserve"> 2026</w:t>
-            </w:r>
-            <w:r>
-              <w:t xml:space="preserve"> </w:t>
             </w:r>
           </w:p>
         </w:tc>
@@ -1573,9 +4566,9 @@
             </w:pPr>
             <w:sdt>
               <w:sdtPr>
-                <w:id w:val="51520461"/>
+                <w:id w:val="914354891"/>
                 <w:placeholder>
-                  <w:docPart w:val="300D5AC9D7D0420F905F4FC7D96A2001"/>
+                  <w:docPart w:val="86F6924B841E4246B30D963204661687"/>
                 </w:placeholder>
                 <w:showingPlcHdr/>
                 <w15:appearance w15:val="hidden"/>
@@ -1614,7 +4607,17 @@
                   <w14:bevel/>
                 </w14:textOutline>
               </w:rPr>
-              <w:t>5:00pm</w:t>
+              <w:t>8</w:t>
+            </w:r>
+            <w:r>
+              <w:rPr>
+                <w14:textOutline w14:w="9525" w14:cap="rnd" w14:cmpd="sng" w14:algn="ctr">
+                  <w14:noFill/>
+                  <w14:prstDash w14:val="solid"/>
+                  <w14:bevel/>
+                </w14:textOutline>
+              </w:rPr>
+              <w:t>pm</w:t>
             </w:r>
             <w:r>
               <w:t xml:space="preserve"> </w:t>
@@ -1641,9 +4644,9 @@
             </w:pPr>
             <w:sdt>
               <w:sdtPr>
-                <w:id w:val="-1045829969"/>
+                <w:id w:val="-1077128898"/>
                 <w:placeholder>
-                  <w:docPart w:val="AA7C664436E1428FB6CCCDCC8E976EA0"/>
+                  <w:docPart w:val="46AEA3AA747949E8A2C8FF2E33C90741"/>
                 </w:placeholder>
                 <w:showingPlcHdr/>
                 <w15:appearance w15:val="hidden"/>
@@ -1675,22 +4678,21 @@
               </w:rPr>
             </w:pPr>
             <w:r>
-              <w:t>Zaina Meraj</w:t>
+              <w:t>Designers</w:t>
             </w:r>
           </w:p>
         </w:tc>
       </w:tr>
     </w:tbl>
-    <w:p/>
     <w:p>
       <w:pPr>
         <w:pStyle w:val="Heading2"/>
       </w:pPr>
       <w:sdt>
         <w:sdtPr>
-          <w:id w:val="551583941"/>
+          <w:id w:val="177017252"/>
           <w:placeholder>
-            <w:docPart w:val="5375BC7D6D8F4AA68B3B67CD2E6F4E76"/>
+            <w:docPart w:val="570A2B5379F04347900D3F3230CE361A"/>
           </w:placeholder>
           <w:showingPlcHdr/>
           <w15:appearance w15:val="hidden"/>
@@ -1704,10 +4706,9 @@
     </w:p>
     <w:p>
       <w:r>
-        <w:t>Zaina Meraj, Yaseen Barlas, Viktor Vasilchin,, Sukhmanvir Atwal, Rizwan Hussen</w:t>
+        <w:t>Viktor Vasilchin, Jagdish Vaghela</w:t>
       </w:r>
     </w:p>
-    <w:p/>
     <w:p>
       <w:pPr>
         <w:pStyle w:val="Heading2"/>
@@ -1718,11 +4719,12 @@
     </w:p>
     <w:p>
       <w:r>
-        <w:t>40 Minutes</w:t>
+        <w:t>60</w:t>
+      </w:r>
+      <w:r>
+        <w:t xml:space="preserve"> Minutes</w:t>
       </w:r>
     </w:p>
-    <w:p/>
-    <w:p/>
     <w:p>
       <w:pPr>
         <w:pStyle w:val="Heading2"/>
@@ -1739,7 +4741,388 @@
         </w:numPr>
       </w:pPr>
       <w:r>
-        <w:t>Assigned and discussed tasks and deadlines for our roles</w:t>
+        <w:rPr>
+          <w:noProof/>
+        </w:rPr>
+        <mc:AlternateContent>
+          <mc:Choice Requires="wpg">
+            <w:drawing>
+              <wp:anchor distT="0" distB="0" distL="0" distR="0" simplePos="0" relativeHeight="179760272" behindDoc="1" locked="0" layoutInCell="1" allowOverlap="1" wp14:anchorId="30C5A5AF" wp14:editId="7DB493EA">
+                <wp:simplePos x="0" y="0"/>
+                <wp:positionH relativeFrom="column">
+                  <wp:posOffset>-685800</wp:posOffset>
+                </wp:positionH>
+                <wp:positionV relativeFrom="page">
+                  <wp:posOffset>0</wp:posOffset>
+                </wp:positionV>
+                <wp:extent cx="7772400" cy="10058400"/>
+                <wp:effectExtent l="0" t="0" r="0" b="0"/>
+                <wp:wrapNone/>
+                <wp:docPr id="377187785" name="Group 19"/>
+                <wp:cNvGraphicFramePr/>
+                <a:graphic xmlns:a="http://schemas.openxmlformats.org/drawingml/2006/main">
+                  <a:graphicData uri="http://schemas.microsoft.com/office/word/2010/wordprocessingGroup">
+                    <wpg:wgp>
+                      <wpg:cNvGrpSpPr/>
+                      <wpg:grpSpPr>
+                        <a:xfrm>
+                          <a:off x="0" y="0"/>
+                          <a:ext cx="7772400" cy="10058400"/>
+                          <a:chOff x="0" y="0"/>
+                          <a:chExt cx="7772400" cy="10058400"/>
+                        </a:xfrm>
+                      </wpg:grpSpPr>
+                      <wps:wsp>
+                        <wps:cNvPr id="1464711313" name="Rectangle 1916805010"/>
+                        <wps:cNvSpPr/>
+                        <wps:spPr>
+                          <a:xfrm>
+                            <a:off x="0" y="0"/>
+                            <a:ext cx="7772400" cy="10058400"/>
+                          </a:xfrm>
+                          <a:prstGeom prst="rect">
+                            <a:avLst/>
+                          </a:prstGeom>
+                          <a:solidFill>
+                            <a:schemeClr val="accent3"/>
+                          </a:solidFill>
+                          <a:ln>
+                            <a:noFill/>
+                          </a:ln>
+                        </wps:spPr>
+                        <wps:style>
+                          <a:lnRef idx="2">
+                            <a:schemeClr val="accent1">
+                              <a:shade val="50000"/>
+                            </a:schemeClr>
+                          </a:lnRef>
+                          <a:fillRef idx="1">
+                            <a:schemeClr val="accent1"/>
+                          </a:fillRef>
+                          <a:effectRef idx="0">
+                            <a:schemeClr val="accent1"/>
+                          </a:effectRef>
+                          <a:fontRef idx="minor"/>
+                        </wps:style>
+                        <wps:txbx>
+                          <w:txbxContent>
+                            <w:p/>
+                            <w:p>
+                              <w:pPr>
+                                <w:jc w:val="center"/>
+                              </w:pPr>
+                            </w:p>
+                            <w:p>
+                              <w:pPr>
+                                <w:jc w:val="center"/>
+                              </w:pPr>
+                            </w:p>
+                          </w:txbxContent>
+                        </wps:txbx>
+                        <wps:bodyPr anchor="ctr">
+                          <a:noAutofit/>
+                        </wps:bodyPr>
+                      </wps:wsp>
+                      <wps:wsp>
+                        <wps:cNvPr id="190028147" name="Graphic 16"/>
+                        <wps:cNvSpPr/>
+                        <wps:spPr>
+                          <a:xfrm>
+                            <a:off x="0" y="0"/>
+                            <a:ext cx="2334240" cy="2467080"/>
+                          </a:xfrm>
+                          <a:custGeom>
+                            <a:avLst/>
+                            <a:gdLst>
+                              <a:gd name="textAreaLeft" fmla="*/ 0 w 1323360"/>
+                              <a:gd name="textAreaRight" fmla="*/ 1323720 w 1323360"/>
+                              <a:gd name="textAreaTop" fmla="*/ 0 h 1398600"/>
+                              <a:gd name="textAreaBottom" fmla="*/ 1398960 h 1398600"/>
+                              <a:gd name="GluePoint1X" fmla="*/ 0 w 2335212"/>
+                              <a:gd name="GluePoint1Y" fmla="*/ 0 h 2467927"/>
+                              <a:gd name="GluePoint2X" fmla="*/ 2335212 w 2335212"/>
+                              <a:gd name="GluePoint2Y" fmla="*/ 0 h 2467927"/>
+                              <a:gd name="GluePoint3X" fmla="*/ 2335212 w 2335212"/>
+                              <a:gd name="GluePoint3Y" fmla="*/ 2467927 h 2467927"/>
+                              <a:gd name="GluePoint4X" fmla="*/ 0 w 2335212"/>
+                              <a:gd name="GluePoint4Y" fmla="*/ 2467927 h 2467927"/>
+                            </a:gdLst>
+                            <a:ahLst/>
+                            <a:cxnLst>
+                              <a:cxn ang="0">
+                                <a:pos x="GluePoint1X" y="GluePoint1Y"/>
+                              </a:cxn>
+                              <a:cxn ang="0">
+                                <a:pos x="GluePoint2X" y="GluePoint2Y"/>
+                              </a:cxn>
+                              <a:cxn ang="0">
+                                <a:pos x="GluePoint3X" y="GluePoint3Y"/>
+                              </a:cxn>
+                              <a:cxn ang="0">
+                                <a:pos x="GluePoint4X" y="GluePoint4Y"/>
+                              </a:cxn>
+                            </a:cxnLst>
+                            <a:rect l="textAreaLeft" t="textAreaTop" r="textAreaRight" b="textAreaBottom"/>
+                            <a:pathLst>
+                              <a:path w="2335212" h="2467927">
+                                <a:moveTo>
+                                  <a:pt x="0" y="0"/>
+                                </a:moveTo>
+                                <a:lnTo>
+                                  <a:pt x="2335212" y="0"/>
+                                </a:lnTo>
+                                <a:lnTo>
+                                  <a:pt x="2335212" y="2467927"/>
+                                </a:lnTo>
+                                <a:lnTo>
+                                  <a:pt x="0" y="2467927"/>
+                                </a:lnTo>
+                                <a:close/>
+                              </a:path>
+                            </a:pathLst>
+                          </a:custGeom>
+                          <a:blipFill rotWithShape="0">
+                            <a:blip r:embed="rId9"/>
+                            <a:stretch>
+                              <a:fillRect l="845" t="6888"/>
+                            </a:stretch>
+                          </a:blipFill>
+                          <a:ln w="0">
+                            <a:noFill/>
+                          </a:ln>
+                        </wps:spPr>
+                        <wps:style>
+                          <a:lnRef idx="0">
+                            <a:scrgbClr r="0" g="0" b="0"/>
+                          </a:lnRef>
+                          <a:fillRef idx="0">
+                            <a:scrgbClr r="0" g="0" b="0"/>
+                          </a:fillRef>
+                          <a:effectRef idx="0">
+                            <a:scrgbClr r="0" g="0" b="0"/>
+                          </a:effectRef>
+                          <a:fontRef idx="minor"/>
+                        </wps:style>
+                        <wps:bodyPr/>
+                      </wps:wsp>
+                      <wps:wsp>
+                        <wps:cNvPr id="1499168899" name="Graphic 12"/>
+                        <wps:cNvSpPr/>
+                        <wps:spPr>
+                          <a:xfrm>
+                            <a:off x="5471640" y="0"/>
+                            <a:ext cx="2300760" cy="2467080"/>
+                          </a:xfrm>
+                          <a:custGeom>
+                            <a:avLst/>
+                            <a:gdLst>
+                              <a:gd name="textAreaLeft" fmla="*/ 0 w 1304280"/>
+                              <a:gd name="textAreaRight" fmla="*/ 1304640 w 1304280"/>
+                              <a:gd name="textAreaTop" fmla="*/ 0 h 1398600"/>
+                              <a:gd name="textAreaBottom" fmla="*/ 1398960 h 1398600"/>
+                              <a:gd name="GluePoint1X" fmla="*/ 0 w 2301557"/>
+                              <a:gd name="GluePoint1Y" fmla="*/ 0 h 2467927"/>
+                              <a:gd name="GluePoint2X" fmla="*/ 2301557 w 2301557"/>
+                              <a:gd name="GluePoint2Y" fmla="*/ 0 h 2467927"/>
+                              <a:gd name="GluePoint3X" fmla="*/ 2301557 w 2301557"/>
+                              <a:gd name="GluePoint3Y" fmla="*/ 2467927 h 2467927"/>
+                              <a:gd name="GluePoint4X" fmla="*/ 0 w 2301557"/>
+                              <a:gd name="GluePoint4Y" fmla="*/ 2467927 h 2467927"/>
+                            </a:gdLst>
+                            <a:ahLst/>
+                            <a:cxnLst>
+                              <a:cxn ang="0">
+                                <a:pos x="GluePoint1X" y="GluePoint1Y"/>
+                              </a:cxn>
+                              <a:cxn ang="0">
+                                <a:pos x="GluePoint2X" y="GluePoint2Y"/>
+                              </a:cxn>
+                              <a:cxn ang="0">
+                                <a:pos x="GluePoint3X" y="GluePoint3Y"/>
+                              </a:cxn>
+                              <a:cxn ang="0">
+                                <a:pos x="GluePoint4X" y="GluePoint4Y"/>
+                              </a:cxn>
+                            </a:cxnLst>
+                            <a:rect l="textAreaLeft" t="textAreaTop" r="textAreaRight" b="textAreaBottom"/>
+                            <a:pathLst>
+                              <a:path w="2301557" h="2467927">
+                                <a:moveTo>
+                                  <a:pt x="0" y="0"/>
+                                </a:moveTo>
+                                <a:lnTo>
+                                  <a:pt x="2301557" y="0"/>
+                                </a:lnTo>
+                                <a:lnTo>
+                                  <a:pt x="2301557" y="2467927"/>
+                                </a:lnTo>
+                                <a:lnTo>
+                                  <a:pt x="0" y="2467927"/>
+                                </a:lnTo>
+                                <a:close/>
+                              </a:path>
+                            </a:pathLst>
+                          </a:custGeom>
+                          <a:blipFill rotWithShape="0">
+                            <a:blip r:embed="rId10"/>
+                            <a:stretch>
+                              <a:fillRect t="43675" r="30031"/>
+                            </a:stretch>
+                          </a:blipFill>
+                          <a:ln w="0">
+                            <a:noFill/>
+                          </a:ln>
+                        </wps:spPr>
+                        <wps:style>
+                          <a:lnRef idx="0">
+                            <a:scrgbClr r="0" g="0" b="0"/>
+                          </a:lnRef>
+                          <a:fillRef idx="0">
+                            <a:scrgbClr r="0" g="0" b="0"/>
+                          </a:fillRef>
+                          <a:effectRef idx="0">
+                            <a:scrgbClr r="0" g="0" b="0"/>
+                          </a:effectRef>
+                          <a:fontRef idx="minor"/>
+                        </wps:style>
+                        <wps:bodyPr/>
+                      </wps:wsp>
+                      <wps:wsp>
+                        <wps:cNvPr id="1874799262" name="Graphic 18"/>
+                        <wps:cNvSpPr/>
+                        <wps:spPr>
+                          <a:xfrm>
+                            <a:off x="5031000" y="7797960"/>
+                            <a:ext cx="2354760" cy="2260440"/>
+                          </a:xfrm>
+                          <a:custGeom>
+                            <a:avLst/>
+                            <a:gdLst>
+                              <a:gd name="textAreaLeft" fmla="*/ 0 w 1334880"/>
+                              <a:gd name="textAreaRight" fmla="*/ 1335240 w 1334880"/>
+                              <a:gd name="textAreaTop" fmla="*/ 0 h 1281600"/>
+                              <a:gd name="textAreaBottom" fmla="*/ 1281960 h 1281600"/>
+                              <a:gd name="GluePoint1X" fmla="*/ 0 w 2355215"/>
+                              <a:gd name="GluePoint1Y" fmla="*/ 0 h 2260918"/>
+                              <a:gd name="GluePoint2X" fmla="*/ 2355215 w 2355215"/>
+                              <a:gd name="GluePoint2Y" fmla="*/ 0 h 2260918"/>
+                              <a:gd name="GluePoint3X" fmla="*/ 2355215 w 2355215"/>
+                              <a:gd name="GluePoint3Y" fmla="*/ 2260918 h 2260918"/>
+                              <a:gd name="GluePoint4X" fmla="*/ 0 w 2355215"/>
+                              <a:gd name="GluePoint4Y" fmla="*/ 2260918 h 2260918"/>
+                            </a:gdLst>
+                            <a:ahLst/>
+                            <a:cxnLst>
+                              <a:cxn ang="0">
+                                <a:pos x="GluePoint1X" y="GluePoint1Y"/>
+                              </a:cxn>
+                              <a:cxn ang="0">
+                                <a:pos x="GluePoint2X" y="GluePoint2Y"/>
+                              </a:cxn>
+                              <a:cxn ang="0">
+                                <a:pos x="GluePoint3X" y="GluePoint3Y"/>
+                              </a:cxn>
+                              <a:cxn ang="0">
+                                <a:pos x="GluePoint4X" y="GluePoint4Y"/>
+                              </a:cxn>
+                            </a:cxnLst>
+                            <a:rect l="textAreaLeft" t="textAreaTop" r="textAreaRight" b="textAreaBottom"/>
+                            <a:pathLst>
+                              <a:path w="2355215" h="2260918">
+                                <a:moveTo>
+                                  <a:pt x="0" y="0"/>
+                                </a:moveTo>
+                                <a:lnTo>
+                                  <a:pt x="2355215" y="0"/>
+                                </a:lnTo>
+                                <a:lnTo>
+                                  <a:pt x="2355215" y="2260918"/>
+                                </a:lnTo>
+                                <a:lnTo>
+                                  <a:pt x="0" y="2260918"/>
+                                </a:lnTo>
+                                <a:close/>
+                              </a:path>
+                            </a:pathLst>
+                          </a:custGeom>
+                          <a:blipFill rotWithShape="0">
+                            <a:blip r:embed="rId11"/>
+                            <a:stretch>
+                              <a:fillRect b="16671"/>
+                            </a:stretch>
+                          </a:blipFill>
+                          <a:ln w="0">
+                            <a:noFill/>
+                          </a:ln>
+                        </wps:spPr>
+                        <wps:style>
+                          <a:lnRef idx="0">
+                            <a:scrgbClr r="0" g="0" b="0"/>
+                          </a:lnRef>
+                          <a:fillRef idx="0">
+                            <a:scrgbClr r="0" g="0" b="0"/>
+                          </a:fillRef>
+                          <a:effectRef idx="0">
+                            <a:scrgbClr r="0" g="0" b="0"/>
+                          </a:effectRef>
+                          <a:fontRef idx="minor"/>
+                        </wps:style>
+                        <wps:bodyPr/>
+                      </wps:wsp>
+                    </wpg:wgp>
+                  </a:graphicData>
+                </a:graphic>
+              </wp:anchor>
+            </w:drawing>
+          </mc:Choice>
+          <mc:Fallback>
+            <w:pict>
+              <v:group w14:anchorId="30C5A5AF" id="_x0000_s1038" style="position:absolute;left:0;text-align:left;margin-left:-54pt;margin-top:0;width:612pt;height:11in;z-index:-323556208;mso-wrap-distance-left:0;mso-wrap-distance-right:0;mso-position-vertical-relative:page" coordsize="77724,100584" o:gfxdata="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">
+                <v:rect id="_x0000_s1039" style="position:absolute;width:77724;height:100584;visibility:visible;mso-wrap-style:square;v-text-anchor:middle" o:gfxdata="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" fillcolor="#f4ecdd [3206]" stroked="f" strokeweight="1.25pt">
+                  <v:textbox>
+                    <w:txbxContent>
+                      <w:p/>
+                      <w:p>
+                        <w:pPr>
+                          <w:jc w:val="center"/>
+                        </w:pPr>
+                      </w:p>
+                      <w:p>
+                        <w:pPr>
+                          <w:jc w:val="center"/>
+                        </w:pPr>
+                      </w:p>
+                    </w:txbxContent>
+                  </v:textbox>
+                </v:rect>
+                <v:shape id="Graphic 16" o:spid="_x0000_s1040" style="position:absolute;width:23342;height:24670;visibility:visible;mso-wrap-style:square;v-text-anchor:top" coordsize="2335212,2467927" o:gfxdata="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" path="m,l2335212,r,2467927l,2467927,,xe" stroked="f" strokeweight="0">
+                  <v:fill r:id="rId12" o:title="" recolor="t" type="frame"/>
+                  <v:path arrowok="t" o:connecttype="custom" o:connectlocs="0,0;2334240,0;2334240,2467080;0,2467080" o:connectangles="0,0,0,0" textboxrect="0,0,2335847,2468562"/>
+                </v:shape>
+                <v:shape id="Graphic 12" o:spid="_x0000_s1041" style="position:absolute;left:54716;width:23008;height:24670;visibility:visible;mso-wrap-style:square;v-text-anchor:top" coordsize="2301557,2467927" o:gfxdata="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" path="m,l2301557,r,2467927l,2467927,,xe" stroked="f" strokeweight="0">
+                  <v:fill r:id="rId13" o:title="" recolor="t" type="frame"/>
+                  <v:path arrowok="t" o:connecttype="custom" o:connectlocs="0,0;2300760,0;2300760,2467080;0,2467080" o:connectangles="0,0,0,0" textboxrect="0,0,2302192,2468562"/>
+                </v:shape>
+                <v:shape id="Graphic 18" o:spid="_x0000_s1042" style="position:absolute;left:50310;top:77979;width:23547;height:22605;visibility:visible;mso-wrap-style:square;v-text-anchor:top" coordsize="2355215,2260918" o:gfxdata="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" path="m,l2355215,r,2260918l,2260918,,xe" stroked="f" strokeweight="0">
+                  <v:fill r:id="rId14" o:title="" recolor="t" type="frame"/>
+                  <v:path arrowok="t" o:connecttype="custom" o:connectlocs="0,0;2354760,0;2354760,2260440;0,2260440" o:connectangles="0,0,0,0" textboxrect="0,0,2355850,2261553"/>
+                </v:shape>
+                <w10:wrap anchory="page"/>
+              </v:group>
+            </w:pict>
+          </mc:Fallback>
+        </mc:AlternateContent>
+      </w:r>
+      <w:r>
+        <w:t xml:space="preserve">Worked upon </w:t>
+      </w:r>
+      <w:proofErr w:type="spellStart"/>
+      <w:r>
+        <w:t>Popovs</w:t>
+      </w:r>
+      <w:proofErr w:type="spellEnd"/>
+      <w:r>
+        <w:t xml:space="preserve"> feedback for the diagram</w:t>
       </w:r>
     </w:p>
     <w:p>
@@ -1750,45 +5133,9 @@
         </w:numPr>
       </w:pPr>
       <w:r>
-        <w:t>Discussed analysts part and plan for design</w:t>
+        <w:t>Improved both diagrams and sent them to both teams 31 and 33 to receive the methods from them</w:t>
       </w:r>
     </w:p>
-    <w:p>
-      <w:pPr>
-        <w:numPr>
-          <w:ilvl w:val="0"/>
-          <w:numId w:val="11"/>
-        </w:numPr>
-      </w:pPr>
-      <w:r>
-        <w:t>Discussed project binder content</w:t>
-      </w:r>
-    </w:p>
-    <w:p>
-      <w:pPr>
-        <w:numPr>
-          <w:ilvl w:val="0"/>
-          <w:numId w:val="11"/>
-        </w:numPr>
-      </w:pPr>
-      <w:r>
-        <w:t>Got status update from analysts</w:t>
-      </w:r>
-    </w:p>
-    <w:p>
-      <w:pPr>
-        <w:numPr>
-          <w:ilvl w:val="0"/>
-          <w:numId w:val="11"/>
-        </w:numPr>
-      </w:pPr>
-      <w:r>
-        <w:t>Meeting minutes posted to github</w:t>
-      </w:r>
-    </w:p>
-    <w:p/>
-    <w:p/>
-    <w:p/>
     <w:p/>
     <w:sectPr>
       <w:pgSz w:w="12240" w:h="15840"/>
@@ -3866,7 +7213,6 @@
   <w:style w:type="character" w:default="1" w:styleId="DefaultParagraphFont">
     <w:name w:val="Default Paragraph Font"/>
     <w:uiPriority w:val="1"/>
-    <w:semiHidden/>
     <w:unhideWhenUsed/>
   </w:style>
   <w:style w:type="table" w:default="1" w:styleId="TableNormal">
@@ -28024,7 +31370,7 @@
     </w:docPart>
     <w:docPart>
       <w:docPartPr>
-        <w:name w:val="26DB9322B2304DAF9BF04ACD02A8B16D"/>
+        <w:name w:val="D0C106E67D594BB08F91A0B3A8837AF3"/>
         <w:category>
           <w:name w:val="General"/>
           <w:gallery w:val="placeholder"/>
@@ -28035,12 +31381,12 @@
         <w:behaviors>
           <w:behavior w:val="content"/>
         </w:behaviors>
-        <w:guid w:val="{5E95B1BA-CB19-4116-B074-61110E167F29}"/>
+        <w:guid w:val="{8673B7E4-E337-4685-9903-3BCB2FF814A2}"/>
       </w:docPartPr>
       <w:docPartBody>
         <w:p>
           <w:pPr>
-            <w:pStyle w:val="26DB9322B2304DAF9BF04ACD02A8B16D"/>
+            <w:pStyle w:val="D0C106E67D594BB08F91A0B3A8837AF3"/>
           </w:pPr>
           <w:r>
             <w:rPr>
@@ -28057,7 +31403,7 @@
     </w:docPart>
     <w:docPart>
       <w:docPartPr>
-        <w:name w:val="FA74C90B7EA3491C81F9D2F2A0D3CED4"/>
+        <w:name w:val="EB0967EB2B3946D3ABE63A7DDF0E9E04"/>
         <w:category>
           <w:name w:val="General"/>
           <w:gallery w:val="placeholder"/>
@@ -28068,12 +31414,12 @@
         <w:behaviors>
           <w:behavior w:val="content"/>
         </w:behaviors>
-        <w:guid w:val="{A4FF09E0-91F5-4534-A3AF-D641BEE1A98A}"/>
+        <w:guid w:val="{D2EC6BB3-D755-453A-9EE1-5A187DDBAB0D}"/>
       </w:docPartPr>
       <w:docPartBody>
         <w:p>
           <w:pPr>
-            <w:pStyle w:val="FA74C90B7EA3491C81F9D2F2A0D3CED4"/>
+            <w:pStyle w:val="EB0967EB2B3946D3ABE63A7DDF0E9E04"/>
           </w:pPr>
           <w:r>
             <w:t>Date</w:t>
@@ -28083,7 +31429,7 @@
     </w:docPart>
     <w:docPart>
       <w:docPartPr>
-        <w:name w:val="300D5AC9D7D0420F905F4FC7D96A2001"/>
+        <w:name w:val="17025F6ACFD2450987C3B63FA8454ABE"/>
         <w:category>
           <w:name w:val="General"/>
           <w:gallery w:val="placeholder"/>
@@ -28094,12 +31440,12 @@
         <w:behaviors>
           <w:behavior w:val="content"/>
         </w:behaviors>
-        <w:guid w:val="{C0BE414B-25E5-44AE-AE4E-B8373C5FF287}"/>
+        <w:guid w:val="{67F62F7B-47A9-4D49-914C-B1DFFC37A71E}"/>
       </w:docPartPr>
       <w:docPartBody>
         <w:p>
           <w:pPr>
-            <w:pStyle w:val="300D5AC9D7D0420F905F4FC7D96A2001"/>
+            <w:pStyle w:val="17025F6ACFD2450987C3B63FA8454ABE"/>
           </w:pPr>
           <w:r>
             <w:t>Time</w:t>
@@ -28109,7 +31455,7 @@
     </w:docPart>
     <w:docPart>
       <w:docPartPr>
-        <w:name w:val="AA7C664436E1428FB6CCCDCC8E976EA0"/>
+        <w:name w:val="A346A8EF656E46D1B9008A0CBF07A47A"/>
         <w:category>
           <w:name w:val="General"/>
           <w:gallery w:val="placeholder"/>
@@ -28120,12 +31466,12 @@
         <w:behaviors>
           <w:behavior w:val="content"/>
         </w:behaviors>
-        <w:guid w:val="{16C1646E-AA00-4C03-B7F7-49A9714A7B1C}"/>
+        <w:guid w:val="{2DB0B095-7093-47F1-A5F2-5D2D0EEAB1E6}"/>
       </w:docPartPr>
       <w:docPartBody>
         <w:p>
           <w:pPr>
-            <w:pStyle w:val="AA7C664436E1428FB6CCCDCC8E976EA0"/>
+            <w:pStyle w:val="A346A8EF656E46D1B9008A0CBF07A47A"/>
           </w:pPr>
           <w:r>
             <w:t>Meeting called to order by</w:t>
@@ -28135,7 +31481,7 @@
     </w:docPart>
     <w:docPart>
       <w:docPartPr>
-        <w:name w:val="5375BC7D6D8F4AA68B3B67CD2E6F4E76"/>
+        <w:name w:val="1841CC6542E244A2B69873C698054DCD"/>
         <w:category>
           <w:name w:val="General"/>
           <w:gallery w:val="placeholder"/>
@@ -28146,12 +31492,560 @@
         <w:behaviors>
           <w:behavior w:val="content"/>
         </w:behaviors>
-        <w:guid w:val="{AAC98E9E-001A-4A34-A092-C95EAE4D3234}"/>
+        <w:guid w:val="{60DFA2E0-5BA1-429A-A956-7F63DF7009C0}"/>
       </w:docPartPr>
       <w:docPartBody>
         <w:p>
           <w:pPr>
-            <w:pStyle w:val="5375BC7D6D8F4AA68B3B67CD2E6F4E76"/>
+            <w:pStyle w:val="1841CC6542E244A2B69873C698054DCD"/>
+          </w:pPr>
+          <w:r>
+            <w:t>In attendance</w:t>
+          </w:r>
+        </w:p>
+      </w:docPartBody>
+    </w:docPart>
+    <w:docPart>
+      <w:docPartPr>
+        <w:name w:val="A04808C1A4B1444FB3D45DB64FC8B5E5"/>
+        <w:category>
+          <w:name w:val="General"/>
+          <w:gallery w:val="placeholder"/>
+        </w:category>
+        <w:types>
+          <w:type w:val="bbPlcHdr"/>
+        </w:types>
+        <w:behaviors>
+          <w:behavior w:val="content"/>
+        </w:behaviors>
+        <w:guid w:val="{37A44F1B-4237-4A9F-8808-828BAF401BF6}"/>
+      </w:docPartPr>
+      <w:docPartBody>
+        <w:p>
+          <w:pPr>
+            <w:pStyle w:val="A04808C1A4B1444FB3D45DB64FC8B5E5"/>
+          </w:pPr>
+          <w:r>
+            <w:rPr>
+              <w14:textOutline w14:w="9525" w14:cap="rnd" w14:cmpd="sng" w14:algn="ctr">
+                <w14:noFill/>
+                <w14:prstDash w14:val="solid"/>
+                <w14:bevel/>
+              </w14:textOutline>
+            </w:rPr>
+            <w:t>Minutes</w:t>
+          </w:r>
+        </w:p>
+      </w:docPartBody>
+    </w:docPart>
+    <w:docPart>
+      <w:docPartPr>
+        <w:name w:val="1707CA1724C747919623CC36F8C93FF2"/>
+        <w:category>
+          <w:name w:val="General"/>
+          <w:gallery w:val="placeholder"/>
+        </w:category>
+        <w:types>
+          <w:type w:val="bbPlcHdr"/>
+        </w:types>
+        <w:behaviors>
+          <w:behavior w:val="content"/>
+        </w:behaviors>
+        <w:guid w:val="{7B3DD0B9-4639-4085-9582-348BE1642338}"/>
+      </w:docPartPr>
+      <w:docPartBody>
+        <w:p>
+          <w:pPr>
+            <w:pStyle w:val="1707CA1724C747919623CC36F8C93FF2"/>
+          </w:pPr>
+          <w:r>
+            <w:t>Date</w:t>
+          </w:r>
+        </w:p>
+      </w:docPartBody>
+    </w:docPart>
+    <w:docPart>
+      <w:docPartPr>
+        <w:name w:val="6FA1DC79D99C4F1F940AB2A6B548E4C0"/>
+        <w:category>
+          <w:name w:val="General"/>
+          <w:gallery w:val="placeholder"/>
+        </w:category>
+        <w:types>
+          <w:type w:val="bbPlcHdr"/>
+        </w:types>
+        <w:behaviors>
+          <w:behavior w:val="content"/>
+        </w:behaviors>
+        <w:guid w:val="{29C74F1E-199B-41B9-AB8A-11D4B2DA40F3}"/>
+      </w:docPartPr>
+      <w:docPartBody>
+        <w:p>
+          <w:pPr>
+            <w:pStyle w:val="6FA1DC79D99C4F1F940AB2A6B548E4C0"/>
+          </w:pPr>
+          <w:r>
+            <w:t>Time</w:t>
+          </w:r>
+        </w:p>
+      </w:docPartBody>
+    </w:docPart>
+    <w:docPart>
+      <w:docPartPr>
+        <w:name w:val="C39EEBF2E6E947FFB266C308AE3FBB5B"/>
+        <w:category>
+          <w:name w:val="General"/>
+          <w:gallery w:val="placeholder"/>
+        </w:category>
+        <w:types>
+          <w:type w:val="bbPlcHdr"/>
+        </w:types>
+        <w:behaviors>
+          <w:behavior w:val="content"/>
+        </w:behaviors>
+        <w:guid w:val="{4C4AE276-420D-44B0-9C57-A6290F44D522}"/>
+      </w:docPartPr>
+      <w:docPartBody>
+        <w:p>
+          <w:pPr>
+            <w:pStyle w:val="C39EEBF2E6E947FFB266C308AE3FBB5B"/>
+          </w:pPr>
+          <w:r>
+            <w:t>Meeting called to order by</w:t>
+          </w:r>
+        </w:p>
+      </w:docPartBody>
+    </w:docPart>
+    <w:docPart>
+      <w:docPartPr>
+        <w:name w:val="BDD6A8885F944792B481CD106FC44DE8"/>
+        <w:category>
+          <w:name w:val="General"/>
+          <w:gallery w:val="placeholder"/>
+        </w:category>
+        <w:types>
+          <w:type w:val="bbPlcHdr"/>
+        </w:types>
+        <w:behaviors>
+          <w:behavior w:val="content"/>
+        </w:behaviors>
+        <w:guid w:val="{6EF989EF-932C-4346-8CAD-6A5B20225BD8}"/>
+      </w:docPartPr>
+      <w:docPartBody>
+        <w:p>
+          <w:pPr>
+            <w:pStyle w:val="BDD6A8885F944792B481CD106FC44DE8"/>
+          </w:pPr>
+          <w:r>
+            <w:t>In attendance</w:t>
+          </w:r>
+        </w:p>
+      </w:docPartBody>
+    </w:docPart>
+    <w:docPart>
+      <w:docPartPr>
+        <w:name w:val="D3BFE8CA309540E1BBEFAD68092F9AC9"/>
+        <w:category>
+          <w:name w:val="General"/>
+          <w:gallery w:val="placeholder"/>
+        </w:category>
+        <w:types>
+          <w:type w:val="bbPlcHdr"/>
+        </w:types>
+        <w:behaviors>
+          <w:behavior w:val="content"/>
+        </w:behaviors>
+        <w:guid w:val="{5BE9E791-E8FF-4303-A7C1-59CDADDAE0D5}"/>
+      </w:docPartPr>
+      <w:docPartBody>
+        <w:p>
+          <w:pPr>
+            <w:pStyle w:val="D3BFE8CA309540E1BBEFAD68092F9AC9"/>
+          </w:pPr>
+          <w:r>
+            <w:rPr>
+              <w14:textOutline w14:w="9525" w14:cap="rnd" w14:cmpd="sng" w14:algn="ctr">
+                <w14:noFill/>
+                <w14:prstDash w14:val="solid"/>
+                <w14:bevel/>
+              </w14:textOutline>
+            </w:rPr>
+            <w:t>Minutes</w:t>
+          </w:r>
+        </w:p>
+      </w:docPartBody>
+    </w:docPart>
+    <w:docPart>
+      <w:docPartPr>
+        <w:name w:val="E91141499E0C459181CE9AF3AE06B8AB"/>
+        <w:category>
+          <w:name w:val="General"/>
+          <w:gallery w:val="placeholder"/>
+        </w:category>
+        <w:types>
+          <w:type w:val="bbPlcHdr"/>
+        </w:types>
+        <w:behaviors>
+          <w:behavior w:val="content"/>
+        </w:behaviors>
+        <w:guid w:val="{FD73D189-F949-4E1A-950D-FFADDFEA56AF}"/>
+      </w:docPartPr>
+      <w:docPartBody>
+        <w:p>
+          <w:pPr>
+            <w:pStyle w:val="E91141499E0C459181CE9AF3AE06B8AB"/>
+          </w:pPr>
+          <w:r>
+            <w:t>Date</w:t>
+          </w:r>
+        </w:p>
+      </w:docPartBody>
+    </w:docPart>
+    <w:docPart>
+      <w:docPartPr>
+        <w:name w:val="240FB94F2D70462B9A064294A6A6E47F"/>
+        <w:category>
+          <w:name w:val="General"/>
+          <w:gallery w:val="placeholder"/>
+        </w:category>
+        <w:types>
+          <w:type w:val="bbPlcHdr"/>
+        </w:types>
+        <w:behaviors>
+          <w:behavior w:val="content"/>
+        </w:behaviors>
+        <w:guid w:val="{07977073-870B-4234-AC36-6A7ADD9F4E68}"/>
+      </w:docPartPr>
+      <w:docPartBody>
+        <w:p>
+          <w:pPr>
+            <w:pStyle w:val="240FB94F2D70462B9A064294A6A6E47F"/>
+          </w:pPr>
+          <w:r>
+            <w:t>Time</w:t>
+          </w:r>
+        </w:p>
+      </w:docPartBody>
+    </w:docPart>
+    <w:docPart>
+      <w:docPartPr>
+        <w:name w:val="59BCA7431564416DAC5AC0CBA4BADEBC"/>
+        <w:category>
+          <w:name w:val="General"/>
+          <w:gallery w:val="placeholder"/>
+        </w:category>
+        <w:types>
+          <w:type w:val="bbPlcHdr"/>
+        </w:types>
+        <w:behaviors>
+          <w:behavior w:val="content"/>
+        </w:behaviors>
+        <w:guid w:val="{6B59D3B1-500C-46AA-9E30-2A762C109D74}"/>
+      </w:docPartPr>
+      <w:docPartBody>
+        <w:p>
+          <w:pPr>
+            <w:pStyle w:val="59BCA7431564416DAC5AC0CBA4BADEBC"/>
+          </w:pPr>
+          <w:r>
+            <w:t>Meeting called to order by</w:t>
+          </w:r>
+        </w:p>
+      </w:docPartBody>
+    </w:docPart>
+    <w:docPart>
+      <w:docPartPr>
+        <w:name w:val="969C50B713BF45AA9CBF5087138FB6C3"/>
+        <w:category>
+          <w:name w:val="General"/>
+          <w:gallery w:val="placeholder"/>
+        </w:category>
+        <w:types>
+          <w:type w:val="bbPlcHdr"/>
+        </w:types>
+        <w:behaviors>
+          <w:behavior w:val="content"/>
+        </w:behaviors>
+        <w:guid w:val="{D07442C8-D600-4C43-92D2-74CEFD580433}"/>
+      </w:docPartPr>
+      <w:docPartBody>
+        <w:p>
+          <w:pPr>
+            <w:pStyle w:val="969C50B713BF45AA9CBF5087138FB6C3"/>
+          </w:pPr>
+          <w:r>
+            <w:t>In attendance</w:t>
+          </w:r>
+        </w:p>
+      </w:docPartBody>
+    </w:docPart>
+    <w:docPart>
+      <w:docPartPr>
+        <w:name w:val="B95BB645A6BB4ECDA6DB88A66ECAEA44"/>
+        <w:category>
+          <w:name w:val="General"/>
+          <w:gallery w:val="placeholder"/>
+        </w:category>
+        <w:types>
+          <w:type w:val="bbPlcHdr"/>
+        </w:types>
+        <w:behaviors>
+          <w:behavior w:val="content"/>
+        </w:behaviors>
+        <w:guid w:val="{2289A991-5139-40EF-8DF6-52B17E686688}"/>
+      </w:docPartPr>
+      <w:docPartBody>
+        <w:p>
+          <w:pPr>
+            <w:pStyle w:val="B95BB645A6BB4ECDA6DB88A66ECAEA44"/>
+          </w:pPr>
+          <w:r>
+            <w:rPr>
+              <w14:textOutline w14:w="9525" w14:cap="rnd" w14:cmpd="sng" w14:algn="ctr">
+                <w14:noFill/>
+                <w14:prstDash w14:val="solid"/>
+                <w14:bevel/>
+              </w14:textOutline>
+            </w:rPr>
+            <w:t>Minutes</w:t>
+          </w:r>
+        </w:p>
+      </w:docPartBody>
+    </w:docPart>
+    <w:docPart>
+      <w:docPartPr>
+        <w:name w:val="4AE75E4A85BF4A3FB159A0C21672F355"/>
+        <w:category>
+          <w:name w:val="General"/>
+          <w:gallery w:val="placeholder"/>
+        </w:category>
+        <w:types>
+          <w:type w:val="bbPlcHdr"/>
+        </w:types>
+        <w:behaviors>
+          <w:behavior w:val="content"/>
+        </w:behaviors>
+        <w:guid w:val="{0B2440E7-6627-4313-BE66-A30CD56C3BDE}"/>
+      </w:docPartPr>
+      <w:docPartBody>
+        <w:p>
+          <w:pPr>
+            <w:pStyle w:val="4AE75E4A85BF4A3FB159A0C21672F355"/>
+          </w:pPr>
+          <w:r>
+            <w:t>Date</w:t>
+          </w:r>
+        </w:p>
+      </w:docPartBody>
+    </w:docPart>
+    <w:docPart>
+      <w:docPartPr>
+        <w:name w:val="F466F889020F4A9B8C0AAD9006974783"/>
+        <w:category>
+          <w:name w:val="General"/>
+          <w:gallery w:val="placeholder"/>
+        </w:category>
+        <w:types>
+          <w:type w:val="bbPlcHdr"/>
+        </w:types>
+        <w:behaviors>
+          <w:behavior w:val="content"/>
+        </w:behaviors>
+        <w:guid w:val="{D110FE86-0FB0-4C47-96E9-1D57204A89BC}"/>
+      </w:docPartPr>
+      <w:docPartBody>
+        <w:p>
+          <w:pPr>
+            <w:pStyle w:val="F466F889020F4A9B8C0AAD9006974783"/>
+          </w:pPr>
+          <w:r>
+            <w:t>Time</w:t>
+          </w:r>
+        </w:p>
+      </w:docPartBody>
+    </w:docPart>
+    <w:docPart>
+      <w:docPartPr>
+        <w:name w:val="6373A5F9097D4AC78679201918BEF219"/>
+        <w:category>
+          <w:name w:val="General"/>
+          <w:gallery w:val="placeholder"/>
+        </w:category>
+        <w:types>
+          <w:type w:val="bbPlcHdr"/>
+        </w:types>
+        <w:behaviors>
+          <w:behavior w:val="content"/>
+        </w:behaviors>
+        <w:guid w:val="{8F7FAA34-2F25-40FF-A9CF-78F3154FF6C7}"/>
+      </w:docPartPr>
+      <w:docPartBody>
+        <w:p>
+          <w:pPr>
+            <w:pStyle w:val="6373A5F9097D4AC78679201918BEF219"/>
+          </w:pPr>
+          <w:r>
+            <w:t>Meeting called to order by</w:t>
+          </w:r>
+        </w:p>
+      </w:docPartBody>
+    </w:docPart>
+    <w:docPart>
+      <w:docPartPr>
+        <w:name w:val="4D4F4C2DBDDD4C199A1652AAACFDE209"/>
+        <w:category>
+          <w:name w:val="General"/>
+          <w:gallery w:val="placeholder"/>
+        </w:category>
+        <w:types>
+          <w:type w:val="bbPlcHdr"/>
+        </w:types>
+        <w:behaviors>
+          <w:behavior w:val="content"/>
+        </w:behaviors>
+        <w:guid w:val="{624CE841-7A62-43EF-99CE-B122071DB0DC}"/>
+      </w:docPartPr>
+      <w:docPartBody>
+        <w:p>
+          <w:pPr>
+            <w:pStyle w:val="4D4F4C2DBDDD4C199A1652AAACFDE209"/>
+          </w:pPr>
+          <w:r>
+            <w:t>In attendance</w:t>
+          </w:r>
+        </w:p>
+      </w:docPartBody>
+    </w:docPart>
+    <w:docPart>
+      <w:docPartPr>
+        <w:name w:val="685F90532EEE49D4A4E65A29DA629DC1"/>
+        <w:category>
+          <w:name w:val="General"/>
+          <w:gallery w:val="placeholder"/>
+        </w:category>
+        <w:types>
+          <w:type w:val="bbPlcHdr"/>
+        </w:types>
+        <w:behaviors>
+          <w:behavior w:val="content"/>
+        </w:behaviors>
+        <w:guid w:val="{22C162C4-5AE8-4797-91D8-EDCC3F992C2D}"/>
+      </w:docPartPr>
+      <w:docPartBody>
+        <w:p>
+          <w:pPr>
+            <w:pStyle w:val="685F90532EEE49D4A4E65A29DA629DC1"/>
+          </w:pPr>
+          <w:r>
+            <w:rPr>
+              <w14:textOutline w14:w="9525" w14:cap="rnd" w14:cmpd="sng" w14:algn="ctr">
+                <w14:noFill/>
+                <w14:prstDash w14:val="solid"/>
+                <w14:bevel/>
+              </w14:textOutline>
+            </w:rPr>
+            <w:t>Minutes</w:t>
+          </w:r>
+        </w:p>
+      </w:docPartBody>
+    </w:docPart>
+    <w:docPart>
+      <w:docPartPr>
+        <w:name w:val="7FD876D55766496FBE9EB9EBE05AD883"/>
+        <w:category>
+          <w:name w:val="General"/>
+          <w:gallery w:val="placeholder"/>
+        </w:category>
+        <w:types>
+          <w:type w:val="bbPlcHdr"/>
+        </w:types>
+        <w:behaviors>
+          <w:behavior w:val="content"/>
+        </w:behaviors>
+        <w:guid w:val="{C587C31A-5212-4BB4-BC0B-AAF96CAE1316}"/>
+      </w:docPartPr>
+      <w:docPartBody>
+        <w:p>
+          <w:pPr>
+            <w:pStyle w:val="7FD876D55766496FBE9EB9EBE05AD883"/>
+          </w:pPr>
+          <w:r>
+            <w:t>Date</w:t>
+          </w:r>
+        </w:p>
+      </w:docPartBody>
+    </w:docPart>
+    <w:docPart>
+      <w:docPartPr>
+        <w:name w:val="86F6924B841E4246B30D963204661687"/>
+        <w:category>
+          <w:name w:val="General"/>
+          <w:gallery w:val="placeholder"/>
+        </w:category>
+        <w:types>
+          <w:type w:val="bbPlcHdr"/>
+        </w:types>
+        <w:behaviors>
+          <w:behavior w:val="content"/>
+        </w:behaviors>
+        <w:guid w:val="{D07E7C43-5CB2-4427-93D7-7BF42270A140}"/>
+      </w:docPartPr>
+      <w:docPartBody>
+        <w:p>
+          <w:pPr>
+            <w:pStyle w:val="86F6924B841E4246B30D963204661687"/>
+          </w:pPr>
+          <w:r>
+            <w:t>Time</w:t>
+          </w:r>
+        </w:p>
+      </w:docPartBody>
+    </w:docPart>
+    <w:docPart>
+      <w:docPartPr>
+        <w:name w:val="46AEA3AA747949E8A2C8FF2E33C90741"/>
+        <w:category>
+          <w:name w:val="General"/>
+          <w:gallery w:val="placeholder"/>
+        </w:category>
+        <w:types>
+          <w:type w:val="bbPlcHdr"/>
+        </w:types>
+        <w:behaviors>
+          <w:behavior w:val="content"/>
+        </w:behaviors>
+        <w:guid w:val="{7654109D-27DF-43DC-A23F-BA09441AFD1B}"/>
+      </w:docPartPr>
+      <w:docPartBody>
+        <w:p>
+          <w:pPr>
+            <w:pStyle w:val="46AEA3AA747949E8A2C8FF2E33C90741"/>
+          </w:pPr>
+          <w:r>
+            <w:t>Meeting called to order by</w:t>
+          </w:r>
+        </w:p>
+      </w:docPartBody>
+    </w:docPart>
+    <w:docPart>
+      <w:docPartPr>
+        <w:name w:val="570A2B5379F04347900D3F3230CE361A"/>
+        <w:category>
+          <w:name w:val="General"/>
+          <w:gallery w:val="placeholder"/>
+        </w:category>
+        <w:types>
+          <w:type w:val="bbPlcHdr"/>
+        </w:types>
+        <w:behaviors>
+          <w:behavior w:val="content"/>
+        </w:behaviors>
+        <w:guid w:val="{17A680AE-05B4-4E78-90E0-A0CAC88C3E6A}"/>
+      </w:docPartPr>
+      <w:docPartBody>
+        <w:p>
+          <w:pPr>
+            <w:pStyle w:val="570A2B5379F04347900D3F3230CE361A"/>
           </w:pPr>
           <w:r>
             <w:t>In attendance</w:t>
@@ -28244,17 +32138,15 @@
     <w:sig w:usb0="A00402FF" w:usb1="1200F9FB" w:usb2="0200003C" w:usb3="00000000" w:csb0="0000019F" w:csb1="00000000"/>
   </w:font>
   <w:font w:name="Microsoft YaHei">
-    <w:panose1 w:val="00000000000000000000"/>
+    <w:panose1 w:val="020B0503020204020204"/>
     <w:charset w:val="00"/>
     <w:family w:val="roman"/>
-    <w:notTrueType/>
     <w:pitch w:val="default"/>
   </w:font>
   <w:font w:name="Lucida Sans">
-    <w:panose1 w:val="00000000000000000000"/>
+    <w:panose1 w:val="020B0602030504020204"/>
     <w:charset w:val="00"/>
     <w:family w:val="roman"/>
-    <w:notTrueType/>
     <w:pitch w:val="default"/>
   </w:font>
   <w:font w:name="JetBrains Mono Light">
@@ -28418,7 +32310,9 @@
   <w:rsids>
     <w:rsidRoot w:val="00B3489F"/>
     <w:rsid w:val="00014361"/>
+    <w:rsid w:val="002F0064"/>
     <w:rsid w:val="00712E03"/>
+    <w:rsid w:val="008041DA"/>
     <w:rsid w:val="00805217"/>
     <w:rsid w:val="00B20FE1"/>
     <w:rsid w:val="00B3489F"/>
@@ -28426,6 +32320,7 @@
     <w:rsid w:val="00CA76C5"/>
     <w:rsid w:val="00D54119"/>
     <w:rsid w:val="00E24466"/>
+    <w:rsid w:val="00FE01C6"/>
   </w:rsids>
   <m:mathPr>
     <m:mathFont m:val="Cambria Math"/>
@@ -28937,6 +32832,286 @@
     <w:name w:val="AA7C664436E1428FB6CCCDCC8E976EA0"/>
     <w:rsid w:val="00B3489F"/>
   </w:style>
+  <w:style w:type="paragraph" w:customStyle="1" w:styleId="C5A4F1DE167249C58B01408CCC82AE4B">
+    <w:name w:val="C5A4F1DE167249C58B01408CCC82AE4B"/>
+    <w:rsid w:val="008041DA"/>
+    <w:rPr>
+      <w:lang w:val="en-GB" w:eastAsia="en-GB"/>
+    </w:rPr>
+  </w:style>
+  <w:style w:type="paragraph" w:customStyle="1" w:styleId="15291633E76D4087BE9B432C7B96E0E8">
+    <w:name w:val="15291633E76D4087BE9B432C7B96E0E8"/>
+    <w:rsid w:val="008041DA"/>
+    <w:rPr>
+      <w:lang w:val="en-GB" w:eastAsia="en-GB"/>
+    </w:rPr>
+  </w:style>
+  <w:style w:type="paragraph" w:customStyle="1" w:styleId="B341DF0791C1416B88A43A9C1BDBE62F">
+    <w:name w:val="B341DF0791C1416B88A43A9C1BDBE62F"/>
+    <w:rsid w:val="008041DA"/>
+    <w:rPr>
+      <w:lang w:val="en-GB" w:eastAsia="en-GB"/>
+    </w:rPr>
+  </w:style>
+  <w:style w:type="paragraph" w:customStyle="1" w:styleId="F5B6C5F2324F407CBEDBC0F3BB01551A">
+    <w:name w:val="F5B6C5F2324F407CBEDBC0F3BB01551A"/>
+    <w:rsid w:val="008041DA"/>
+    <w:rPr>
+      <w:lang w:val="en-GB" w:eastAsia="en-GB"/>
+    </w:rPr>
+  </w:style>
+  <w:style w:type="paragraph" w:customStyle="1" w:styleId="DABDD998A722446792D48150FC3C0726">
+    <w:name w:val="DABDD998A722446792D48150FC3C0726"/>
+    <w:rsid w:val="008041DA"/>
+    <w:rPr>
+      <w:lang w:val="en-GB" w:eastAsia="en-GB"/>
+    </w:rPr>
+  </w:style>
+  <w:style w:type="paragraph" w:customStyle="1" w:styleId="D0C106E67D594BB08F91A0B3A8837AF3">
+    <w:name w:val="D0C106E67D594BB08F91A0B3A8837AF3"/>
+    <w:rsid w:val="008041DA"/>
+    <w:rPr>
+      <w:lang w:val="en-GB" w:eastAsia="en-GB"/>
+    </w:rPr>
+  </w:style>
+  <w:style w:type="paragraph" w:customStyle="1" w:styleId="EB0967EB2B3946D3ABE63A7DDF0E9E04">
+    <w:name w:val="EB0967EB2B3946D3ABE63A7DDF0E9E04"/>
+    <w:rsid w:val="008041DA"/>
+    <w:rPr>
+      <w:lang w:val="en-GB" w:eastAsia="en-GB"/>
+    </w:rPr>
+  </w:style>
+  <w:style w:type="paragraph" w:customStyle="1" w:styleId="17025F6ACFD2450987C3B63FA8454ABE">
+    <w:name w:val="17025F6ACFD2450987C3B63FA8454ABE"/>
+    <w:rsid w:val="008041DA"/>
+    <w:rPr>
+      <w:lang w:val="en-GB" w:eastAsia="en-GB"/>
+    </w:rPr>
+  </w:style>
+  <w:style w:type="paragraph" w:customStyle="1" w:styleId="A346A8EF656E46D1B9008A0CBF07A47A">
+    <w:name w:val="A346A8EF656E46D1B9008A0CBF07A47A"/>
+    <w:rsid w:val="008041DA"/>
+    <w:rPr>
+      <w:lang w:val="en-GB" w:eastAsia="en-GB"/>
+    </w:rPr>
+  </w:style>
+  <w:style w:type="paragraph" w:customStyle="1" w:styleId="1841CC6542E244A2B69873C698054DCD">
+    <w:name w:val="1841CC6542E244A2B69873C698054DCD"/>
+    <w:rsid w:val="008041DA"/>
+    <w:rPr>
+      <w:lang w:val="en-GB" w:eastAsia="en-GB"/>
+    </w:rPr>
+  </w:style>
+  <w:style w:type="paragraph" w:customStyle="1" w:styleId="5888A1E8059F475F9F211868A80AC826">
+    <w:name w:val="5888A1E8059F475F9F211868A80AC826"/>
+    <w:rsid w:val="008041DA"/>
+    <w:rPr>
+      <w:lang w:val="en-GB" w:eastAsia="en-GB"/>
+    </w:rPr>
+  </w:style>
+  <w:style w:type="paragraph" w:customStyle="1" w:styleId="7829436F053B42768CAE92ADD787424A">
+    <w:name w:val="7829436F053B42768CAE92ADD787424A"/>
+    <w:rsid w:val="008041DA"/>
+    <w:rPr>
+      <w:lang w:val="en-GB" w:eastAsia="en-GB"/>
+    </w:rPr>
+  </w:style>
+  <w:style w:type="paragraph" w:customStyle="1" w:styleId="ABF27E4A21FC4724817935D6E6F7BE34">
+    <w:name w:val="ABF27E4A21FC4724817935D6E6F7BE34"/>
+    <w:rsid w:val="008041DA"/>
+    <w:rPr>
+      <w:lang w:val="en-GB" w:eastAsia="en-GB"/>
+    </w:rPr>
+  </w:style>
+  <w:style w:type="paragraph" w:customStyle="1" w:styleId="7A127492A5B64024996326F0DA25F257">
+    <w:name w:val="7A127492A5B64024996326F0DA25F257"/>
+    <w:rsid w:val="008041DA"/>
+    <w:rPr>
+      <w:lang w:val="en-GB" w:eastAsia="en-GB"/>
+    </w:rPr>
+  </w:style>
+  <w:style w:type="paragraph" w:customStyle="1" w:styleId="1AC41AF8628E44E5A2D0134441C5D320">
+    <w:name w:val="1AC41AF8628E44E5A2D0134441C5D320"/>
+    <w:rsid w:val="008041DA"/>
+    <w:rPr>
+      <w:lang w:val="en-GB" w:eastAsia="en-GB"/>
+    </w:rPr>
+  </w:style>
+  <w:style w:type="paragraph" w:customStyle="1" w:styleId="A04808C1A4B1444FB3D45DB64FC8B5E5">
+    <w:name w:val="A04808C1A4B1444FB3D45DB64FC8B5E5"/>
+    <w:rsid w:val="008041DA"/>
+    <w:rPr>
+      <w:lang w:val="en-GB" w:eastAsia="en-GB"/>
+    </w:rPr>
+  </w:style>
+  <w:style w:type="paragraph" w:customStyle="1" w:styleId="1707CA1724C747919623CC36F8C93FF2">
+    <w:name w:val="1707CA1724C747919623CC36F8C93FF2"/>
+    <w:rsid w:val="008041DA"/>
+    <w:rPr>
+      <w:lang w:val="en-GB" w:eastAsia="en-GB"/>
+    </w:rPr>
+  </w:style>
+  <w:style w:type="paragraph" w:customStyle="1" w:styleId="6FA1DC79D99C4F1F940AB2A6B548E4C0">
+    <w:name w:val="6FA1DC79D99C4F1F940AB2A6B548E4C0"/>
+    <w:rsid w:val="008041DA"/>
+    <w:rPr>
+      <w:lang w:val="en-GB" w:eastAsia="en-GB"/>
+    </w:rPr>
+  </w:style>
+  <w:style w:type="paragraph" w:customStyle="1" w:styleId="C39EEBF2E6E947FFB266C308AE3FBB5B">
+    <w:name w:val="C39EEBF2E6E947FFB266C308AE3FBB5B"/>
+    <w:rsid w:val="008041DA"/>
+    <w:rPr>
+      <w:lang w:val="en-GB" w:eastAsia="en-GB"/>
+    </w:rPr>
+  </w:style>
+  <w:style w:type="paragraph" w:customStyle="1" w:styleId="BDD6A8885F944792B481CD106FC44DE8">
+    <w:name w:val="BDD6A8885F944792B481CD106FC44DE8"/>
+    <w:rsid w:val="008041DA"/>
+    <w:rPr>
+      <w:lang w:val="en-GB" w:eastAsia="en-GB"/>
+    </w:rPr>
+  </w:style>
+  <w:style w:type="paragraph" w:customStyle="1" w:styleId="4CB9074BB7914DB7B6BE5279553D00E8">
+    <w:name w:val="4CB9074BB7914DB7B6BE5279553D00E8"/>
+    <w:rsid w:val="008041DA"/>
+    <w:rPr>
+      <w:lang w:val="en-GB" w:eastAsia="en-GB"/>
+    </w:rPr>
+  </w:style>
+  <w:style w:type="paragraph" w:customStyle="1" w:styleId="AB41E207EDE4403A9FF98032D468DB94">
+    <w:name w:val="AB41E207EDE4403A9FF98032D468DB94"/>
+    <w:rsid w:val="008041DA"/>
+    <w:rPr>
+      <w:lang w:val="en-GB" w:eastAsia="en-GB"/>
+    </w:rPr>
+  </w:style>
+  <w:style w:type="paragraph" w:customStyle="1" w:styleId="8818A3AA38414B82A70177263422D9C6">
+    <w:name w:val="8818A3AA38414B82A70177263422D9C6"/>
+    <w:rsid w:val="008041DA"/>
+    <w:rPr>
+      <w:lang w:val="en-GB" w:eastAsia="en-GB"/>
+    </w:rPr>
+  </w:style>
+  <w:style w:type="paragraph" w:customStyle="1" w:styleId="C58DAE825F36422A90F3C967D440AC9D">
+    <w:name w:val="C58DAE825F36422A90F3C967D440AC9D"/>
+    <w:rsid w:val="008041DA"/>
+    <w:rPr>
+      <w:lang w:val="en-GB" w:eastAsia="en-GB"/>
+    </w:rPr>
+  </w:style>
+  <w:style w:type="paragraph" w:customStyle="1" w:styleId="A2495EAD661B4607A3C0D58FEB35A6DF">
+    <w:name w:val="A2495EAD661B4607A3C0D58FEB35A6DF"/>
+    <w:rsid w:val="008041DA"/>
+    <w:rPr>
+      <w:lang w:val="en-GB" w:eastAsia="en-GB"/>
+    </w:rPr>
+  </w:style>
+  <w:style w:type="paragraph" w:customStyle="1" w:styleId="D3BFE8CA309540E1BBEFAD68092F9AC9">
+    <w:name w:val="D3BFE8CA309540E1BBEFAD68092F9AC9"/>
+    <w:rsid w:val="008041DA"/>
+    <w:rPr>
+      <w:lang w:val="en-GB" w:eastAsia="en-GB"/>
+    </w:rPr>
+  </w:style>
+  <w:style w:type="paragraph" w:customStyle="1" w:styleId="E91141499E0C459181CE9AF3AE06B8AB">
+    <w:name w:val="E91141499E0C459181CE9AF3AE06B8AB"/>
+    <w:rsid w:val="008041DA"/>
+    <w:rPr>
+      <w:lang w:val="en-GB" w:eastAsia="en-GB"/>
+    </w:rPr>
+  </w:style>
+  <w:style w:type="paragraph" w:customStyle="1" w:styleId="240FB94F2D70462B9A064294A6A6E47F">
+    <w:name w:val="240FB94F2D70462B9A064294A6A6E47F"/>
+    <w:rsid w:val="008041DA"/>
+    <w:rPr>
+      <w:lang w:val="en-GB" w:eastAsia="en-GB"/>
+    </w:rPr>
+  </w:style>
+  <w:style w:type="paragraph" w:customStyle="1" w:styleId="59BCA7431564416DAC5AC0CBA4BADEBC">
+    <w:name w:val="59BCA7431564416DAC5AC0CBA4BADEBC"/>
+    <w:rsid w:val="008041DA"/>
+    <w:rPr>
+      <w:lang w:val="en-GB" w:eastAsia="en-GB"/>
+    </w:rPr>
+  </w:style>
+  <w:style w:type="paragraph" w:customStyle="1" w:styleId="969C50B713BF45AA9CBF5087138FB6C3">
+    <w:name w:val="969C50B713BF45AA9CBF5087138FB6C3"/>
+    <w:rsid w:val="008041DA"/>
+    <w:rPr>
+      <w:lang w:val="en-GB" w:eastAsia="en-GB"/>
+    </w:rPr>
+  </w:style>
+  <w:style w:type="paragraph" w:customStyle="1" w:styleId="B95BB645A6BB4ECDA6DB88A66ECAEA44">
+    <w:name w:val="B95BB645A6BB4ECDA6DB88A66ECAEA44"/>
+    <w:rsid w:val="008041DA"/>
+    <w:rPr>
+      <w:lang w:val="en-GB" w:eastAsia="en-GB"/>
+    </w:rPr>
+  </w:style>
+  <w:style w:type="paragraph" w:customStyle="1" w:styleId="4AE75E4A85BF4A3FB159A0C21672F355">
+    <w:name w:val="4AE75E4A85BF4A3FB159A0C21672F355"/>
+    <w:rsid w:val="008041DA"/>
+    <w:rPr>
+      <w:lang w:val="en-GB" w:eastAsia="en-GB"/>
+    </w:rPr>
+  </w:style>
+  <w:style w:type="paragraph" w:customStyle="1" w:styleId="F466F889020F4A9B8C0AAD9006974783">
+    <w:name w:val="F466F889020F4A9B8C0AAD9006974783"/>
+    <w:rsid w:val="008041DA"/>
+    <w:rPr>
+      <w:lang w:val="en-GB" w:eastAsia="en-GB"/>
+    </w:rPr>
+  </w:style>
+  <w:style w:type="paragraph" w:customStyle="1" w:styleId="6373A5F9097D4AC78679201918BEF219">
+    <w:name w:val="6373A5F9097D4AC78679201918BEF219"/>
+    <w:rsid w:val="008041DA"/>
+    <w:rPr>
+      <w:lang w:val="en-GB" w:eastAsia="en-GB"/>
+    </w:rPr>
+  </w:style>
+  <w:style w:type="paragraph" w:customStyle="1" w:styleId="4D4F4C2DBDDD4C199A1652AAACFDE209">
+    <w:name w:val="4D4F4C2DBDDD4C199A1652AAACFDE209"/>
+    <w:rsid w:val="008041DA"/>
+    <w:rPr>
+      <w:lang w:val="en-GB" w:eastAsia="en-GB"/>
+    </w:rPr>
+  </w:style>
+  <w:style w:type="paragraph" w:customStyle="1" w:styleId="685F90532EEE49D4A4E65A29DA629DC1">
+    <w:name w:val="685F90532EEE49D4A4E65A29DA629DC1"/>
+    <w:rsid w:val="008041DA"/>
+    <w:rPr>
+      <w:lang w:val="en-GB" w:eastAsia="en-GB"/>
+    </w:rPr>
+  </w:style>
+  <w:style w:type="paragraph" w:customStyle="1" w:styleId="7FD876D55766496FBE9EB9EBE05AD883">
+    <w:name w:val="7FD876D55766496FBE9EB9EBE05AD883"/>
+    <w:rsid w:val="008041DA"/>
+    <w:rPr>
+      <w:lang w:val="en-GB" w:eastAsia="en-GB"/>
+    </w:rPr>
+  </w:style>
+  <w:style w:type="paragraph" w:customStyle="1" w:styleId="86F6924B841E4246B30D963204661687">
+    <w:name w:val="86F6924B841E4246B30D963204661687"/>
+    <w:rsid w:val="008041DA"/>
+    <w:rPr>
+      <w:lang w:val="en-GB" w:eastAsia="en-GB"/>
+    </w:rPr>
+  </w:style>
+  <w:style w:type="paragraph" w:customStyle="1" w:styleId="46AEA3AA747949E8A2C8FF2E33C90741">
+    <w:name w:val="46AEA3AA747949E8A2C8FF2E33C90741"/>
+    <w:rsid w:val="008041DA"/>
+    <w:rPr>
+      <w:lang w:val="en-GB" w:eastAsia="en-GB"/>
+    </w:rPr>
+  </w:style>
+  <w:style w:type="paragraph" w:customStyle="1" w:styleId="570A2B5379F04347900D3F3230CE361A">
+    <w:name w:val="570A2B5379F04347900D3F3230CE361A"/>
+    <w:rsid w:val="008041DA"/>
+    <w:rPr>
+      <w:lang w:val="en-GB" w:eastAsia="en-GB"/>
+    </w:rPr>
+  </w:style>
 </w:styles>
 </file>
 
@@ -29093,6 +33268,15 @@
 </file>
 
 <file path=customXml/item1.xml><?xml version="1.0" encoding="utf-8"?>
+<?mso-contentType ?>
+<FormTemplates xmlns="http://schemas.microsoft.com/sharepoint/v3/contenttype/forms">
+  <Display>DocumentLibraryForm</Display>
+  <Edit>DocumentLibraryForm</Edit>
+  <New>DocumentLibraryForm</New>
+</FormTemplates>
+</file>
+
+<file path=customXml/item2.xml><?xml version="1.0" encoding="utf-8"?>
 <ct:contentTypeSchema xmlns:ct="http://schemas.microsoft.com/office/2006/metadata/contentType" xmlns:ma="http://schemas.microsoft.com/office/2006/metadata/properties/metaAttributes" ct:_="" ma:_="" ma:contentTypeName="Document" ma:contentTypeID="0x01010079F111ED35F8CC479449609E8A0923A6" ma:contentTypeVersion="26" ma:contentTypeDescription="Create a new document." ma:contentTypeScope="" ma:versionID="ac37c1753acd5e330d2062ccec26ea66">
   <xsd:schema xmlns:xsd="http://www.w3.org/2001/XMLSchema" xmlns:xs="http://www.w3.org/2001/XMLSchema" xmlns:p="http://schemas.microsoft.com/office/2006/metadata/properties" xmlns:ns1="http://schemas.microsoft.com/sharepoint/v3" xmlns:ns2="71af3243-3dd4-4a8d-8c0d-dd76da1f02a5" xmlns:ns3="16c05727-aa75-4e4a-9b5f-8a80a1165891" xmlns:ns4="230e9df3-be65-4c73-a93b-d1236ebd677e" targetNamespace="http://schemas.microsoft.com/office/2006/metadata/properties" ma:root="true" ma:fieldsID="3b340c7101c92c5120abd06486f94548" ns1:_="" ns2:_="" ns3:_="" ns4:_="">
     <xsd:import namespace="http://schemas.microsoft.com/sharepoint/v3"/>
@@ -29392,16 +33576,11 @@
 </ct:contentTypeSchema>
 </file>
 
-<file path=customXml/item2.xml><?xml version="1.0" encoding="utf-8"?>
-<?mso-contentType ?>
-<FormTemplates xmlns="http://schemas.microsoft.com/sharepoint/v3/contenttype/forms">
-  <Display>DocumentLibraryForm</Display>
-  <Edit>DocumentLibraryForm</Edit>
-  <New>DocumentLibraryForm</New>
-</FormTemplates>
+<file path=customXml/item3.xml><?xml version="1.0" encoding="utf-8"?>
+<b:Sources xmlns:b="http://schemas.openxmlformats.org/officeDocument/2006/bibliography" xmlns="http://schemas.openxmlformats.org/officeDocument/2006/bibliography" SelectedStyle="\APASixthEditionOfficeOnline.xsl" StyleName="APA" Version="6"/>
 </file>
 
-<file path=customXml/item3.xml><?xml version="1.0" encoding="utf-8"?>
+<file path=customXml/item4.xml><?xml version="1.0" encoding="utf-8"?>
 <p:properties xmlns:p="http://schemas.microsoft.com/office/2006/metadata/properties" xmlns:xsi="http://www.w3.org/2001/XMLSchema-instance" xmlns:pc="http://schemas.microsoft.com/office/infopath/2007/PartnerControls">
   <documentManagement>
     <_ip_UnifiedCompliancePolicyUIAction xmlns="http://schemas.microsoft.com/sharepoint/v3" xsi:nil="true"/>
@@ -29421,11 +33600,15 @@
 </p:properties>
 </file>
 
-<file path=customXml/item4.xml><?xml version="1.0" encoding="utf-8"?>
-<b:Sources xmlns:b="http://schemas.openxmlformats.org/officeDocument/2006/bibliography" xmlns="http://schemas.openxmlformats.org/officeDocument/2006/bibliography" SelectedStyle="\APASixthEditionOfficeOnline.xsl" StyleName="APA" Version="6"/>
+<file path=customXml/itemProps1.xml><?xml version="1.0" encoding="utf-8"?>
+<ds:datastoreItem xmlns:ds="http://schemas.openxmlformats.org/officeDocument/2006/customXml" ds:itemID="{8B7E6206-F990-47C2-B521-D483779F1CBD}">
+  <ds:schemaRefs>
+    <ds:schemaRef ds:uri="http://schemas.microsoft.com/sharepoint/v3/contenttype/forms"/>
+  </ds:schemaRefs>
+</ds:datastoreItem>
 </file>
 
-<file path=customXml/itemProps1.xml><?xml version="1.0" encoding="utf-8"?>
+<file path=customXml/itemProps2.xml><?xml version="1.0" encoding="utf-8"?>
 <ds:datastoreItem xmlns:ds="http://schemas.openxmlformats.org/officeDocument/2006/customXml" ds:itemID="{6818A6ED-9842-4C08-ADA8-03222138BF9F}">
   <ds:schemaRefs>
     <ds:schemaRef ds:uri="http://schemas.microsoft.com/office/2006/metadata/contentType"/>
@@ -29446,15 +33629,15 @@
 </ds:datastoreItem>
 </file>
 
-<file path=customXml/itemProps2.xml><?xml version="1.0" encoding="utf-8"?>
-<ds:datastoreItem xmlns:ds="http://schemas.openxmlformats.org/officeDocument/2006/customXml" ds:itemID="{8B7E6206-F990-47C2-B521-D483779F1CBD}">
+<file path=customXml/itemProps3.xml><?xml version="1.0" encoding="utf-8"?>
+<ds:datastoreItem xmlns:ds="http://schemas.openxmlformats.org/officeDocument/2006/customXml" ds:itemID="{FE1DB284-C493-46E3-A47D-EE83C460D9EE}">
   <ds:schemaRefs>
-    <ds:schemaRef ds:uri="http://schemas.microsoft.com/sharepoint/v3/contenttype/forms"/>
+    <ds:schemaRef ds:uri="http://schemas.openxmlformats.org/officeDocument/2006/bibliography"/>
   </ds:schemaRefs>
 </ds:datastoreItem>
 </file>
 
-<file path=customXml/itemProps3.xml><?xml version="1.0" encoding="utf-8"?>
+<file path=customXml/itemProps4.xml><?xml version="1.0" encoding="utf-8"?>
 <ds:datastoreItem xmlns:ds="http://schemas.openxmlformats.org/officeDocument/2006/customXml" ds:itemID="{246D8670-451A-464E-A64D-AF88C00BD449}">
   <ds:schemaRefs>
     <ds:schemaRef ds:uri="http://schemas.microsoft.com/office/2006/metadata/properties"/>
@@ -29464,12 +33647,4 @@
     <ds:schemaRef ds:uri="230e9df3-be65-4c73-a93b-d1236ebd677e"/>
   </ds:schemaRefs>
 </ds:datastoreItem>
-</file>
-
-<file path=customXml/itemProps4.xml><?xml version="1.0" encoding="utf-8"?>
-<ds:datastoreItem xmlns:ds="http://schemas.openxmlformats.org/officeDocument/2006/customXml" ds:itemID="{FE1DB284-C493-46E3-A47D-EE83C460D9EE}">
-  <ds:schemaRefs>
-    <ds:schemaRef ds:uri="http://schemas.openxmlformats.org/officeDocument/2006/bibliography"/>
-  </ds:schemaRefs>
-</ds:datastoreItem>
 </file>
--- a/Meeting Minutes/MeetingMinutes-v1.docx
+++ b/Meeting Minutes/MeetingMinutes-v1.docx
@@ -500,7 +500,6 @@
               </w:rPr>
               <w:t>nd</w:t>
             </w:r>
-            <w:proofErr w:type="gramStart"/>
             <w:r>
               <w:rPr>
                 <w14:textOutline w14:w="9525" w14:cap="rnd" w14:cmpd="sng" w14:algn="ctr">
@@ -511,7 +510,6 @@
               </w:rPr>
               <w:t xml:space="preserve"> 2026</w:t>
             </w:r>
-            <w:proofErr w:type="gramEnd"/>
             <w:r>
               <w:t xml:space="preserve"> </w:t>
             </w:r>
@@ -667,15 +665,7 @@
     </w:p>
     <w:p>
       <w:r>
-        <w:t xml:space="preserve">Zaina Meraj, Yaseen Barlas, Viktor </w:t>
-      </w:r>
-      <w:proofErr w:type="gramStart"/>
-      <w:r>
-        <w:t>Vasilchin,,</w:t>
-      </w:r>
-      <w:proofErr w:type="gramEnd"/>
-      <w:r>
-        <w:t xml:space="preserve"> Sukhmanvir Atwal, Rizwan Hussen</w:t>
+        <w:t>Zaina Meraj, Yaseen Barlas, Viktor Vasilchin,, Sukhmanvir Atwal, Rizwan Hussen</w:t>
       </w:r>
     </w:p>
     <w:p>
@@ -996,15 +986,7 @@
         </w:numPr>
       </w:pPr>
       <w:r>
-        <w:t xml:space="preserve">Made a quick attempt on how we should </w:t>
-      </w:r>
-      <w:proofErr w:type="gramStart"/>
-      <w:r>
-        <w:t>setup</w:t>
-      </w:r>
-      <w:proofErr w:type="gramEnd"/>
-      <w:r>
-        <w:t xml:space="preserve"> project binder</w:t>
+        <w:t>Made a quick attempt on how we should setup project binder</w:t>
       </w:r>
     </w:p>
     <w:p>
@@ -1717,15 +1699,15 @@
                   </v:textbox>
                 </v:rect>
                 <v:shape id="Graphic 16" o:spid="_x0000_s1028" style="position:absolute;width:23342;height:24670;visibility:visible;mso-wrap-style:square;v-text-anchor:top" coordsize="2335212,2467927" o:gfxdata="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" path="m,l2335212,r,2467927l,2467927,,xe" stroked="f" strokeweight="0">
-                  <v:fill r:id="rId12" o:title="" recolor="t" type="frame"/>
+                  <v:fill r:id="rId15" o:title="" recolor="t" type="frame"/>
                   <v:path arrowok="t" o:connecttype="custom" o:connectlocs="0,0;2334240,0;2334240,2467080;0,2467080" o:connectangles="0,0,0,0" textboxrect="0,0,2335847,2468562"/>
                 </v:shape>
                 <v:shape id="Graphic 12" o:spid="_x0000_s1029" style="position:absolute;left:54716;width:23008;height:24670;visibility:visible;mso-wrap-style:square;v-text-anchor:top" coordsize="2301557,2467927" o:gfxdata="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" path="m,l2301557,r,2467927l,2467927,,xe" stroked="f" strokeweight="0">
-                  <v:fill r:id="rId13" o:title="" recolor="t" type="frame"/>
+                  <v:fill r:id="rId16" o:title="" recolor="t" type="frame"/>
                   <v:path arrowok="t" o:connecttype="custom" o:connectlocs="0,0;2300760,0;2300760,2467080;0,2467080" o:connectangles="0,0,0,0" textboxrect="0,0,2302192,2468562"/>
                 </v:shape>
                 <v:shape id="Graphic 18" o:spid="_x0000_s1030" style="position:absolute;left:50310;top:77979;width:23547;height:22605;visibility:visible;mso-wrap-style:square;v-text-anchor:top" coordsize="2355215,2260918" o:gfxdata="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" path="m,l2355215,r,2260918l,2260918,,xe" stroked="f" strokeweight="0">
-                  <v:fill r:id="rId14" o:title="" recolor="t" type="frame"/>
+                  <v:fill r:id="rId17" o:title="" recolor="t" type="frame"/>
                   <v:path arrowok="t" o:connecttype="custom" o:connectlocs="0,0;2354760,0;2354760,2260440;0,2260440" o:connectangles="0,0,0,0" textboxrect="0,0,2355850,2261553"/>
                 </v:shape>
                 <w10:wrap anchory="page"/>
@@ -1874,20 +1856,8 @@
                   <w14:bevel/>
                 </w14:textOutline>
               </w:rPr>
-              <w:t>February 5th</w:t>
+              <w:t>February 5th 2026</w:t>
             </w:r>
-            <w:proofErr w:type="gramStart"/>
-            <w:r>
-              <w:rPr>
-                <w14:textOutline w14:w="9525" w14:cap="rnd" w14:cmpd="sng" w14:algn="ctr">
-                  <w14:noFill/>
-                  <w14:prstDash w14:val="solid"/>
-                  <w14:bevel/>
-                </w14:textOutline>
-              </w:rPr>
-              <w:t xml:space="preserve"> 2026</w:t>
-            </w:r>
-            <w:proofErr w:type="gramEnd"/>
             <w:r>
               <w:t xml:space="preserve"> </w:t>
             </w:r>
@@ -2044,15 +2014,7 @@
     </w:p>
     <w:p>
       <w:r>
-        <w:t xml:space="preserve">Zaina Meraj, Yaseen Barlas, Viktor </w:t>
-      </w:r>
-      <w:proofErr w:type="gramStart"/>
-      <w:r>
-        <w:t>Vasilchin,,</w:t>
-      </w:r>
-      <w:proofErr w:type="gramEnd"/>
-      <w:r>
-        <w:t xml:space="preserve"> Sukhmanvir Atwal, Rizwan Hussen</w:t>
+        <w:t>Zaina Meraj, Yaseen Barlas, Viktor Vasilchin,, Sukhmanvir Atwal, Rizwan Hussen</w:t>
       </w:r>
     </w:p>
     <w:p/>
@@ -2098,15 +2060,7 @@
         </w:numPr>
       </w:pPr>
       <w:r>
-        <w:t xml:space="preserve">Discussed </w:t>
-      </w:r>
-      <w:proofErr w:type="gramStart"/>
-      <w:r>
-        <w:t>analysts</w:t>
-      </w:r>
-      <w:proofErr w:type="gramEnd"/>
-      <w:r>
-        <w:t xml:space="preserve"> part and plan for design</w:t>
+        <w:t>Discussed analysts part and plan for design</w:t>
       </w:r>
     </w:p>
     <w:p>
@@ -2139,13 +2093,8 @@
         </w:numPr>
       </w:pPr>
       <w:r>
-        <w:t xml:space="preserve">Meeting minutes posted to </w:t>
+        <w:t>Meeting minutes posted to github</w:t>
       </w:r>
-      <w:proofErr w:type="spellStart"/>
-      <w:r>
-        <w:t>github</w:t>
-      </w:r>
-      <w:proofErr w:type="spellEnd"/>
     </w:p>
     <w:p/>
     <w:p/>
@@ -2578,27 +2527,13 @@
     </w:p>
     <w:p>
       <w:r>
-        <w:t xml:space="preserve">Zaina Meraj, Yaseen Barlas, Viktor </w:t>
-      </w:r>
-      <w:proofErr w:type="gramStart"/>
-      <w:r>
-        <w:t>Vasilchin,,</w:t>
-      </w:r>
-      <w:proofErr w:type="gramEnd"/>
-      <w:r>
-        <w:t xml:space="preserve"> Sukhmanvir Atwal, Rizwan Hussen</w:t>
-      </w:r>
-      <w:r>
-        <w:t>,</w:t>
+        <w:t>Zaina Meraj, Yaseen Barlas, Viktor Vasilchin,, Sukhmanvir Atwal, Rizwan Hussen,</w:t>
       </w:r>
       <w:r>
         <w:t xml:space="preserve"> </w:t>
       </w:r>
       <w:r>
-        <w:t>Jagdish Vaghela</w:t>
-      </w:r>
-      <w:r>
-        <w:t>, Leo Haghighi</w:t>
+        <w:t>Jagdish Vaghela, Leo Haghighi</w:t>
       </w:r>
     </w:p>
     <w:p>
@@ -2611,10 +2546,7 @@
     </w:p>
     <w:p>
       <w:r>
-        <w:t>30</w:t>
-      </w:r>
-      <w:r>
-        <w:t xml:space="preserve"> Minutes</w:t>
+        <w:t>30 Minutes</w:t>
       </w:r>
     </w:p>
     <w:p/>
@@ -3163,17 +3095,7 @@
                   <w14:bevel/>
                 </w14:textOutline>
               </w:rPr>
-              <w:t>12:30p</w:t>
-            </w:r>
-            <w:r>
-              <w:rPr>
-                <w14:textOutline w14:w="9525" w14:cap="rnd" w14:cmpd="sng" w14:algn="ctr">
-                  <w14:noFill/>
-                  <w14:prstDash w14:val="solid"/>
-                  <w14:bevel/>
-                </w14:textOutline>
-              </w:rPr>
-              <w:t>m</w:t>
+              <w:t>12:30pm</w:t>
             </w:r>
             <w:r>
               <w:t xml:space="preserve"> </w:t>
@@ -3262,18 +3184,7 @@
     </w:p>
     <w:p>
       <w:r>
-        <w:t xml:space="preserve">Yaseen Barlas, Viktor </w:t>
-      </w:r>
-      <w:proofErr w:type="gramStart"/>
-      <w:r>
-        <w:t>Vasilchin,,</w:t>
-      </w:r>
-      <w:proofErr w:type="gramEnd"/>
-      <w:r>
-        <w:t xml:space="preserve"> Sukhmanvir Atwal, Rizwan Hussen</w:t>
-      </w:r>
-      <w:r>
-        <w:t>, Jagdish Vaghela</w:t>
+        <w:t>Yaseen Barlas, Viktor Vasilchin,, Sukhmanvir Atwal, Rizwan Hussen, Jagdish Vaghela</w:t>
       </w:r>
     </w:p>
     <w:p>
@@ -3286,10 +3197,7 @@
     </w:p>
     <w:p>
       <w:r>
-        <w:t>6</w:t>
-      </w:r>
-      <w:r>
-        <w:t>0 Minutes</w:t>
+        <w:t>60 Minutes</w:t>
       </w:r>
     </w:p>
     <w:p>
@@ -3341,15 +3249,7 @@
         </w:numPr>
       </w:pPr>
       <w:r>
-        <w:t xml:space="preserve">Emailed Consultant so he can access </w:t>
-      </w:r>
-      <w:proofErr w:type="spellStart"/>
-      <w:r>
-        <w:t>Github</w:t>
-      </w:r>
-      <w:proofErr w:type="spellEnd"/>
-      <w:r>
-        <w:t xml:space="preserve"> for project binder</w:t>
+        <w:t>Emailed Consultant so he can access Github for project binder</w:t>
       </w:r>
     </w:p>
     <w:p>
@@ -3850,10 +3750,7 @@
         <w:t>Vasilchin,</w:t>
       </w:r>
       <w:r>
-        <w:t xml:space="preserve"> Sukhmanvir Atwal, Rizwan Hussen</w:t>
-      </w:r>
-      <w:r>
-        <w:t>, Jagdish Vaghela</w:t>
+        <w:t xml:space="preserve"> Sukhmanvir Atwal, Rizwan Hussen, Jagdish Vaghela</w:t>
       </w:r>
     </w:p>
     <w:p>
@@ -3891,10 +3788,7 @@
         <w:t>W</w:t>
       </w:r>
       <w:r>
-        <w:t>ent through everyone's component diagram</w:t>
-      </w:r>
-      <w:r>
-        <w:t xml:space="preserve"> </w:t>
+        <w:t xml:space="preserve">ent through everyone's component diagram </w:t>
       </w:r>
     </w:p>
     <w:p>
@@ -3908,10 +3802,7 @@
         <w:t>D</w:t>
       </w:r>
       <w:r>
-        <w:t>iscussed who provides what and who needs which interface for the component diagram</w:t>
-      </w:r>
-      <w:r>
-        <w:t xml:space="preserve"> </w:t>
+        <w:t xml:space="preserve">iscussed who provides what and who needs which interface for the component diagram </w:t>
       </w:r>
     </w:p>
     <w:p>
@@ -3925,13 +3816,7 @@
         <w:t>A</w:t>
       </w:r>
       <w:r>
-        <w:t>greed</w:t>
-      </w:r>
-      <w:r>
-        <w:t xml:space="preserve"> on API names for all 3 teams</w:t>
-      </w:r>
-      <w:r>
-        <w:t xml:space="preserve"> </w:t>
+        <w:t xml:space="preserve">greed on API names for all 3 teams </w:t>
       </w:r>
     </w:p>
     <w:p>
@@ -3945,16 +3830,7 @@
         <w:t>I</w:t>
       </w:r>
       <w:r>
-        <w:t xml:space="preserve">mproved and </w:t>
-      </w:r>
-      <w:r>
-        <w:t>finalized</w:t>
-      </w:r>
-      <w:r>
-        <w:t xml:space="preserve"> the component diagram for all 3 teams</w:t>
-      </w:r>
-      <w:r>
-        <w:t xml:space="preserve"> </w:t>
+        <w:t xml:space="preserve">mproved and finalized the component diagram for all 3 teams </w:t>
       </w:r>
       <w:r>
         <w:rPr>
@@ -4352,15 +4228,15 @@
                   </v:textbox>
                 </v:rect>
                 <v:shape id="Graphic 16" o:spid="_x0000_s1035" style="position:absolute;width:23342;height:24670;visibility:visible;mso-wrap-style:square;v-text-anchor:top" coordsize="2335212,2467927" o:gfxdata="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" path="m,l2335212,r,2467927l,2467927,,xe" stroked="f" strokeweight="0">
-                  <v:fill r:id="rId12" o:title="" recolor="t" type="frame"/>
+                  <v:fill r:id="rId15" o:title="" recolor="t" type="frame"/>
                   <v:path arrowok="t" o:connecttype="custom" o:connectlocs="0,0;2334240,0;2334240,2467080;0,2467080" o:connectangles="0,0,0,0" textboxrect="0,0,2335847,2468562"/>
                 </v:shape>
                 <v:shape id="Graphic 12" o:spid="_x0000_s1036" style="position:absolute;left:54716;width:23008;height:24670;visibility:visible;mso-wrap-style:square;v-text-anchor:top" coordsize="2301557,2467927" o:gfxdata="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" path="m,l2301557,r,2467927l,2467927,,xe" stroked="f" strokeweight="0">
-                  <v:fill r:id="rId13" o:title="" recolor="t" type="frame"/>
+                  <v:fill r:id="rId16" o:title="" recolor="t" type="frame"/>
                   <v:path arrowok="t" o:connecttype="custom" o:connectlocs="0,0;2300760,0;2300760,2467080;0,2467080" o:connectangles="0,0,0,0" textboxrect="0,0,2302192,2468562"/>
                 </v:shape>
                 <v:shape id="Graphic 18" o:spid="_x0000_s1037" style="position:absolute;left:50310;top:77979;width:23547;height:22605;visibility:visible;mso-wrap-style:square;v-text-anchor:top" coordsize="2355215,2260918" o:gfxdata="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" path="m,l2355215,r,2260918l,2260918,,xe" stroked="f" strokeweight="0">
-                  <v:fill r:id="rId14" o:title="" recolor="t" type="frame"/>
+                  <v:fill r:id="rId17" o:title="" recolor="t" type="frame"/>
                   <v:path arrowok="t" o:connecttype="custom" o:connectlocs="0,0;2354760,0;2354760,2260440;0,2260440" o:connectangles="0,0,0,0" textboxrect="0,0,2355850,2261553"/>
                 </v:shape>
                 <w10:wrap anchory="page"/>
@@ -4607,17 +4483,7 @@
                   <w14:bevel/>
                 </w14:textOutline>
               </w:rPr>
-              <w:t>8</w:t>
-            </w:r>
-            <w:r>
-              <w:rPr>
-                <w14:textOutline w14:w="9525" w14:cap="rnd" w14:cmpd="sng" w14:algn="ctr">
-                  <w14:noFill/>
-                  <w14:prstDash w14:val="solid"/>
-                  <w14:bevel/>
-                </w14:textOutline>
-              </w:rPr>
-              <w:t>pm</w:t>
+              <w:t>8pm</w:t>
             </w:r>
             <w:r>
               <w:t xml:space="preserve"> </w:t>
@@ -4719,10 +4585,7 @@
     </w:p>
     <w:p>
       <w:r>
-        <w:t>60</w:t>
-      </w:r>
-      <w:r>
-        <w:t xml:space="preserve"> Minutes</w:t>
+        <w:t>60 Minutes</w:t>
       </w:r>
     </w:p>
     <w:p>
@@ -4806,6 +4669,7 @@
                         </wps:style>
                         <wps:txbx>
                           <w:txbxContent>
+                            <w:p/>
                             <w:p/>
                             <w:p>
                               <w:pPr>
@@ -5082,6 +4946,7 @@
                   <v:textbox>
                     <w:txbxContent>
                       <w:p/>
+                      <w:p/>
                       <w:p>
                         <w:pPr>
                           <w:jc w:val="center"/>
@@ -5096,15 +4961,15 @@
                   </v:textbox>
                 </v:rect>
                 <v:shape id="Graphic 16" o:spid="_x0000_s1040" style="position:absolute;width:23342;height:24670;visibility:visible;mso-wrap-style:square;v-text-anchor:top" coordsize="2335212,2467927" o:gfxdata="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" path="m,l2335212,r,2467927l,2467927,,xe" stroked="f" strokeweight="0">
-                  <v:fill r:id="rId12" o:title="" recolor="t" type="frame"/>
+                  <v:fill r:id="rId15" o:title="" recolor="t" type="frame"/>
                   <v:path arrowok="t" o:connecttype="custom" o:connectlocs="0,0;2334240,0;2334240,2467080;0,2467080" o:connectangles="0,0,0,0" textboxrect="0,0,2335847,2468562"/>
                 </v:shape>
                 <v:shape id="Graphic 12" o:spid="_x0000_s1041" style="position:absolute;left:54716;width:23008;height:24670;visibility:visible;mso-wrap-style:square;v-text-anchor:top" coordsize="2301557,2467927" o:gfxdata="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" path="m,l2301557,r,2467927l,2467927,,xe" stroked="f" strokeweight="0">
-                  <v:fill r:id="rId13" o:title="" recolor="t" type="frame"/>
+                  <v:fill r:id="rId16" o:title="" recolor="t" type="frame"/>
                   <v:path arrowok="t" o:connecttype="custom" o:connectlocs="0,0;2300760,0;2300760,2467080;0,2467080" o:connectangles="0,0,0,0" textboxrect="0,0,2302192,2468562"/>
                 </v:shape>
                 <v:shape id="Graphic 18" o:spid="_x0000_s1042" style="position:absolute;left:50310;top:77979;width:23547;height:22605;visibility:visible;mso-wrap-style:square;v-text-anchor:top" coordsize="2355215,2260918" o:gfxdata="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" path="m,l2355215,r,2260918l,2260918,,xe" stroked="f" strokeweight="0">
-                  <v:fill r:id="rId14" o:title="" recolor="t" type="frame"/>
+                  <v:fill r:id="rId17" o:title="" recolor="t" type="frame"/>
                   <v:path arrowok="t" o:connecttype="custom" o:connectlocs="0,0;2354760,0;2354760,2260440;0,2260440" o:connectangles="0,0,0,0" textboxrect="0,0,2355850,2261553"/>
                 </v:shape>
                 <w10:wrap anchory="page"/>
@@ -5114,15 +4979,7 @@
         </mc:AlternateContent>
       </w:r>
       <w:r>
-        <w:t xml:space="preserve">Worked upon </w:t>
-      </w:r>
-      <w:proofErr w:type="spellStart"/>
-      <w:r>
-        <w:t>Popovs</w:t>
-      </w:r>
-      <w:proofErr w:type="spellEnd"/>
-      <w:r>
-        <w:t xml:space="preserve"> feedback for the diagram</w:t>
+        <w:t>Worked upon Popovs feedback for the diagram</w:t>
       </w:r>
     </w:p>
     <w:p>
@@ -5136,6 +4993,1558 @@
         <w:t>Improved both diagrams and sent them to both teams 31 and 33 to receive the methods from them</w:t>
       </w:r>
     </w:p>
+    <w:p/>
+    <w:p/>
+    <w:p/>
+    <w:p/>
+    <w:p/>
+    <w:p/>
+    <w:p/>
+    <w:p/>
+    <w:p/>
+    <w:p/>
+    <w:p/>
+    <w:p/>
+    <w:p/>
+    <w:p/>
+    <w:p/>
+    <w:p/>
+    <w:p/>
+    <w:p/>
+    <w:p/>
+    <w:p/>
+    <w:p/>
+    <w:p/>
+    <w:p/>
+    <w:p/>
+    <w:p/>
+    <w:p/>
+    <w:p/>
+    <w:p/>
+    <w:p/>
+    <w:tbl>
+      <w:tblPr>
+        <w:tblW w:w="10141" w:type="dxa"/>
+        <w:tblLayout w:type="fixed"/>
+        <w:tblCellMar>
+          <w:left w:w="0" w:type="dxa"/>
+        </w:tblCellMar>
+        <w:tblLook w:val="0600" w:firstRow="0" w:lastRow="0" w:firstColumn="0" w:lastColumn="0" w:noHBand="1" w:noVBand="1"/>
+      </w:tblPr>
+      <w:tblGrid>
+        <w:gridCol w:w="5070"/>
+        <w:gridCol w:w="5071"/>
+      </w:tblGrid>
+      <w:tr>
+        <w:tc>
+          <w:tcPr>
+            <w:tcW w:w="10140" w:type="dxa"/>
+            <w:gridSpan w:val="2"/>
+          </w:tcPr>
+          <w:p>
+            <w:pPr>
+              <w:pStyle w:val="Title"/>
+              <w:rPr>
+                <w14:textOutline w14:w="9525" w14:cap="rnd" w14:cmpd="sng" w14:algn="ctr">
+                  <w14:noFill/>
+                  <w14:prstDash w14:val="solid"/>
+                  <w14:bevel/>
+                </w14:textOutline>
+              </w:rPr>
+            </w:pPr>
+            <w:sdt>
+              <w:sdtPr>
+                <w:id w:val="-1453625102"/>
+                <w:placeholder>
+                  <w:docPart w:val="2B5CDC7D2F0D4B37BD0A0F3DD735CAEB"/>
+                </w:placeholder>
+                <w:showingPlcHdr/>
+                <w15:appearance w15:val="hidden"/>
+              </w:sdtPr>
+              <w:sdtContent>
+                <w:r>
+                  <w:rPr>
+                    <w14:textOutline w14:w="9525" w14:cap="rnd" w14:cmpd="sng" w14:algn="ctr">
+                      <w14:noFill/>
+                      <w14:prstDash w14:val="solid"/>
+                      <w14:bevel/>
+                    </w14:textOutline>
+                  </w:rPr>
+                  <w:t>Minutes</w:t>
+                </w:r>
+              </w:sdtContent>
+            </w:sdt>
+          </w:p>
+        </w:tc>
+      </w:tr>
+      <w:tr>
+        <w:tc>
+          <w:tcPr>
+            <w:tcW w:w="10140" w:type="dxa"/>
+            <w:gridSpan w:val="2"/>
+          </w:tcPr>
+          <w:p>
+            <w:pPr>
+              <w:pStyle w:val="Subtitle"/>
+            </w:pPr>
+            <w:r>
+              <w:rPr>
+                <w14:textOutline w14:w="9525" w14:cap="rnd" w14:cmpd="sng" w14:algn="ctr">
+                  <w14:noFill/>
+                  <w14:prstDash w14:val="solid"/>
+                  <w14:bevel/>
+                </w14:textOutline>
+              </w:rPr>
+              <w:t>Team Meeting</w:t>
+            </w:r>
+            <w:r>
+              <w:t xml:space="preserve"> </w:t>
+            </w:r>
+          </w:p>
+        </w:tc>
+      </w:tr>
+      <w:tr>
+        <w:trPr>
+          <w:trHeight w:val="720"/>
+        </w:trPr>
+        <w:tc>
+          <w:tcPr>
+            <w:tcW w:w="5070" w:type="dxa"/>
+            <w:tcBorders>
+              <w:bottom w:val="single" w:sz="4" w:space="0" w:color="887A5F"/>
+            </w:tcBorders>
+            <w:vAlign w:val="center"/>
+          </w:tcPr>
+          <w:p>
+            <w:pPr>
+              <w:pStyle w:val="Heading1"/>
+            </w:pPr>
+            <w:sdt>
+              <w:sdtPr>
+                <w:id w:val="1220008717"/>
+                <w:placeholder>
+                  <w:docPart w:val="A6B5B55DF83F4037AF8E217EE5609166"/>
+                </w:placeholder>
+                <w:showingPlcHdr/>
+                <w15:appearance w15:val="hidden"/>
+              </w:sdtPr>
+              <w:sdtContent>
+                <w:r>
+                  <w:t>Date</w:t>
+                </w:r>
+              </w:sdtContent>
+            </w:sdt>
+            <w:r>
+              <w:t xml:space="preserve"> </w:t>
+            </w:r>
+          </w:p>
+        </w:tc>
+        <w:tc>
+          <w:tcPr>
+            <w:tcW w:w="5070" w:type="dxa"/>
+            <w:tcBorders>
+              <w:bottom w:val="single" w:sz="4" w:space="0" w:color="887A5F"/>
+            </w:tcBorders>
+            <w:vAlign w:val="center"/>
+          </w:tcPr>
+          <w:p>
+            <w:pPr>
+              <w:rPr>
+                <w:szCs w:val="20"/>
+              </w:rPr>
+            </w:pPr>
+            <w:r>
+              <w:rPr>
+                <w:szCs w:val="20"/>
+              </w:rPr>
+              <w:t xml:space="preserve">February </w:t>
+            </w:r>
+            <w:r>
+              <w:rPr>
+                <w:szCs w:val="20"/>
+              </w:rPr>
+              <w:t>25th</w:t>
+            </w:r>
+            <w:r>
+              <w:rPr>
+                <w:szCs w:val="20"/>
+              </w:rPr>
+              <w:t xml:space="preserve"> 2026</w:t>
+            </w:r>
+          </w:p>
+        </w:tc>
+      </w:tr>
+      <w:tr>
+        <w:trPr>
+          <w:trHeight w:val="720"/>
+        </w:trPr>
+        <w:tc>
+          <w:tcPr>
+            <w:tcW w:w="5070" w:type="dxa"/>
+            <w:tcBorders>
+              <w:top w:val="single" w:sz="4" w:space="0" w:color="887A5F"/>
+              <w:bottom w:val="single" w:sz="4" w:space="0" w:color="887A5F"/>
+            </w:tcBorders>
+            <w:vAlign w:val="center"/>
+          </w:tcPr>
+          <w:p>
+            <w:pPr>
+              <w:pStyle w:val="Heading1"/>
+            </w:pPr>
+            <w:sdt>
+              <w:sdtPr>
+                <w:id w:val="-318031471"/>
+                <w:placeholder>
+                  <w:docPart w:val="D47F4990ABF942949E78C25F5B68F6C4"/>
+                </w:placeholder>
+                <w:showingPlcHdr/>
+                <w15:appearance w15:val="hidden"/>
+              </w:sdtPr>
+              <w:sdtContent>
+                <w:r>
+                  <w:t>Time</w:t>
+                </w:r>
+              </w:sdtContent>
+            </w:sdt>
+            <w:r>
+              <w:t xml:space="preserve"> </w:t>
+            </w:r>
+          </w:p>
+        </w:tc>
+        <w:tc>
+          <w:tcPr>
+            <w:tcW w:w="5070" w:type="dxa"/>
+            <w:tcBorders>
+              <w:top w:val="single" w:sz="4" w:space="0" w:color="887A5F"/>
+              <w:bottom w:val="single" w:sz="4" w:space="0" w:color="887A5F"/>
+            </w:tcBorders>
+            <w:vAlign w:val="center"/>
+          </w:tcPr>
+          <w:p>
+            <w:pPr>
+              <w:rPr>
+                <w:szCs w:val="20"/>
+              </w:rPr>
+            </w:pPr>
+            <w:r>
+              <w:rPr>
+                <w14:textOutline w14:w="9525" w14:cap="rnd" w14:cmpd="sng" w14:algn="ctr">
+                  <w14:noFill/>
+                  <w14:prstDash w14:val="solid"/>
+                  <w14:bevel/>
+                </w14:textOutline>
+              </w:rPr>
+              <w:t>12pm</w:t>
+            </w:r>
+            <w:r>
+              <w:t xml:space="preserve"> </w:t>
+            </w:r>
+          </w:p>
+        </w:tc>
+      </w:tr>
+      <w:tr>
+        <w:trPr>
+          <w:trHeight w:val="720"/>
+        </w:trPr>
+        <w:tc>
+          <w:tcPr>
+            <w:tcW w:w="5070" w:type="dxa"/>
+            <w:tcBorders>
+              <w:top w:val="single" w:sz="4" w:space="0" w:color="887A5F"/>
+              <w:bottom w:val="single" w:sz="4" w:space="0" w:color="887A5F"/>
+            </w:tcBorders>
+            <w:vAlign w:val="center"/>
+          </w:tcPr>
+          <w:p>
+            <w:pPr>
+              <w:pStyle w:val="Heading1"/>
+            </w:pPr>
+            <w:sdt>
+              <w:sdtPr>
+                <w:id w:val="-750666099"/>
+                <w:placeholder>
+                  <w:docPart w:val="0C7F839C542847AEB88F9FE47DD91A8A"/>
+                </w:placeholder>
+                <w:showingPlcHdr/>
+                <w15:appearance w15:val="hidden"/>
+              </w:sdtPr>
+              <w:sdtContent>
+                <w:r>
+                  <w:t>Meeting called to order by</w:t>
+                </w:r>
+              </w:sdtContent>
+            </w:sdt>
+            <w:r>
+              <w:t xml:space="preserve"> </w:t>
+            </w:r>
+          </w:p>
+        </w:tc>
+        <w:tc>
+          <w:tcPr>
+            <w:tcW w:w="5070" w:type="dxa"/>
+            <w:tcBorders>
+              <w:top w:val="single" w:sz="4" w:space="0" w:color="887A5F"/>
+              <w:bottom w:val="single" w:sz="4" w:space="0" w:color="887A5F"/>
+            </w:tcBorders>
+            <w:vAlign w:val="center"/>
+          </w:tcPr>
+          <w:p>
+            <w:pPr>
+              <w:rPr>
+                <w:szCs w:val="20"/>
+              </w:rPr>
+            </w:pPr>
+            <w:r>
+              <w:t>Zaina Meraj</w:t>
+            </w:r>
+          </w:p>
+        </w:tc>
+      </w:tr>
+    </w:tbl>
+    <w:p>
+      <w:pPr>
+        <w:pStyle w:val="Heading2"/>
+      </w:pPr>
+      <w:sdt>
+        <w:sdtPr>
+          <w:id w:val="-1715107520"/>
+          <w:placeholder>
+            <w:docPart w:val="7DEF059C7ADE445794E90595430DA75A"/>
+          </w:placeholder>
+          <w:showingPlcHdr/>
+          <w15:appearance w15:val="hidden"/>
+        </w:sdtPr>
+        <w:sdtContent>
+          <w:r>
+            <w:t>In attendance</w:t>
+          </w:r>
+        </w:sdtContent>
+      </w:sdt>
+    </w:p>
+    <w:p>
+      <w:r>
+        <w:t>Zaina Meraj, Sukhmanvir Atwal</w:t>
+      </w:r>
+      <w:r>
+        <w:t xml:space="preserve">, </w:t>
+      </w:r>
+      <w:r>
+        <w:t>Viktor Vasilchin, Rizwan Hussen</w:t>
+      </w:r>
+    </w:p>
+    <w:p>
+      <w:pPr>
+        <w:pStyle w:val="Heading2"/>
+      </w:pPr>
+      <w:r>
+        <w:t>Duration</w:t>
+      </w:r>
+    </w:p>
+    <w:p>
+      <w:r>
+        <w:t>60 Minutes</w:t>
+      </w:r>
+    </w:p>
+    <w:p>
+      <w:pPr>
+        <w:pStyle w:val="Heading2"/>
+      </w:pPr>
+      <w:r>
+        <w:t>Discussed</w:t>
+      </w:r>
+    </w:p>
+    <w:p>
+      <w:pPr>
+        <w:numPr>
+          <w:ilvl w:val="0"/>
+          <w:numId w:val="11"/>
+        </w:numPr>
+      </w:pPr>
+      <w:r>
+        <w:rPr>
+          <w:noProof/>
+        </w:rPr>
+        <mc:AlternateContent>
+          <mc:Choice Requires="wpg">
+            <w:drawing>
+              <wp:anchor distT="0" distB="0" distL="0" distR="0" simplePos="0" relativeHeight="251661312" behindDoc="1" locked="0" layoutInCell="1" allowOverlap="1" wp14:anchorId="27616926" wp14:editId="5F0B8E8D">
+                <wp:simplePos x="0" y="0"/>
+                <wp:positionH relativeFrom="column">
+                  <wp:posOffset>-685800</wp:posOffset>
+                </wp:positionH>
+                <wp:positionV relativeFrom="page">
+                  <wp:posOffset>0</wp:posOffset>
+                </wp:positionV>
+                <wp:extent cx="7772400" cy="10058400"/>
+                <wp:effectExtent l="0" t="0" r="0" b="0"/>
+                <wp:wrapNone/>
+                <wp:docPr id="656478393" name="Group 19"/>
+                <wp:cNvGraphicFramePr/>
+                <a:graphic xmlns:a="http://schemas.openxmlformats.org/drawingml/2006/main">
+                  <a:graphicData uri="http://schemas.microsoft.com/office/word/2010/wordprocessingGroup">
+                    <wpg:wgp>
+                      <wpg:cNvGrpSpPr/>
+                      <wpg:grpSpPr>
+                        <a:xfrm>
+                          <a:off x="0" y="0"/>
+                          <a:ext cx="7772400" cy="10058400"/>
+                          <a:chOff x="0" y="0"/>
+                          <a:chExt cx="7772400" cy="10058400"/>
+                        </a:xfrm>
+                      </wpg:grpSpPr>
+                      <wps:wsp>
+                        <wps:cNvPr id="185203194" name="Rectangle 1916805010"/>
+                        <wps:cNvSpPr/>
+                        <wps:spPr>
+                          <a:xfrm>
+                            <a:off x="0" y="0"/>
+                            <a:ext cx="7772400" cy="10058400"/>
+                          </a:xfrm>
+                          <a:prstGeom prst="rect">
+                            <a:avLst/>
+                          </a:prstGeom>
+                          <a:solidFill>
+                            <a:schemeClr val="accent3"/>
+                          </a:solidFill>
+                          <a:ln>
+                            <a:noFill/>
+                          </a:ln>
+                        </wps:spPr>
+                        <wps:style>
+                          <a:lnRef idx="2">
+                            <a:schemeClr val="accent1">
+                              <a:shade val="50000"/>
+                            </a:schemeClr>
+                          </a:lnRef>
+                          <a:fillRef idx="1">
+                            <a:schemeClr val="accent1"/>
+                          </a:fillRef>
+                          <a:effectRef idx="0">
+                            <a:schemeClr val="accent1"/>
+                          </a:effectRef>
+                          <a:fontRef idx="minor"/>
+                        </wps:style>
+                        <wps:txbx>
+                          <w:txbxContent>
+                            <w:p/>
+                            <w:p/>
+                            <w:p>
+                              <w:pPr>
+                                <w:jc w:val="center"/>
+                              </w:pPr>
+                            </w:p>
+                            <w:p>
+                              <w:pPr>
+                                <w:jc w:val="center"/>
+                              </w:pPr>
+                            </w:p>
+                          </w:txbxContent>
+                        </wps:txbx>
+                        <wps:bodyPr anchor="ctr">
+                          <a:noAutofit/>
+                        </wps:bodyPr>
+                      </wps:wsp>
+                      <wps:wsp>
+                        <wps:cNvPr id="1542720711" name="Graphic 16"/>
+                        <wps:cNvSpPr/>
+                        <wps:spPr>
+                          <a:xfrm>
+                            <a:off x="0" y="0"/>
+                            <a:ext cx="2334240" cy="2467080"/>
+                          </a:xfrm>
+                          <a:custGeom>
+                            <a:avLst/>
+                            <a:gdLst>
+                              <a:gd name="textAreaLeft" fmla="*/ 0 w 1323360"/>
+                              <a:gd name="textAreaRight" fmla="*/ 1323720 w 1323360"/>
+                              <a:gd name="textAreaTop" fmla="*/ 0 h 1398600"/>
+                              <a:gd name="textAreaBottom" fmla="*/ 1398960 h 1398600"/>
+                              <a:gd name="GluePoint1X" fmla="*/ 0 w 2335212"/>
+                              <a:gd name="GluePoint1Y" fmla="*/ 0 h 2467927"/>
+                              <a:gd name="GluePoint2X" fmla="*/ 2335212 w 2335212"/>
+                              <a:gd name="GluePoint2Y" fmla="*/ 0 h 2467927"/>
+                              <a:gd name="GluePoint3X" fmla="*/ 2335212 w 2335212"/>
+                              <a:gd name="GluePoint3Y" fmla="*/ 2467927 h 2467927"/>
+                              <a:gd name="GluePoint4X" fmla="*/ 0 w 2335212"/>
+                              <a:gd name="GluePoint4Y" fmla="*/ 2467927 h 2467927"/>
+                            </a:gdLst>
+                            <a:ahLst/>
+                            <a:cxnLst>
+                              <a:cxn ang="0">
+                                <a:pos x="GluePoint1X" y="GluePoint1Y"/>
+                              </a:cxn>
+                              <a:cxn ang="0">
+                                <a:pos x="GluePoint2X" y="GluePoint2Y"/>
+                              </a:cxn>
+                              <a:cxn ang="0">
+                                <a:pos x="GluePoint3X" y="GluePoint3Y"/>
+                              </a:cxn>
+                              <a:cxn ang="0">
+                                <a:pos x="GluePoint4X" y="GluePoint4Y"/>
+                              </a:cxn>
+                            </a:cxnLst>
+                            <a:rect l="textAreaLeft" t="textAreaTop" r="textAreaRight" b="textAreaBottom"/>
+                            <a:pathLst>
+                              <a:path w="2335212" h="2467927">
+                                <a:moveTo>
+                                  <a:pt x="0" y="0"/>
+                                </a:moveTo>
+                                <a:lnTo>
+                                  <a:pt x="2335212" y="0"/>
+                                </a:lnTo>
+                                <a:lnTo>
+                                  <a:pt x="2335212" y="2467927"/>
+                                </a:lnTo>
+                                <a:lnTo>
+                                  <a:pt x="0" y="2467927"/>
+                                </a:lnTo>
+                                <a:close/>
+                              </a:path>
+                            </a:pathLst>
+                          </a:custGeom>
+                          <a:blipFill rotWithShape="0">
+                            <a:blip r:embed="rId9"/>
+                            <a:stretch>
+                              <a:fillRect l="845" t="6888"/>
+                            </a:stretch>
+                          </a:blipFill>
+                          <a:ln w="0">
+                            <a:noFill/>
+                          </a:ln>
+                        </wps:spPr>
+                        <wps:style>
+                          <a:lnRef idx="0">
+                            <a:scrgbClr r="0" g="0" b="0"/>
+                          </a:lnRef>
+                          <a:fillRef idx="0">
+                            <a:scrgbClr r="0" g="0" b="0"/>
+                          </a:fillRef>
+                          <a:effectRef idx="0">
+                            <a:scrgbClr r="0" g="0" b="0"/>
+                          </a:effectRef>
+                          <a:fontRef idx="minor"/>
+                        </wps:style>
+                        <wps:bodyPr/>
+                      </wps:wsp>
+                      <wps:wsp>
+                        <wps:cNvPr id="1407753326" name="Graphic 12"/>
+                        <wps:cNvSpPr/>
+                        <wps:spPr>
+                          <a:xfrm>
+                            <a:off x="5471640" y="0"/>
+                            <a:ext cx="2300760" cy="2467080"/>
+                          </a:xfrm>
+                          <a:custGeom>
+                            <a:avLst/>
+                            <a:gdLst>
+                              <a:gd name="textAreaLeft" fmla="*/ 0 w 1304280"/>
+                              <a:gd name="textAreaRight" fmla="*/ 1304640 w 1304280"/>
+                              <a:gd name="textAreaTop" fmla="*/ 0 h 1398600"/>
+                              <a:gd name="textAreaBottom" fmla="*/ 1398960 h 1398600"/>
+                              <a:gd name="GluePoint1X" fmla="*/ 0 w 2301557"/>
+                              <a:gd name="GluePoint1Y" fmla="*/ 0 h 2467927"/>
+                              <a:gd name="GluePoint2X" fmla="*/ 2301557 w 2301557"/>
+                              <a:gd name="GluePoint2Y" fmla="*/ 0 h 2467927"/>
+                              <a:gd name="GluePoint3X" fmla="*/ 2301557 w 2301557"/>
+                              <a:gd name="GluePoint3Y" fmla="*/ 2467927 h 2467927"/>
+                              <a:gd name="GluePoint4X" fmla="*/ 0 w 2301557"/>
+                              <a:gd name="GluePoint4Y" fmla="*/ 2467927 h 2467927"/>
+                            </a:gdLst>
+                            <a:ahLst/>
+                            <a:cxnLst>
+                              <a:cxn ang="0">
+                                <a:pos x="GluePoint1X" y="GluePoint1Y"/>
+                              </a:cxn>
+                              <a:cxn ang="0">
+                                <a:pos x="GluePoint2X" y="GluePoint2Y"/>
+                              </a:cxn>
+                              <a:cxn ang="0">
+                                <a:pos x="GluePoint3X" y="GluePoint3Y"/>
+                              </a:cxn>
+                              <a:cxn ang="0">
+                                <a:pos x="GluePoint4X" y="GluePoint4Y"/>
+                              </a:cxn>
+                            </a:cxnLst>
+                            <a:rect l="textAreaLeft" t="textAreaTop" r="textAreaRight" b="textAreaBottom"/>
+                            <a:pathLst>
+                              <a:path w="2301557" h="2467927">
+                                <a:moveTo>
+                                  <a:pt x="0" y="0"/>
+                                </a:moveTo>
+                                <a:lnTo>
+                                  <a:pt x="2301557" y="0"/>
+                                </a:lnTo>
+                                <a:lnTo>
+                                  <a:pt x="2301557" y="2467927"/>
+                                </a:lnTo>
+                                <a:lnTo>
+                                  <a:pt x="0" y="2467927"/>
+                                </a:lnTo>
+                                <a:close/>
+                              </a:path>
+                            </a:pathLst>
+                          </a:custGeom>
+                          <a:blipFill rotWithShape="0">
+                            <a:blip r:embed="rId10"/>
+                            <a:stretch>
+                              <a:fillRect t="43675" r="30031"/>
+                            </a:stretch>
+                          </a:blipFill>
+                          <a:ln w="0">
+                            <a:noFill/>
+                          </a:ln>
+                        </wps:spPr>
+                        <wps:style>
+                          <a:lnRef idx="0">
+                            <a:scrgbClr r="0" g="0" b="0"/>
+                          </a:lnRef>
+                          <a:fillRef idx="0">
+                            <a:scrgbClr r="0" g="0" b="0"/>
+                          </a:fillRef>
+                          <a:effectRef idx="0">
+                            <a:scrgbClr r="0" g="0" b="0"/>
+                          </a:effectRef>
+                          <a:fontRef idx="minor"/>
+                        </wps:style>
+                        <wps:bodyPr/>
+                      </wps:wsp>
+                      <wps:wsp>
+                        <wps:cNvPr id="1775173216" name="Graphic 18"/>
+                        <wps:cNvSpPr/>
+                        <wps:spPr>
+                          <a:xfrm>
+                            <a:off x="5031000" y="7797960"/>
+                            <a:ext cx="2354760" cy="2260440"/>
+                          </a:xfrm>
+                          <a:custGeom>
+                            <a:avLst/>
+                            <a:gdLst>
+                              <a:gd name="textAreaLeft" fmla="*/ 0 w 1334880"/>
+                              <a:gd name="textAreaRight" fmla="*/ 1335240 w 1334880"/>
+                              <a:gd name="textAreaTop" fmla="*/ 0 h 1281600"/>
+                              <a:gd name="textAreaBottom" fmla="*/ 1281960 h 1281600"/>
+                              <a:gd name="GluePoint1X" fmla="*/ 0 w 2355215"/>
+                              <a:gd name="GluePoint1Y" fmla="*/ 0 h 2260918"/>
+                              <a:gd name="GluePoint2X" fmla="*/ 2355215 w 2355215"/>
+                              <a:gd name="GluePoint2Y" fmla="*/ 0 h 2260918"/>
+                              <a:gd name="GluePoint3X" fmla="*/ 2355215 w 2355215"/>
+                              <a:gd name="GluePoint3Y" fmla="*/ 2260918 h 2260918"/>
+                              <a:gd name="GluePoint4X" fmla="*/ 0 w 2355215"/>
+                              <a:gd name="GluePoint4Y" fmla="*/ 2260918 h 2260918"/>
+                            </a:gdLst>
+                            <a:ahLst/>
+                            <a:cxnLst>
+                              <a:cxn ang="0">
+                                <a:pos x="GluePoint1X" y="GluePoint1Y"/>
+                              </a:cxn>
+                              <a:cxn ang="0">
+                                <a:pos x="GluePoint2X" y="GluePoint2Y"/>
+                              </a:cxn>
+                              <a:cxn ang="0">
+                                <a:pos x="GluePoint3X" y="GluePoint3Y"/>
+                              </a:cxn>
+                              <a:cxn ang="0">
+                                <a:pos x="GluePoint4X" y="GluePoint4Y"/>
+                              </a:cxn>
+                            </a:cxnLst>
+                            <a:rect l="textAreaLeft" t="textAreaTop" r="textAreaRight" b="textAreaBottom"/>
+                            <a:pathLst>
+                              <a:path w="2355215" h="2260918">
+                                <a:moveTo>
+                                  <a:pt x="0" y="0"/>
+                                </a:moveTo>
+                                <a:lnTo>
+                                  <a:pt x="2355215" y="0"/>
+                                </a:lnTo>
+                                <a:lnTo>
+                                  <a:pt x="2355215" y="2260918"/>
+                                </a:lnTo>
+                                <a:lnTo>
+                                  <a:pt x="0" y="2260918"/>
+                                </a:lnTo>
+                                <a:close/>
+                              </a:path>
+                            </a:pathLst>
+                          </a:custGeom>
+                          <a:blipFill rotWithShape="0">
+                            <a:blip r:embed="rId11"/>
+                            <a:stretch>
+                              <a:fillRect b="16671"/>
+                            </a:stretch>
+                          </a:blipFill>
+                          <a:ln w="0">
+                            <a:noFill/>
+                          </a:ln>
+                        </wps:spPr>
+                        <wps:style>
+                          <a:lnRef idx="0">
+                            <a:scrgbClr r="0" g="0" b="0"/>
+                          </a:lnRef>
+                          <a:fillRef idx="0">
+                            <a:scrgbClr r="0" g="0" b="0"/>
+                          </a:fillRef>
+                          <a:effectRef idx="0">
+                            <a:scrgbClr r="0" g="0" b="0"/>
+                          </a:effectRef>
+                          <a:fontRef idx="minor"/>
+                        </wps:style>
+                        <wps:bodyPr/>
+                      </wps:wsp>
+                    </wpg:wgp>
+                  </a:graphicData>
+                </a:graphic>
+              </wp:anchor>
+            </w:drawing>
+          </mc:Choice>
+          <mc:Fallback>
+            <w:pict>
+              <v:group w14:anchorId="27616926" id="_x0000_s1043" style="position:absolute;left:0;text-align:left;margin-left:-54pt;margin-top:0;width:612pt;height:11in;z-index:-251655168;mso-wrap-distance-left:0;mso-wrap-distance-right:0;mso-position-vertical-relative:page" coordsize="77724,100584" o:gfxdata="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">
+                <v:rect id="_x0000_s1044" style="position:absolute;width:77724;height:100584;visibility:visible;mso-wrap-style:square;v-text-anchor:middle" o:gfxdata="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" fillcolor="#f4ecdd [3206]" stroked="f" strokeweight="1.25pt">
+                  <v:textbox>
+                    <w:txbxContent>
+                      <w:p/>
+                      <w:p/>
+                      <w:p>
+                        <w:pPr>
+                          <w:jc w:val="center"/>
+                        </w:pPr>
+                      </w:p>
+                      <w:p>
+                        <w:pPr>
+                          <w:jc w:val="center"/>
+                        </w:pPr>
+                      </w:p>
+                    </w:txbxContent>
+                  </v:textbox>
+                </v:rect>
+                <v:shape id="Graphic 16" o:spid="_x0000_s1045" style="position:absolute;width:23342;height:24670;visibility:visible;mso-wrap-style:square;v-text-anchor:top" coordsize="2335212,2467927" o:gfxdata="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" path="m,l2335212,r,2467927l,2467927,,xe" stroked="f" strokeweight="0">
+                  <v:fill r:id="rId15" o:title="" recolor="t" type="frame"/>
+                  <v:path arrowok="t" o:connecttype="custom" o:connectlocs="0,0;2334240,0;2334240,2467080;0,2467080" o:connectangles="0,0,0,0" textboxrect="0,0,2335847,2468562"/>
+                </v:shape>
+                <v:shape id="Graphic 12" o:spid="_x0000_s1046" style="position:absolute;left:54716;width:23008;height:24670;visibility:visible;mso-wrap-style:square;v-text-anchor:top" coordsize="2301557,2467927" o:gfxdata="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" path="m,l2301557,r,2467927l,2467927,,xe" stroked="f" strokeweight="0">
+                  <v:fill r:id="rId16" o:title="" recolor="t" type="frame"/>
+                  <v:path arrowok="t" o:connecttype="custom" o:connectlocs="0,0;2300760,0;2300760,2467080;0,2467080" o:connectangles="0,0,0,0" textboxrect="0,0,2302192,2468562"/>
+                </v:shape>
+                <v:shape id="Graphic 18" o:spid="_x0000_s1047" style="position:absolute;left:50310;top:77979;width:23547;height:22605;visibility:visible;mso-wrap-style:square;v-text-anchor:top" coordsize="2355215,2260918" o:gfxdata="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" path="m,l2355215,r,2260918l,2260918,,xe" stroked="f" strokeweight="0">
+                  <v:fill r:id="rId17" o:title="" recolor="t" type="frame"/>
+                  <v:path arrowok="t" o:connecttype="custom" o:connectlocs="0,0;2354760,0;2354760,2260440;0,2260440" o:connectangles="0,0,0,0" textboxrect="0,0,2355850,2261553"/>
+                </v:shape>
+                <w10:wrap anchory="page"/>
+              </v:group>
+            </w:pict>
+          </mc:Fallback>
+        </mc:AlternateContent>
+      </w:r>
+      <w:r>
+        <w:t>D</w:t>
+      </w:r>
+      <w:r>
+        <w:t>iscussed the component diagram and tried to resolve the conflicts w</w:t>
+      </w:r>
+      <w:r>
+        <w:t>ith</w:t>
+      </w:r>
+      <w:r>
+        <w:t xml:space="preserve"> </w:t>
+      </w:r>
+      <w:r>
+        <w:t>an</w:t>
+      </w:r>
+      <w:r>
+        <w:t>other component diagram</w:t>
+      </w:r>
+      <w:r>
+        <w:t xml:space="preserve"> </w:t>
+      </w:r>
+    </w:p>
+    <w:p>
+      <w:pPr>
+        <w:numPr>
+          <w:ilvl w:val="0"/>
+          <w:numId w:val="11"/>
+        </w:numPr>
+      </w:pPr>
+      <w:r>
+        <w:t>F</w:t>
+      </w:r>
+      <w:r>
+        <w:t>inalised the component diagram</w:t>
+      </w:r>
+    </w:p>
+    <w:p>
+      <w:pPr>
+        <w:numPr>
+          <w:ilvl w:val="0"/>
+          <w:numId w:val="11"/>
+        </w:numPr>
+      </w:pPr>
+      <w:r>
+        <w:t>D</w:t>
+      </w:r>
+      <w:r>
+        <w:t>iscussed the class diagram</w:t>
+      </w:r>
+    </w:p>
+    <w:p/>
+    <w:p/>
+    <w:p/>
+    <w:p/>
+    <w:p/>
+    <w:p/>
+    <w:p/>
+    <w:p/>
+    <w:p/>
+    <w:p/>
+    <w:p/>
+    <w:p/>
+    <w:p/>
+    <w:p/>
+    <w:p/>
+    <w:p/>
+    <w:p/>
+    <w:p/>
+    <w:p/>
+    <w:p/>
+    <w:p/>
+    <w:p/>
+    <w:p/>
+    <w:p/>
+    <w:p/>
+    <w:tbl>
+      <w:tblPr>
+        <w:tblW w:w="10141" w:type="dxa"/>
+        <w:tblLayout w:type="fixed"/>
+        <w:tblCellMar>
+          <w:left w:w="0" w:type="dxa"/>
+        </w:tblCellMar>
+        <w:tblLook w:val="0600" w:firstRow="0" w:lastRow="0" w:firstColumn="0" w:lastColumn="0" w:noHBand="1" w:noVBand="1"/>
+      </w:tblPr>
+      <w:tblGrid>
+        <w:gridCol w:w="5070"/>
+        <w:gridCol w:w="5071"/>
+      </w:tblGrid>
+      <w:tr>
+        <w:tc>
+          <w:tcPr>
+            <w:tcW w:w="10140" w:type="dxa"/>
+            <w:gridSpan w:val="2"/>
+          </w:tcPr>
+          <w:p>
+            <w:pPr>
+              <w:pStyle w:val="Title"/>
+              <w:rPr>
+                <w14:textOutline w14:w="9525" w14:cap="rnd" w14:cmpd="sng" w14:algn="ctr">
+                  <w14:noFill/>
+                  <w14:prstDash w14:val="solid"/>
+                  <w14:bevel/>
+                </w14:textOutline>
+              </w:rPr>
+            </w:pPr>
+            <w:sdt>
+              <w:sdtPr>
+                <w:id w:val="1003785460"/>
+                <w:placeholder>
+                  <w:docPart w:val="C01714948B074741ADC92B7C32374763"/>
+                </w:placeholder>
+                <w:showingPlcHdr/>
+                <w15:appearance w15:val="hidden"/>
+              </w:sdtPr>
+              <w:sdtContent>
+                <w:r>
+                  <w:rPr>
+                    <w14:textOutline w14:w="9525" w14:cap="rnd" w14:cmpd="sng" w14:algn="ctr">
+                      <w14:noFill/>
+                      <w14:prstDash w14:val="solid"/>
+                      <w14:bevel/>
+                    </w14:textOutline>
+                  </w:rPr>
+                  <w:t>Minutes</w:t>
+                </w:r>
+              </w:sdtContent>
+            </w:sdt>
+          </w:p>
+        </w:tc>
+      </w:tr>
+      <w:tr>
+        <w:tc>
+          <w:tcPr>
+            <w:tcW w:w="10140" w:type="dxa"/>
+            <w:gridSpan w:val="2"/>
+          </w:tcPr>
+          <w:p>
+            <w:pPr>
+              <w:pStyle w:val="Subtitle"/>
+            </w:pPr>
+            <w:r>
+              <w:rPr>
+                <w14:textOutline w14:w="9525" w14:cap="rnd" w14:cmpd="sng" w14:algn="ctr">
+                  <w14:noFill/>
+                  <w14:prstDash w14:val="solid"/>
+                  <w14:bevel/>
+                </w14:textOutline>
+              </w:rPr>
+              <w:t>Team Meeting</w:t>
+            </w:r>
+            <w:r>
+              <w:t xml:space="preserve"> </w:t>
+            </w:r>
+          </w:p>
+        </w:tc>
+      </w:tr>
+      <w:tr>
+        <w:trPr>
+          <w:trHeight w:val="720"/>
+        </w:trPr>
+        <w:tc>
+          <w:tcPr>
+            <w:tcW w:w="5070" w:type="dxa"/>
+            <w:tcBorders>
+              <w:bottom w:val="single" w:sz="4" w:space="0" w:color="887A5F"/>
+            </w:tcBorders>
+            <w:vAlign w:val="center"/>
+          </w:tcPr>
+          <w:p>
+            <w:pPr>
+              <w:pStyle w:val="Heading1"/>
+            </w:pPr>
+            <w:sdt>
+              <w:sdtPr>
+                <w:id w:val="-1004511768"/>
+                <w:placeholder>
+                  <w:docPart w:val="C89C6F5AADE44781854694D8D8C2DB2D"/>
+                </w:placeholder>
+                <w:showingPlcHdr/>
+                <w15:appearance w15:val="hidden"/>
+              </w:sdtPr>
+              <w:sdtContent>
+                <w:r>
+                  <w:t>Date</w:t>
+                </w:r>
+              </w:sdtContent>
+            </w:sdt>
+            <w:r>
+              <w:t xml:space="preserve"> </w:t>
+            </w:r>
+          </w:p>
+        </w:tc>
+        <w:tc>
+          <w:tcPr>
+            <w:tcW w:w="5070" w:type="dxa"/>
+            <w:tcBorders>
+              <w:bottom w:val="single" w:sz="4" w:space="0" w:color="887A5F"/>
+            </w:tcBorders>
+            <w:vAlign w:val="center"/>
+          </w:tcPr>
+          <w:p>
+            <w:pPr>
+              <w:rPr>
+                <w:szCs w:val="20"/>
+              </w:rPr>
+            </w:pPr>
+            <w:r>
+              <w:rPr>
+                <w:szCs w:val="20"/>
+              </w:rPr>
+              <w:t>February 2</w:t>
+            </w:r>
+            <w:r>
+              <w:rPr>
+                <w:szCs w:val="20"/>
+              </w:rPr>
+              <w:t>6</w:t>
+            </w:r>
+            <w:r>
+              <w:rPr>
+                <w:szCs w:val="20"/>
+              </w:rPr>
+              <w:t>th 2026</w:t>
+            </w:r>
+          </w:p>
+        </w:tc>
+      </w:tr>
+      <w:tr>
+        <w:trPr>
+          <w:trHeight w:val="720"/>
+        </w:trPr>
+        <w:tc>
+          <w:tcPr>
+            <w:tcW w:w="5070" w:type="dxa"/>
+            <w:tcBorders>
+              <w:top w:val="single" w:sz="4" w:space="0" w:color="887A5F"/>
+              <w:bottom w:val="single" w:sz="4" w:space="0" w:color="887A5F"/>
+            </w:tcBorders>
+            <w:vAlign w:val="center"/>
+          </w:tcPr>
+          <w:p>
+            <w:pPr>
+              <w:pStyle w:val="Heading1"/>
+            </w:pPr>
+            <w:sdt>
+              <w:sdtPr>
+                <w:id w:val="-333538951"/>
+                <w:placeholder>
+                  <w:docPart w:val="B8E7A28A3EEE449FB7D42601BE3F1213"/>
+                </w:placeholder>
+                <w:showingPlcHdr/>
+                <w15:appearance w15:val="hidden"/>
+              </w:sdtPr>
+              <w:sdtContent>
+                <w:r>
+                  <w:t>Time</w:t>
+                </w:r>
+              </w:sdtContent>
+            </w:sdt>
+            <w:r>
+              <w:t xml:space="preserve"> </w:t>
+            </w:r>
+          </w:p>
+        </w:tc>
+        <w:tc>
+          <w:tcPr>
+            <w:tcW w:w="5070" w:type="dxa"/>
+            <w:tcBorders>
+              <w:top w:val="single" w:sz="4" w:space="0" w:color="887A5F"/>
+              <w:bottom w:val="single" w:sz="4" w:space="0" w:color="887A5F"/>
+            </w:tcBorders>
+            <w:vAlign w:val="center"/>
+          </w:tcPr>
+          <w:p>
+            <w:pPr>
+              <w:rPr>
+                <w:szCs w:val="20"/>
+              </w:rPr>
+            </w:pPr>
+            <w:r>
+              <w:rPr>
+                <w14:textOutline w14:w="9525" w14:cap="rnd" w14:cmpd="sng" w14:algn="ctr">
+                  <w14:noFill/>
+                  <w14:prstDash w14:val="solid"/>
+                  <w14:bevel/>
+                </w14:textOutline>
+              </w:rPr>
+              <w:t>12pm</w:t>
+            </w:r>
+            <w:r>
+              <w:t xml:space="preserve"> </w:t>
+            </w:r>
+          </w:p>
+        </w:tc>
+      </w:tr>
+      <w:tr>
+        <w:trPr>
+          <w:trHeight w:val="720"/>
+        </w:trPr>
+        <w:tc>
+          <w:tcPr>
+            <w:tcW w:w="5070" w:type="dxa"/>
+            <w:tcBorders>
+              <w:top w:val="single" w:sz="4" w:space="0" w:color="887A5F"/>
+              <w:bottom w:val="single" w:sz="4" w:space="0" w:color="887A5F"/>
+            </w:tcBorders>
+            <w:vAlign w:val="center"/>
+          </w:tcPr>
+          <w:p>
+            <w:pPr>
+              <w:pStyle w:val="Heading1"/>
+            </w:pPr>
+            <w:sdt>
+              <w:sdtPr>
+                <w:id w:val="470955063"/>
+                <w:placeholder>
+                  <w:docPart w:val="D689321555914E9D907DD659027B54EA"/>
+                </w:placeholder>
+                <w:showingPlcHdr/>
+                <w15:appearance w15:val="hidden"/>
+              </w:sdtPr>
+              <w:sdtContent>
+                <w:r>
+                  <w:t>Meeting called to order by</w:t>
+                </w:r>
+              </w:sdtContent>
+            </w:sdt>
+            <w:r>
+              <w:t xml:space="preserve"> </w:t>
+            </w:r>
+          </w:p>
+        </w:tc>
+        <w:tc>
+          <w:tcPr>
+            <w:tcW w:w="5070" w:type="dxa"/>
+            <w:tcBorders>
+              <w:top w:val="single" w:sz="4" w:space="0" w:color="887A5F"/>
+              <w:bottom w:val="single" w:sz="4" w:space="0" w:color="887A5F"/>
+            </w:tcBorders>
+            <w:vAlign w:val="center"/>
+          </w:tcPr>
+          <w:p>
+            <w:pPr>
+              <w:rPr>
+                <w:szCs w:val="20"/>
+              </w:rPr>
+            </w:pPr>
+            <w:r>
+              <w:t>Zaina Meraj</w:t>
+            </w:r>
+          </w:p>
+        </w:tc>
+      </w:tr>
+    </w:tbl>
+    <w:p>
+      <w:pPr>
+        <w:pStyle w:val="Heading2"/>
+      </w:pPr>
+      <w:sdt>
+        <w:sdtPr>
+          <w:id w:val="1768414409"/>
+          <w:placeholder>
+            <w:docPart w:val="0426523C9B5F4F51A86453448EE223BA"/>
+          </w:placeholder>
+          <w:showingPlcHdr/>
+          <w15:appearance w15:val="hidden"/>
+        </w:sdtPr>
+        <w:sdtContent>
+          <w:r>
+            <w:t>In attendance</w:t>
+          </w:r>
+        </w:sdtContent>
+      </w:sdt>
+    </w:p>
+    <w:p>
+      <w:r>
+        <w:t xml:space="preserve">Zaina Meraj, </w:t>
+      </w:r>
+      <w:r>
+        <w:t>Yaseen Barlas</w:t>
+      </w:r>
+      <w:r>
+        <w:t>, Viktor Vasilchin, Jagdish Vaghela</w:t>
+      </w:r>
+    </w:p>
+    <w:p>
+      <w:pPr>
+        <w:pStyle w:val="Heading2"/>
+      </w:pPr>
+      <w:r>
+        <w:t>Duration</w:t>
+      </w:r>
+    </w:p>
+    <w:p>
+      <w:r>
+        <w:t>30</w:t>
+      </w:r>
+      <w:r>
+        <w:t xml:space="preserve"> Minutes</w:t>
+      </w:r>
+    </w:p>
+    <w:p>
+      <w:pPr>
+        <w:pStyle w:val="Heading2"/>
+      </w:pPr>
+      <w:r>
+        <w:t>Discussed</w:t>
+      </w:r>
+    </w:p>
+    <w:p>
+      <w:pPr>
+        <w:numPr>
+          <w:ilvl w:val="0"/>
+          <w:numId w:val="11"/>
+        </w:numPr>
+      </w:pPr>
+      <w:r>
+        <w:rPr>
+          <w:noProof/>
+        </w:rPr>
+        <mc:AlternateContent>
+          <mc:Choice Requires="wpg">
+            <w:drawing>
+              <wp:anchor distT="0" distB="0" distL="0" distR="0" simplePos="0" relativeHeight="251663360" behindDoc="1" locked="0" layoutInCell="1" allowOverlap="1" wp14:anchorId="6D314D41" wp14:editId="176D9B8B">
+                <wp:simplePos x="0" y="0"/>
+                <wp:positionH relativeFrom="column">
+                  <wp:posOffset>-685800</wp:posOffset>
+                </wp:positionH>
+                <wp:positionV relativeFrom="page">
+                  <wp:posOffset>0</wp:posOffset>
+                </wp:positionV>
+                <wp:extent cx="7772400" cy="10058400"/>
+                <wp:effectExtent l="0" t="0" r="0" b="0"/>
+                <wp:wrapNone/>
+                <wp:docPr id="1446358459" name="Group 19"/>
+                <wp:cNvGraphicFramePr/>
+                <a:graphic xmlns:a="http://schemas.openxmlformats.org/drawingml/2006/main">
+                  <a:graphicData uri="http://schemas.microsoft.com/office/word/2010/wordprocessingGroup">
+                    <wpg:wgp>
+                      <wpg:cNvGrpSpPr/>
+                      <wpg:grpSpPr>
+                        <a:xfrm>
+                          <a:off x="0" y="0"/>
+                          <a:ext cx="7772400" cy="10058400"/>
+                          <a:chOff x="0" y="0"/>
+                          <a:chExt cx="7772400" cy="10058400"/>
+                        </a:xfrm>
+                      </wpg:grpSpPr>
+                      <wps:wsp>
+                        <wps:cNvPr id="448570188" name="Rectangle 1916805010"/>
+                        <wps:cNvSpPr/>
+                        <wps:spPr>
+                          <a:xfrm>
+                            <a:off x="0" y="0"/>
+                            <a:ext cx="7772400" cy="10058400"/>
+                          </a:xfrm>
+                          <a:prstGeom prst="rect">
+                            <a:avLst/>
+                          </a:prstGeom>
+                          <a:solidFill>
+                            <a:schemeClr val="accent3"/>
+                          </a:solidFill>
+                          <a:ln>
+                            <a:noFill/>
+                          </a:ln>
+                        </wps:spPr>
+                        <wps:style>
+                          <a:lnRef idx="2">
+                            <a:schemeClr val="accent1">
+                              <a:shade val="50000"/>
+                            </a:schemeClr>
+                          </a:lnRef>
+                          <a:fillRef idx="1">
+                            <a:schemeClr val="accent1"/>
+                          </a:fillRef>
+                          <a:effectRef idx="0">
+                            <a:schemeClr val="accent1"/>
+                          </a:effectRef>
+                          <a:fontRef idx="minor"/>
+                        </wps:style>
+                        <wps:txbx>
+                          <w:txbxContent>
+                            <w:p/>
+                            <w:p/>
+                            <w:p>
+                              <w:pPr>
+                                <w:jc w:val="center"/>
+                              </w:pPr>
+                            </w:p>
+                            <w:p>
+                              <w:pPr>
+                                <w:jc w:val="center"/>
+                              </w:pPr>
+                            </w:p>
+                          </w:txbxContent>
+                        </wps:txbx>
+                        <wps:bodyPr anchor="ctr">
+                          <a:noAutofit/>
+                        </wps:bodyPr>
+                      </wps:wsp>
+                      <wps:wsp>
+                        <wps:cNvPr id="897862652" name="Graphic 16"/>
+                        <wps:cNvSpPr/>
+                        <wps:spPr>
+                          <a:xfrm>
+                            <a:off x="0" y="0"/>
+                            <a:ext cx="2334240" cy="2467080"/>
+                          </a:xfrm>
+                          <a:custGeom>
+                            <a:avLst/>
+                            <a:gdLst>
+                              <a:gd name="textAreaLeft" fmla="*/ 0 w 1323360"/>
+                              <a:gd name="textAreaRight" fmla="*/ 1323720 w 1323360"/>
+                              <a:gd name="textAreaTop" fmla="*/ 0 h 1398600"/>
+                              <a:gd name="textAreaBottom" fmla="*/ 1398960 h 1398600"/>
+                              <a:gd name="GluePoint1X" fmla="*/ 0 w 2335212"/>
+                              <a:gd name="GluePoint1Y" fmla="*/ 0 h 2467927"/>
+                              <a:gd name="GluePoint2X" fmla="*/ 2335212 w 2335212"/>
+                              <a:gd name="GluePoint2Y" fmla="*/ 0 h 2467927"/>
+                              <a:gd name="GluePoint3X" fmla="*/ 2335212 w 2335212"/>
+                              <a:gd name="GluePoint3Y" fmla="*/ 2467927 h 2467927"/>
+                              <a:gd name="GluePoint4X" fmla="*/ 0 w 2335212"/>
+                              <a:gd name="GluePoint4Y" fmla="*/ 2467927 h 2467927"/>
+                            </a:gdLst>
+                            <a:ahLst/>
+                            <a:cxnLst>
+                              <a:cxn ang="0">
+                                <a:pos x="GluePoint1X" y="GluePoint1Y"/>
+                              </a:cxn>
+                              <a:cxn ang="0">
+                                <a:pos x="GluePoint2X" y="GluePoint2Y"/>
+                              </a:cxn>
+                              <a:cxn ang="0">
+                                <a:pos x="GluePoint3X" y="GluePoint3Y"/>
+                              </a:cxn>
+                              <a:cxn ang="0">
+                                <a:pos x="GluePoint4X" y="GluePoint4Y"/>
+                              </a:cxn>
+                            </a:cxnLst>
+                            <a:rect l="textAreaLeft" t="textAreaTop" r="textAreaRight" b="textAreaBottom"/>
+                            <a:pathLst>
+                              <a:path w="2335212" h="2467927">
+                                <a:moveTo>
+                                  <a:pt x="0" y="0"/>
+                                </a:moveTo>
+                                <a:lnTo>
+                                  <a:pt x="2335212" y="0"/>
+                                </a:lnTo>
+                                <a:lnTo>
+                                  <a:pt x="2335212" y="2467927"/>
+                                </a:lnTo>
+                                <a:lnTo>
+                                  <a:pt x="0" y="2467927"/>
+                                </a:lnTo>
+                                <a:close/>
+                              </a:path>
+                            </a:pathLst>
+                          </a:custGeom>
+                          <a:blipFill rotWithShape="0">
+                            <a:blip r:embed="rId9"/>
+                            <a:stretch>
+                              <a:fillRect l="845" t="6888"/>
+                            </a:stretch>
+                          </a:blipFill>
+                          <a:ln w="0">
+                            <a:noFill/>
+                          </a:ln>
+                        </wps:spPr>
+                        <wps:style>
+                          <a:lnRef idx="0">
+                            <a:scrgbClr r="0" g="0" b="0"/>
+                          </a:lnRef>
+                          <a:fillRef idx="0">
+                            <a:scrgbClr r="0" g="0" b="0"/>
+                          </a:fillRef>
+                          <a:effectRef idx="0">
+                            <a:scrgbClr r="0" g="0" b="0"/>
+                          </a:effectRef>
+                          <a:fontRef idx="minor"/>
+                        </wps:style>
+                        <wps:bodyPr/>
+                      </wps:wsp>
+                      <wps:wsp>
+                        <wps:cNvPr id="1364594142" name="Graphic 12"/>
+                        <wps:cNvSpPr/>
+                        <wps:spPr>
+                          <a:xfrm>
+                            <a:off x="5471640" y="0"/>
+                            <a:ext cx="2300760" cy="2467080"/>
+                          </a:xfrm>
+                          <a:custGeom>
+                            <a:avLst/>
+                            <a:gdLst>
+                              <a:gd name="textAreaLeft" fmla="*/ 0 w 1304280"/>
+                              <a:gd name="textAreaRight" fmla="*/ 1304640 w 1304280"/>
+                              <a:gd name="textAreaTop" fmla="*/ 0 h 1398600"/>
+                              <a:gd name="textAreaBottom" fmla="*/ 1398960 h 1398600"/>
+                              <a:gd name="GluePoint1X" fmla="*/ 0 w 2301557"/>
+                              <a:gd name="GluePoint1Y" fmla="*/ 0 h 2467927"/>
+                              <a:gd name="GluePoint2X" fmla="*/ 2301557 w 2301557"/>
+                              <a:gd name="GluePoint2Y" fmla="*/ 0 h 2467927"/>
+                              <a:gd name="GluePoint3X" fmla="*/ 2301557 w 2301557"/>
+                              <a:gd name="GluePoint3Y" fmla="*/ 2467927 h 2467927"/>
+                              <a:gd name="GluePoint4X" fmla="*/ 0 w 2301557"/>
+                              <a:gd name="GluePoint4Y" fmla="*/ 2467927 h 2467927"/>
+                            </a:gdLst>
+                            <a:ahLst/>
+                            <a:cxnLst>
+                              <a:cxn ang="0">
+                                <a:pos x="GluePoint1X" y="GluePoint1Y"/>
+                              </a:cxn>
+                              <a:cxn ang="0">
+                                <a:pos x="GluePoint2X" y="GluePoint2Y"/>
+                              </a:cxn>
+                              <a:cxn ang="0">
+                                <a:pos x="GluePoint3X" y="GluePoint3Y"/>
+                              </a:cxn>
+                              <a:cxn ang="0">
+                                <a:pos x="GluePoint4X" y="GluePoint4Y"/>
+                              </a:cxn>
+                            </a:cxnLst>
+                            <a:rect l="textAreaLeft" t="textAreaTop" r="textAreaRight" b="textAreaBottom"/>
+                            <a:pathLst>
+                              <a:path w="2301557" h="2467927">
+                                <a:moveTo>
+                                  <a:pt x="0" y="0"/>
+                                </a:moveTo>
+                                <a:lnTo>
+                                  <a:pt x="2301557" y="0"/>
+                                </a:lnTo>
+                                <a:lnTo>
+                                  <a:pt x="2301557" y="2467927"/>
+                                </a:lnTo>
+                                <a:lnTo>
+                                  <a:pt x="0" y="2467927"/>
+                                </a:lnTo>
+                                <a:close/>
+                              </a:path>
+                            </a:pathLst>
+                          </a:custGeom>
+                          <a:blipFill rotWithShape="0">
+                            <a:blip r:embed="rId10"/>
+                            <a:stretch>
+                              <a:fillRect t="43675" r="30031"/>
+                            </a:stretch>
+                          </a:blipFill>
+                          <a:ln w="0">
+                            <a:noFill/>
+                          </a:ln>
+                        </wps:spPr>
+                        <wps:style>
+                          <a:lnRef idx="0">
+                            <a:scrgbClr r="0" g="0" b="0"/>
+                          </a:lnRef>
+                          <a:fillRef idx="0">
+                            <a:scrgbClr r="0" g="0" b="0"/>
+                          </a:fillRef>
+                          <a:effectRef idx="0">
+                            <a:scrgbClr r="0" g="0" b="0"/>
+                          </a:effectRef>
+                          <a:fontRef idx="minor"/>
+                        </wps:style>
+                        <wps:bodyPr/>
+                      </wps:wsp>
+                      <wps:wsp>
+                        <wps:cNvPr id="1804797753" name="Graphic 18"/>
+                        <wps:cNvSpPr/>
+                        <wps:spPr>
+                          <a:xfrm>
+                            <a:off x="5031000" y="7797960"/>
+                            <a:ext cx="2354760" cy="2260440"/>
+                          </a:xfrm>
+                          <a:custGeom>
+                            <a:avLst/>
+                            <a:gdLst>
+                              <a:gd name="textAreaLeft" fmla="*/ 0 w 1334880"/>
+                              <a:gd name="textAreaRight" fmla="*/ 1335240 w 1334880"/>
+                              <a:gd name="textAreaTop" fmla="*/ 0 h 1281600"/>
+                              <a:gd name="textAreaBottom" fmla="*/ 1281960 h 1281600"/>
+                              <a:gd name="GluePoint1X" fmla="*/ 0 w 2355215"/>
+                              <a:gd name="GluePoint1Y" fmla="*/ 0 h 2260918"/>
+                              <a:gd name="GluePoint2X" fmla="*/ 2355215 w 2355215"/>
+                              <a:gd name="GluePoint2Y" fmla="*/ 0 h 2260918"/>
+                              <a:gd name="GluePoint3X" fmla="*/ 2355215 w 2355215"/>
+                              <a:gd name="GluePoint3Y" fmla="*/ 2260918 h 2260918"/>
+                              <a:gd name="GluePoint4X" fmla="*/ 0 w 2355215"/>
+                              <a:gd name="GluePoint4Y" fmla="*/ 2260918 h 2260918"/>
+                            </a:gdLst>
+                            <a:ahLst/>
+                            <a:cxnLst>
+                              <a:cxn ang="0">
+                                <a:pos x="GluePoint1X" y="GluePoint1Y"/>
+                              </a:cxn>
+                              <a:cxn ang="0">
+                                <a:pos x="GluePoint2X" y="GluePoint2Y"/>
+                              </a:cxn>
+                              <a:cxn ang="0">
+                                <a:pos x="GluePoint3X" y="GluePoint3Y"/>
+                              </a:cxn>
+                              <a:cxn ang="0">
+                                <a:pos x="GluePoint4X" y="GluePoint4Y"/>
+                              </a:cxn>
+                            </a:cxnLst>
+                            <a:rect l="textAreaLeft" t="textAreaTop" r="textAreaRight" b="textAreaBottom"/>
+                            <a:pathLst>
+                              <a:path w="2355215" h="2260918">
+                                <a:moveTo>
+                                  <a:pt x="0" y="0"/>
+                                </a:moveTo>
+                                <a:lnTo>
+                                  <a:pt x="2355215" y="0"/>
+                                </a:lnTo>
+                                <a:lnTo>
+                                  <a:pt x="2355215" y="2260918"/>
+                                </a:lnTo>
+                                <a:lnTo>
+                                  <a:pt x="0" y="2260918"/>
+                                </a:lnTo>
+                                <a:close/>
+                              </a:path>
+                            </a:pathLst>
+                          </a:custGeom>
+                          <a:blipFill rotWithShape="0">
+                            <a:blip r:embed="rId11"/>
+                            <a:stretch>
+                              <a:fillRect b="16671"/>
+                            </a:stretch>
+                          </a:blipFill>
+                          <a:ln w="0">
+                            <a:noFill/>
+                          </a:ln>
+                        </wps:spPr>
+                        <wps:style>
+                          <a:lnRef idx="0">
+                            <a:scrgbClr r="0" g="0" b="0"/>
+                          </a:lnRef>
+                          <a:fillRef idx="0">
+                            <a:scrgbClr r="0" g="0" b="0"/>
+                          </a:fillRef>
+                          <a:effectRef idx="0">
+                            <a:scrgbClr r="0" g="0" b="0"/>
+                          </a:effectRef>
+                          <a:fontRef idx="minor"/>
+                        </wps:style>
+                        <wps:bodyPr/>
+                      </wps:wsp>
+                    </wpg:wgp>
+                  </a:graphicData>
+                </a:graphic>
+              </wp:anchor>
+            </w:drawing>
+          </mc:Choice>
+          <mc:Fallback>
+            <w:pict>
+              <v:group w14:anchorId="6D314D41" id="_x0000_s1048" style="position:absolute;left:0;text-align:left;margin-left:-54pt;margin-top:0;width:612pt;height:11in;z-index:-251653120;mso-wrap-distance-left:0;mso-wrap-distance-right:0;mso-position-vertical-relative:page" coordsize="77724,100584" o:gfxdata="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">
+                <v:rect id="_x0000_s1049" style="position:absolute;width:77724;height:100584;visibility:visible;mso-wrap-style:square;v-text-anchor:middle" o:gfxdata="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" fillcolor="#f4ecdd [3206]" stroked="f" strokeweight="1.25pt">
+                  <v:textbox>
+                    <w:txbxContent>
+                      <w:p/>
+                      <w:p/>
+                      <w:p>
+                        <w:pPr>
+                          <w:jc w:val="center"/>
+                        </w:pPr>
+                      </w:p>
+                      <w:p>
+                        <w:pPr>
+                          <w:jc w:val="center"/>
+                        </w:pPr>
+                      </w:p>
+                    </w:txbxContent>
+                  </v:textbox>
+                </v:rect>
+                <v:shape id="Graphic 16" o:spid="_x0000_s1050" style="position:absolute;width:23342;height:24670;visibility:visible;mso-wrap-style:square;v-text-anchor:top" coordsize="2335212,2467927" o:gfxdata="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" path="m,l2335212,r,2467927l,2467927,,xe" stroked="f" strokeweight="0">
+                  <v:fill r:id="rId15" o:title="" recolor="t" type="frame"/>
+                  <v:path arrowok="t" o:connecttype="custom" o:connectlocs="0,0;2334240,0;2334240,2467080;0,2467080" o:connectangles="0,0,0,0" textboxrect="0,0,2335847,2468562"/>
+                </v:shape>
+                <v:shape id="Graphic 12" o:spid="_x0000_s1051" style="position:absolute;left:54716;width:23008;height:24670;visibility:visible;mso-wrap-style:square;v-text-anchor:top" coordsize="2301557,2467927" o:gfxdata="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" path="m,l2301557,r,2467927l,2467927,,xe" stroked="f" strokeweight="0">
+                  <v:fill r:id="rId16" o:title="" recolor="t" type="frame"/>
+                  <v:path arrowok="t" o:connecttype="custom" o:connectlocs="0,0;2300760,0;2300760,2467080;0,2467080" o:connectangles="0,0,0,0" textboxrect="0,0,2302192,2468562"/>
+                </v:shape>
+                <v:shape id="Graphic 18" o:spid="_x0000_s1052" style="position:absolute;left:50310;top:77979;width:23547;height:22605;visibility:visible;mso-wrap-style:square;v-text-anchor:top" coordsize="2355215,2260918" o:gfxdata="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" path="m,l2355215,r,2260918l,2260918,,xe" stroked="f" strokeweight="0">
+                  <v:fill r:id="rId17" o:title="" recolor="t" type="frame"/>
+                  <v:path arrowok="t" o:connecttype="custom" o:connectlocs="0,0;2354760,0;2354760,2260440;0,2260440" o:connectangles="0,0,0,0" textboxrect="0,0,2355850,2261553"/>
+                </v:shape>
+                <w10:wrap anchory="page"/>
+              </v:group>
+            </w:pict>
+          </mc:Fallback>
+        </mc:AlternateContent>
+      </w:r>
+      <w:r>
+        <w:t>Went over class diagram and fixed naming scheme</w:t>
+      </w:r>
+    </w:p>
+    <w:p>
+      <w:pPr>
+        <w:numPr>
+          <w:ilvl w:val="0"/>
+          <w:numId w:val="11"/>
+        </w:numPr>
+      </w:pPr>
+      <w:r>
+        <w:t>Agreed that Java code needs to be generated and test cases</w:t>
+      </w:r>
+      <w:r>
+        <w:t xml:space="preserve"> </w:t>
+      </w:r>
+    </w:p>
+    <w:p/>
     <w:p/>
     <w:sectPr>
       <w:pgSz w:w="12240" w:h="15840"/>
@@ -7028,7 +8437,7 @@
   <w:style w:type="paragraph" w:default="1" w:styleId="Normal">
     <w:name w:val="Normal"/>
     <w:qFormat/>
-    <w:rsid w:val="004C03DE"/>
+    <w:rsid w:val="00FD13AA"/>
     <w:pPr>
       <w:spacing w:before="40" w:after="40" w:line="260" w:lineRule="exact"/>
     </w:pPr>
@@ -7213,6 +8622,7 @@
   <w:style w:type="character" w:default="1" w:styleId="DefaultParagraphFont">
     <w:name w:val="Default Paragraph Font"/>
     <w:uiPriority w:val="1"/>
+    <w:semiHidden/>
     <w:unhideWhenUsed/>
   </w:style>
   <w:style w:type="table" w:default="1" w:styleId="TableNormal">
@@ -32053,6 +33463,280 @@
         </w:p>
       </w:docPartBody>
     </w:docPart>
+    <w:docPart>
+      <w:docPartPr>
+        <w:name w:val="2B5CDC7D2F0D4B37BD0A0F3DD735CAEB"/>
+        <w:category>
+          <w:name w:val="General"/>
+          <w:gallery w:val="placeholder"/>
+        </w:category>
+        <w:types>
+          <w:type w:val="bbPlcHdr"/>
+        </w:types>
+        <w:behaviors>
+          <w:behavior w:val="content"/>
+        </w:behaviors>
+        <w:guid w:val="{CE8EA57F-7125-48F2-A7E5-FE2C94387061}"/>
+      </w:docPartPr>
+      <w:docPartBody>
+        <w:p>
+          <w:pPr>
+            <w:pStyle w:val="2B5CDC7D2F0D4B37BD0A0F3DD735CAEB"/>
+          </w:pPr>
+          <w:r>
+            <w:rPr>
+              <w14:textOutline w14:w="9525" w14:cap="rnd" w14:cmpd="sng" w14:algn="ctr">
+                <w14:noFill/>
+                <w14:prstDash w14:val="solid"/>
+                <w14:bevel/>
+              </w14:textOutline>
+            </w:rPr>
+            <w:t>Minutes</w:t>
+          </w:r>
+        </w:p>
+      </w:docPartBody>
+    </w:docPart>
+    <w:docPart>
+      <w:docPartPr>
+        <w:name w:val="A6B5B55DF83F4037AF8E217EE5609166"/>
+        <w:category>
+          <w:name w:val="General"/>
+          <w:gallery w:val="placeholder"/>
+        </w:category>
+        <w:types>
+          <w:type w:val="bbPlcHdr"/>
+        </w:types>
+        <w:behaviors>
+          <w:behavior w:val="content"/>
+        </w:behaviors>
+        <w:guid w:val="{28601F64-3ACB-4141-9F10-59EC9CD545C4}"/>
+      </w:docPartPr>
+      <w:docPartBody>
+        <w:p>
+          <w:pPr>
+            <w:pStyle w:val="A6B5B55DF83F4037AF8E217EE5609166"/>
+          </w:pPr>
+          <w:r>
+            <w:t>Date</w:t>
+          </w:r>
+        </w:p>
+      </w:docPartBody>
+    </w:docPart>
+    <w:docPart>
+      <w:docPartPr>
+        <w:name w:val="D47F4990ABF942949E78C25F5B68F6C4"/>
+        <w:category>
+          <w:name w:val="General"/>
+          <w:gallery w:val="placeholder"/>
+        </w:category>
+        <w:types>
+          <w:type w:val="bbPlcHdr"/>
+        </w:types>
+        <w:behaviors>
+          <w:behavior w:val="content"/>
+        </w:behaviors>
+        <w:guid w:val="{F76D1E97-E9BE-44B2-B67F-6EFCF58797F6}"/>
+      </w:docPartPr>
+      <w:docPartBody>
+        <w:p>
+          <w:pPr>
+            <w:pStyle w:val="D47F4990ABF942949E78C25F5B68F6C4"/>
+          </w:pPr>
+          <w:r>
+            <w:t>Time</w:t>
+          </w:r>
+        </w:p>
+      </w:docPartBody>
+    </w:docPart>
+    <w:docPart>
+      <w:docPartPr>
+        <w:name w:val="0C7F839C542847AEB88F9FE47DD91A8A"/>
+        <w:category>
+          <w:name w:val="General"/>
+          <w:gallery w:val="placeholder"/>
+        </w:category>
+        <w:types>
+          <w:type w:val="bbPlcHdr"/>
+        </w:types>
+        <w:behaviors>
+          <w:behavior w:val="content"/>
+        </w:behaviors>
+        <w:guid w:val="{F8631DF2-06E6-4290-A264-CF65E8E83145}"/>
+      </w:docPartPr>
+      <w:docPartBody>
+        <w:p>
+          <w:pPr>
+            <w:pStyle w:val="0C7F839C542847AEB88F9FE47DD91A8A"/>
+          </w:pPr>
+          <w:r>
+            <w:t>Meeting called to order by</w:t>
+          </w:r>
+        </w:p>
+      </w:docPartBody>
+    </w:docPart>
+    <w:docPart>
+      <w:docPartPr>
+        <w:name w:val="7DEF059C7ADE445794E90595430DA75A"/>
+        <w:category>
+          <w:name w:val="General"/>
+          <w:gallery w:val="placeholder"/>
+        </w:category>
+        <w:types>
+          <w:type w:val="bbPlcHdr"/>
+        </w:types>
+        <w:behaviors>
+          <w:behavior w:val="content"/>
+        </w:behaviors>
+        <w:guid w:val="{09AB4CE8-799C-4C19-A13B-3FBC47CC8F4E}"/>
+      </w:docPartPr>
+      <w:docPartBody>
+        <w:p>
+          <w:pPr>
+            <w:pStyle w:val="7DEF059C7ADE445794E90595430DA75A"/>
+          </w:pPr>
+          <w:r>
+            <w:t>In attendance</w:t>
+          </w:r>
+        </w:p>
+      </w:docPartBody>
+    </w:docPart>
+    <w:docPart>
+      <w:docPartPr>
+        <w:name w:val="C01714948B074741ADC92B7C32374763"/>
+        <w:category>
+          <w:name w:val="General"/>
+          <w:gallery w:val="placeholder"/>
+        </w:category>
+        <w:types>
+          <w:type w:val="bbPlcHdr"/>
+        </w:types>
+        <w:behaviors>
+          <w:behavior w:val="content"/>
+        </w:behaviors>
+        <w:guid w:val="{4E88531A-A371-4841-AD8F-56F4DC6DA667}"/>
+      </w:docPartPr>
+      <w:docPartBody>
+        <w:p>
+          <w:pPr>
+            <w:pStyle w:val="C01714948B074741ADC92B7C32374763"/>
+          </w:pPr>
+          <w:r>
+            <w:rPr>
+              <w14:textOutline w14:w="9525" w14:cap="rnd" w14:cmpd="sng" w14:algn="ctr">
+                <w14:noFill/>
+                <w14:prstDash w14:val="solid"/>
+                <w14:bevel/>
+              </w14:textOutline>
+            </w:rPr>
+            <w:t>Minutes</w:t>
+          </w:r>
+        </w:p>
+      </w:docPartBody>
+    </w:docPart>
+    <w:docPart>
+      <w:docPartPr>
+        <w:name w:val="C89C6F5AADE44781854694D8D8C2DB2D"/>
+        <w:category>
+          <w:name w:val="General"/>
+          <w:gallery w:val="placeholder"/>
+        </w:category>
+        <w:types>
+          <w:type w:val="bbPlcHdr"/>
+        </w:types>
+        <w:behaviors>
+          <w:behavior w:val="content"/>
+        </w:behaviors>
+        <w:guid w:val="{BE21594A-FE4C-4224-B675-6B8F1A04477E}"/>
+      </w:docPartPr>
+      <w:docPartBody>
+        <w:p>
+          <w:pPr>
+            <w:pStyle w:val="C89C6F5AADE44781854694D8D8C2DB2D"/>
+          </w:pPr>
+          <w:r>
+            <w:t>Date</w:t>
+          </w:r>
+        </w:p>
+      </w:docPartBody>
+    </w:docPart>
+    <w:docPart>
+      <w:docPartPr>
+        <w:name w:val="B8E7A28A3EEE449FB7D42601BE3F1213"/>
+        <w:category>
+          <w:name w:val="General"/>
+          <w:gallery w:val="placeholder"/>
+        </w:category>
+        <w:types>
+          <w:type w:val="bbPlcHdr"/>
+        </w:types>
+        <w:behaviors>
+          <w:behavior w:val="content"/>
+        </w:behaviors>
+        <w:guid w:val="{30E29834-912D-4C7C-A038-1A8077DFD2B3}"/>
+      </w:docPartPr>
+      <w:docPartBody>
+        <w:p>
+          <w:pPr>
+            <w:pStyle w:val="B8E7A28A3EEE449FB7D42601BE3F1213"/>
+          </w:pPr>
+          <w:r>
+            <w:t>Time</w:t>
+          </w:r>
+        </w:p>
+      </w:docPartBody>
+    </w:docPart>
+    <w:docPart>
+      <w:docPartPr>
+        <w:name w:val="D689321555914E9D907DD659027B54EA"/>
+        <w:category>
+          <w:name w:val="General"/>
+          <w:gallery w:val="placeholder"/>
+        </w:category>
+        <w:types>
+          <w:type w:val="bbPlcHdr"/>
+        </w:types>
+        <w:behaviors>
+          <w:behavior w:val="content"/>
+        </w:behaviors>
+        <w:guid w:val="{B1A40568-817F-4D49-A5A8-95A19F5F3A97}"/>
+      </w:docPartPr>
+      <w:docPartBody>
+        <w:p>
+          <w:pPr>
+            <w:pStyle w:val="D689321555914E9D907DD659027B54EA"/>
+          </w:pPr>
+          <w:r>
+            <w:t>Meeting called to order by</w:t>
+          </w:r>
+        </w:p>
+      </w:docPartBody>
+    </w:docPart>
+    <w:docPart>
+      <w:docPartPr>
+        <w:name w:val="0426523C9B5F4F51A86453448EE223BA"/>
+        <w:category>
+          <w:name w:val="General"/>
+          <w:gallery w:val="placeholder"/>
+        </w:category>
+        <w:types>
+          <w:type w:val="bbPlcHdr"/>
+        </w:types>
+        <w:behaviors>
+          <w:behavior w:val="content"/>
+        </w:behaviors>
+        <w:guid w:val="{8F8CE274-0C16-49DD-A90E-855907FB966E}"/>
+      </w:docPartPr>
+      <w:docPartBody>
+        <w:p>
+          <w:pPr>
+            <w:pStyle w:val="0426523C9B5F4F51A86453448EE223BA"/>
+          </w:pPr>
+          <w:r>
+            <w:t>In attendance</w:t>
+          </w:r>
+        </w:p>
+      </w:docPartBody>
+    </w:docPart>
   </w:docParts>
 </w:glossaryDocument>
 </file>
@@ -32310,14 +33994,17 @@
   <w:rsids>
     <w:rsidRoot w:val="00B3489F"/>
     <w:rsid w:val="00014361"/>
+    <w:rsid w:val="002B1F75"/>
     <w:rsid w:val="002F0064"/>
     <w:rsid w:val="00712E03"/>
     <w:rsid w:val="008041DA"/>
     <w:rsid w:val="00805217"/>
+    <w:rsid w:val="009D142C"/>
     <w:rsid w:val="00B20FE1"/>
     <w:rsid w:val="00B3489F"/>
     <w:rsid w:val="00C447D5"/>
     <w:rsid w:val="00CA76C5"/>
+    <w:rsid w:val="00CE696E"/>
     <w:rsid w:val="00D54119"/>
     <w:rsid w:val="00E24466"/>
     <w:rsid w:val="00FE01C6"/>
@@ -32774,9 +34461,9 @@
   <w:style w:type="paragraph" w:customStyle="1" w:styleId="CCAF26F5557745ECBAF2301AD5A36534">
     <w:name w:val="CCAF26F5557745ECBAF2301AD5A36534"/>
   </w:style>
-  <w:style w:type="paragraph" w:customStyle="1" w:styleId="5375BC7D6D8F4AA68B3B67CD2E6F4E76">
-    <w:name w:val="5375BC7D6D8F4AA68B3B67CD2E6F4E76"/>
-    <w:rsid w:val="00D54119"/>
+  <w:style w:type="paragraph" w:customStyle="1" w:styleId="04F4E8FF58984893B29C4DA7C782C934">
+    <w:name w:val="04F4E8FF58984893B29C4DA7C782C934"/>
+    <w:rsid w:val="009D142C"/>
     <w:rPr>
       <w:lang w:val="en-GB" w:eastAsia="en-GB"/>
     </w:rPr>
@@ -32816,53 +34503,65 @@
       <w14:ligatures w14:val="none"/>
     </w:rPr>
   </w:style>
-  <w:style w:type="paragraph" w:customStyle="1" w:styleId="26DB9322B2304DAF9BF04ACD02A8B16D">
-    <w:name w:val="26DB9322B2304DAF9BF04ACD02A8B16D"/>
-    <w:rsid w:val="00B3489F"/>
-  </w:style>
-  <w:style w:type="paragraph" w:customStyle="1" w:styleId="FA74C90B7EA3491C81F9D2F2A0D3CED4">
-    <w:name w:val="FA74C90B7EA3491C81F9D2F2A0D3CED4"/>
-    <w:rsid w:val="00B3489F"/>
-  </w:style>
-  <w:style w:type="paragraph" w:customStyle="1" w:styleId="300D5AC9D7D0420F905F4FC7D96A2001">
-    <w:name w:val="300D5AC9D7D0420F905F4FC7D96A2001"/>
-    <w:rsid w:val="00B3489F"/>
-  </w:style>
-  <w:style w:type="paragraph" w:customStyle="1" w:styleId="AA7C664436E1428FB6CCCDCC8E976EA0">
-    <w:name w:val="AA7C664436E1428FB6CCCDCC8E976EA0"/>
-    <w:rsid w:val="00B3489F"/>
-  </w:style>
-  <w:style w:type="paragraph" w:customStyle="1" w:styleId="C5A4F1DE167249C58B01408CCC82AE4B">
-    <w:name w:val="C5A4F1DE167249C58B01408CCC82AE4B"/>
-    <w:rsid w:val="008041DA"/>
+  <w:style w:type="paragraph" w:customStyle="1" w:styleId="FBE72B24190B43C399444D0C29C489DD">
+    <w:name w:val="FBE72B24190B43C399444D0C29C489DD"/>
+    <w:rsid w:val="009D142C"/>
     <w:rPr>
       <w:lang w:val="en-GB" w:eastAsia="en-GB"/>
     </w:rPr>
   </w:style>
-  <w:style w:type="paragraph" w:customStyle="1" w:styleId="15291633E76D4087BE9B432C7B96E0E8">
-    <w:name w:val="15291633E76D4087BE9B432C7B96E0E8"/>
-    <w:rsid w:val="008041DA"/>
+  <w:style w:type="paragraph" w:customStyle="1" w:styleId="172F631BC6F34C9F909EBECE35D819DD">
+    <w:name w:val="172F631BC6F34C9F909EBECE35D819DD"/>
+    <w:rsid w:val="009D142C"/>
     <w:rPr>
       <w:lang w:val="en-GB" w:eastAsia="en-GB"/>
     </w:rPr>
   </w:style>
-  <w:style w:type="paragraph" w:customStyle="1" w:styleId="B341DF0791C1416B88A43A9C1BDBE62F">
-    <w:name w:val="B341DF0791C1416B88A43A9C1BDBE62F"/>
-    <w:rsid w:val="008041DA"/>
+  <w:style w:type="paragraph" w:customStyle="1" w:styleId="941F26527F3B472F8A1331131CAA6B1E">
+    <w:name w:val="941F26527F3B472F8A1331131CAA6B1E"/>
+    <w:rsid w:val="009D142C"/>
     <w:rPr>
       <w:lang w:val="en-GB" w:eastAsia="en-GB"/>
     </w:rPr>
   </w:style>
-  <w:style w:type="paragraph" w:customStyle="1" w:styleId="F5B6C5F2324F407CBEDBC0F3BB01551A">
-    <w:name w:val="F5B6C5F2324F407CBEDBC0F3BB01551A"/>
-    <w:rsid w:val="008041DA"/>
+  <w:style w:type="paragraph" w:customStyle="1" w:styleId="06D2C2B46CF349A6949502C1A1DC9E08">
+    <w:name w:val="06D2C2B46CF349A6949502C1A1DC9E08"/>
+    <w:rsid w:val="009D142C"/>
     <w:rPr>
       <w:lang w:val="en-GB" w:eastAsia="en-GB"/>
     </w:rPr>
   </w:style>
-  <w:style w:type="paragraph" w:customStyle="1" w:styleId="DABDD998A722446792D48150FC3C0726">
-    <w:name w:val="DABDD998A722446792D48150FC3C0726"/>
-    <w:rsid w:val="008041DA"/>
+  <w:style w:type="paragraph" w:customStyle="1" w:styleId="2B5CDC7D2F0D4B37BD0A0F3DD735CAEB">
+    <w:name w:val="2B5CDC7D2F0D4B37BD0A0F3DD735CAEB"/>
+    <w:rsid w:val="009D142C"/>
+    <w:rPr>
+      <w:lang w:val="en-GB" w:eastAsia="en-GB"/>
+    </w:rPr>
+  </w:style>
+  <w:style w:type="paragraph" w:customStyle="1" w:styleId="A6B5B55DF83F4037AF8E217EE5609166">
+    <w:name w:val="A6B5B55DF83F4037AF8E217EE5609166"/>
+    <w:rsid w:val="009D142C"/>
+    <w:rPr>
+      <w:lang w:val="en-GB" w:eastAsia="en-GB"/>
+    </w:rPr>
+  </w:style>
+  <w:style w:type="paragraph" w:customStyle="1" w:styleId="D47F4990ABF942949E78C25F5B68F6C4">
+    <w:name w:val="D47F4990ABF942949E78C25F5B68F6C4"/>
+    <w:rsid w:val="009D142C"/>
+    <w:rPr>
+      <w:lang w:val="en-GB" w:eastAsia="en-GB"/>
+    </w:rPr>
+  </w:style>
+  <w:style w:type="paragraph" w:customStyle="1" w:styleId="0C7F839C542847AEB88F9FE47DD91A8A">
+    <w:name w:val="0C7F839C542847AEB88F9FE47DD91A8A"/>
+    <w:rsid w:val="009D142C"/>
+    <w:rPr>
+      <w:lang w:val="en-GB" w:eastAsia="en-GB"/>
+    </w:rPr>
+  </w:style>
+  <w:style w:type="paragraph" w:customStyle="1" w:styleId="7DEF059C7ADE445794E90595430DA75A">
+    <w:name w:val="7DEF059C7ADE445794E90595430DA75A"/>
+    <w:rsid w:val="009D142C"/>
     <w:rPr>
       <w:lang w:val="en-GB" w:eastAsia="en-GB"/>
     </w:rPr>
@@ -32902,37 +34601,37 @@
       <w:lang w:val="en-GB" w:eastAsia="en-GB"/>
     </w:rPr>
   </w:style>
-  <w:style w:type="paragraph" w:customStyle="1" w:styleId="5888A1E8059F475F9F211868A80AC826">
-    <w:name w:val="5888A1E8059F475F9F211868A80AC826"/>
-    <w:rsid w:val="008041DA"/>
+  <w:style w:type="paragraph" w:customStyle="1" w:styleId="C01714948B074741ADC92B7C32374763">
+    <w:name w:val="C01714948B074741ADC92B7C32374763"/>
+    <w:rsid w:val="009D142C"/>
     <w:rPr>
       <w:lang w:val="en-GB" w:eastAsia="en-GB"/>
     </w:rPr>
   </w:style>
-  <w:style w:type="paragraph" w:customStyle="1" w:styleId="7829436F053B42768CAE92ADD787424A">
-    <w:name w:val="7829436F053B42768CAE92ADD787424A"/>
-    <w:rsid w:val="008041DA"/>
+  <w:style w:type="paragraph" w:customStyle="1" w:styleId="C89C6F5AADE44781854694D8D8C2DB2D">
+    <w:name w:val="C89C6F5AADE44781854694D8D8C2DB2D"/>
+    <w:rsid w:val="009D142C"/>
     <w:rPr>
       <w:lang w:val="en-GB" w:eastAsia="en-GB"/>
     </w:rPr>
   </w:style>
-  <w:style w:type="paragraph" w:customStyle="1" w:styleId="ABF27E4A21FC4724817935D6E6F7BE34">
-    <w:name w:val="ABF27E4A21FC4724817935D6E6F7BE34"/>
-    <w:rsid w:val="008041DA"/>
+  <w:style w:type="paragraph" w:customStyle="1" w:styleId="B8E7A28A3EEE449FB7D42601BE3F1213">
+    <w:name w:val="B8E7A28A3EEE449FB7D42601BE3F1213"/>
+    <w:rsid w:val="009D142C"/>
     <w:rPr>
       <w:lang w:val="en-GB" w:eastAsia="en-GB"/>
     </w:rPr>
   </w:style>
-  <w:style w:type="paragraph" w:customStyle="1" w:styleId="7A127492A5B64024996326F0DA25F257">
-    <w:name w:val="7A127492A5B64024996326F0DA25F257"/>
-    <w:rsid w:val="008041DA"/>
+  <w:style w:type="paragraph" w:customStyle="1" w:styleId="D689321555914E9D907DD659027B54EA">
+    <w:name w:val="D689321555914E9D907DD659027B54EA"/>
+    <w:rsid w:val="009D142C"/>
     <w:rPr>
       <w:lang w:val="en-GB" w:eastAsia="en-GB"/>
     </w:rPr>
   </w:style>
-  <w:style w:type="paragraph" w:customStyle="1" w:styleId="1AC41AF8628E44E5A2D0134441C5D320">
-    <w:name w:val="1AC41AF8628E44E5A2D0134441C5D320"/>
-    <w:rsid w:val="008041DA"/>
+  <w:style w:type="paragraph" w:customStyle="1" w:styleId="0426523C9B5F4F51A86453448EE223BA">
+    <w:name w:val="0426523C9B5F4F51A86453448EE223BA"/>
+    <w:rsid w:val="009D142C"/>
     <w:rPr>
       <w:lang w:val="en-GB" w:eastAsia="en-GB"/>
     </w:rPr>
@@ -32967,41 +34666,6 @@
   </w:style>
   <w:style w:type="paragraph" w:customStyle="1" w:styleId="BDD6A8885F944792B481CD106FC44DE8">
     <w:name w:val="BDD6A8885F944792B481CD106FC44DE8"/>
-    <w:rsid w:val="008041DA"/>
-    <w:rPr>
-      <w:lang w:val="en-GB" w:eastAsia="en-GB"/>
-    </w:rPr>
-  </w:style>
-  <w:style w:type="paragraph" w:customStyle="1" w:styleId="4CB9074BB7914DB7B6BE5279553D00E8">
-    <w:name w:val="4CB9074BB7914DB7B6BE5279553D00E8"/>
-    <w:rsid w:val="008041DA"/>
-    <w:rPr>
-      <w:lang w:val="en-GB" w:eastAsia="en-GB"/>
-    </w:rPr>
-  </w:style>
-  <w:style w:type="paragraph" w:customStyle="1" w:styleId="AB41E207EDE4403A9FF98032D468DB94">
-    <w:name w:val="AB41E207EDE4403A9FF98032D468DB94"/>
-    <w:rsid w:val="008041DA"/>
-    <w:rPr>
-      <w:lang w:val="en-GB" w:eastAsia="en-GB"/>
-    </w:rPr>
-  </w:style>
-  <w:style w:type="paragraph" w:customStyle="1" w:styleId="8818A3AA38414B82A70177263422D9C6">
-    <w:name w:val="8818A3AA38414B82A70177263422D9C6"/>
-    <w:rsid w:val="008041DA"/>
-    <w:rPr>
-      <w:lang w:val="en-GB" w:eastAsia="en-GB"/>
-    </w:rPr>
-  </w:style>
-  <w:style w:type="paragraph" w:customStyle="1" w:styleId="C58DAE825F36422A90F3C967D440AC9D">
-    <w:name w:val="C58DAE825F36422A90F3C967D440AC9D"/>
-    <w:rsid w:val="008041DA"/>
-    <w:rPr>
-      <w:lang w:val="en-GB" w:eastAsia="en-GB"/>
-    </w:rPr>
-  </w:style>
-  <w:style w:type="paragraph" w:customStyle="1" w:styleId="A2495EAD661B4607A3C0D58FEB35A6DF">
-    <w:name w:val="A2495EAD661B4607A3C0D58FEB35A6DF"/>
     <w:rsid w:val="008041DA"/>
     <w:rPr>
       <w:lang w:val="en-GB" w:eastAsia="en-GB"/>
@@ -33268,15 +34932,6 @@
 </file>
 
 <file path=customXml/item1.xml><?xml version="1.0" encoding="utf-8"?>
-<?mso-contentType ?>
-<FormTemplates xmlns="http://schemas.microsoft.com/sharepoint/v3/contenttype/forms">
-  <Display>DocumentLibraryForm</Display>
-  <Edit>DocumentLibraryForm</Edit>
-  <New>DocumentLibraryForm</New>
-</FormTemplates>
-</file>
-
-<file path=customXml/item2.xml><?xml version="1.0" encoding="utf-8"?>
 <ct:contentTypeSchema xmlns:ct="http://schemas.microsoft.com/office/2006/metadata/contentType" xmlns:ma="http://schemas.microsoft.com/office/2006/metadata/properties/metaAttributes" ct:_="" ma:_="" ma:contentTypeName="Document" ma:contentTypeID="0x01010079F111ED35F8CC479449609E8A0923A6" ma:contentTypeVersion="26" ma:contentTypeDescription="Create a new document." ma:contentTypeScope="" ma:versionID="ac37c1753acd5e330d2062ccec26ea66">
   <xsd:schema xmlns:xsd="http://www.w3.org/2001/XMLSchema" xmlns:xs="http://www.w3.org/2001/XMLSchema" xmlns:p="http://schemas.microsoft.com/office/2006/metadata/properties" xmlns:ns1="http://schemas.microsoft.com/sharepoint/v3" xmlns:ns2="71af3243-3dd4-4a8d-8c0d-dd76da1f02a5" xmlns:ns3="16c05727-aa75-4e4a-9b5f-8a80a1165891" xmlns:ns4="230e9df3-be65-4c73-a93b-d1236ebd677e" targetNamespace="http://schemas.microsoft.com/office/2006/metadata/properties" ma:root="true" ma:fieldsID="3b340c7101c92c5120abd06486f94548" ns1:_="" ns2:_="" ns3:_="" ns4:_="">
     <xsd:import namespace="http://schemas.microsoft.com/sharepoint/v3"/>
@@ -33576,11 +35231,16 @@
 </ct:contentTypeSchema>
 </file>
 
-<file path=customXml/item3.xml><?xml version="1.0" encoding="utf-8"?>
-<b:Sources xmlns:b="http://schemas.openxmlformats.org/officeDocument/2006/bibliography" xmlns="http://schemas.openxmlformats.org/officeDocument/2006/bibliography" SelectedStyle="\APASixthEditionOfficeOnline.xsl" StyleName="APA" Version="6"/>
+<file path=customXml/item2.xml><?xml version="1.0" encoding="utf-8"?>
+<?mso-contentType ?>
+<FormTemplates xmlns="http://schemas.microsoft.com/sharepoint/v3/contenttype/forms">
+  <Display>DocumentLibraryForm</Display>
+  <Edit>DocumentLibraryForm</Edit>
+  <New>DocumentLibraryForm</New>
+</FormTemplates>
 </file>
 
-<file path=customXml/item4.xml><?xml version="1.0" encoding="utf-8"?>
+<file path=customXml/item3.xml><?xml version="1.0" encoding="utf-8"?>
 <p:properties xmlns:p="http://schemas.microsoft.com/office/2006/metadata/properties" xmlns:xsi="http://www.w3.org/2001/XMLSchema-instance" xmlns:pc="http://schemas.microsoft.com/office/infopath/2007/PartnerControls">
   <documentManagement>
     <_ip_UnifiedCompliancePolicyUIAction xmlns="http://schemas.microsoft.com/sharepoint/v3" xsi:nil="true"/>
@@ -33600,15 +35260,11 @@
 </p:properties>
 </file>
 
-<file path=customXml/itemProps1.xml><?xml version="1.0" encoding="utf-8"?>
-<ds:datastoreItem xmlns:ds="http://schemas.openxmlformats.org/officeDocument/2006/customXml" ds:itemID="{8B7E6206-F990-47C2-B521-D483779F1CBD}">
-  <ds:schemaRefs>
-    <ds:schemaRef ds:uri="http://schemas.microsoft.com/sharepoint/v3/contenttype/forms"/>
-  </ds:schemaRefs>
-</ds:datastoreItem>
+<file path=customXml/item4.xml><?xml version="1.0" encoding="utf-8"?>
+<b:Sources xmlns:b="http://schemas.openxmlformats.org/officeDocument/2006/bibliography" xmlns="http://schemas.openxmlformats.org/officeDocument/2006/bibliography" SelectedStyle="\APASixthEditionOfficeOnline.xsl" StyleName="APA" Version="6"/>
 </file>
 
-<file path=customXml/itemProps2.xml><?xml version="1.0" encoding="utf-8"?>
+<file path=customXml/itemProps1.xml><?xml version="1.0" encoding="utf-8"?>
 <ds:datastoreItem xmlns:ds="http://schemas.openxmlformats.org/officeDocument/2006/customXml" ds:itemID="{6818A6ED-9842-4C08-ADA8-03222138BF9F}">
   <ds:schemaRefs>
     <ds:schemaRef ds:uri="http://schemas.microsoft.com/office/2006/metadata/contentType"/>
@@ -33629,15 +35285,15 @@
 </ds:datastoreItem>
 </file>
 
-<file path=customXml/itemProps3.xml><?xml version="1.0" encoding="utf-8"?>
-<ds:datastoreItem xmlns:ds="http://schemas.openxmlformats.org/officeDocument/2006/customXml" ds:itemID="{FE1DB284-C493-46E3-A47D-EE83C460D9EE}">
+<file path=customXml/itemProps2.xml><?xml version="1.0" encoding="utf-8"?>
+<ds:datastoreItem xmlns:ds="http://schemas.openxmlformats.org/officeDocument/2006/customXml" ds:itemID="{8B7E6206-F990-47C2-B521-D483779F1CBD}">
   <ds:schemaRefs>
-    <ds:schemaRef ds:uri="http://schemas.openxmlformats.org/officeDocument/2006/bibliography"/>
+    <ds:schemaRef ds:uri="http://schemas.microsoft.com/sharepoint/v3/contenttype/forms"/>
   </ds:schemaRefs>
 </ds:datastoreItem>
 </file>
 
-<file path=customXml/itemProps4.xml><?xml version="1.0" encoding="utf-8"?>
+<file path=customXml/itemProps3.xml><?xml version="1.0" encoding="utf-8"?>
 <ds:datastoreItem xmlns:ds="http://schemas.openxmlformats.org/officeDocument/2006/customXml" ds:itemID="{246D8670-451A-464E-A64D-AF88C00BD449}">
   <ds:schemaRefs>
     <ds:schemaRef ds:uri="http://schemas.microsoft.com/office/2006/metadata/properties"/>
@@ -33647,4 +35303,12 @@
     <ds:schemaRef ds:uri="230e9df3-be65-4c73-a93b-d1236ebd677e"/>
   </ds:schemaRefs>
 </ds:datastoreItem>
+</file>
+
+<file path=customXml/itemProps4.xml><?xml version="1.0" encoding="utf-8"?>
+<ds:datastoreItem xmlns:ds="http://schemas.openxmlformats.org/officeDocument/2006/customXml" ds:itemID="{FE1DB284-C493-46E3-A47D-EE83C460D9EE}">
+  <ds:schemaRefs>
+    <ds:schemaRef ds:uri="http://schemas.openxmlformats.org/officeDocument/2006/bibliography"/>
+  </ds:schemaRefs>
+</ds:datastoreItem>
 </file>